--- a/mylabs/lab9/report.docx
+++ b/mylabs/lab9/report.docx
@@ -13,6 +13,7 @@
           <w:rFonts w:ascii="Times New Roman" w:hAnsi="Times New Roman" w:cs="Times New Roman"/>
           <w:rFonts w:ascii="Times New Roman" w:hAnsi="Times New Roman"/>
           <w:b/>
+          <w:i w:val="0"/>
           <w:sz w:val="24"/>
         </w:rPr>
         <w:t>МИНОБРНАУКИ РОССИИ</w:t>
@@ -29,6 +30,7 @@
           <w:rFonts w:ascii="Times New Roman" w:hAnsi="Times New Roman" w:cs="Times New Roman"/>
           <w:rFonts w:ascii="Times New Roman" w:hAnsi="Times New Roman"/>
           <w:b w:val="0"/>
+          <w:i w:val="0"/>
           <w:sz w:val="24"/>
         </w:rPr>
         <w:t>Федеральное государственное бюджетное образовательное учреждение высшего образования</w:t>
@@ -45,6 +47,7 @@
           <w:rFonts w:ascii="Times New Roman" w:hAnsi="Times New Roman" w:cs="Times New Roman"/>
           <w:rFonts w:ascii="Times New Roman" w:hAnsi="Times New Roman"/>
           <w:b/>
+          <w:i w:val="0"/>
           <w:sz w:val="28"/>
         </w:rPr>
         <w:t>НИЖЕГОРОДСКИЙ ГОСУДАРСТВЕННЫЙ ТЕХНИЧЕСКИЙ</w:t>
@@ -61,6 +64,7 @@
           <w:rFonts w:ascii="Times New Roman" w:hAnsi="Times New Roman" w:cs="Times New Roman"/>
           <w:rFonts w:ascii="Times New Roman" w:hAnsi="Times New Roman"/>
           <w:b/>
+          <w:i w:val="0"/>
           <w:sz w:val="28"/>
         </w:rPr>
         <w:t>УНИВЕРСИТЕТ им. Р.Е.АЛЕКСЕЕВА</w:t>
@@ -77,6 +81,7 @@
           <w:rFonts w:ascii="Times New Roman" w:hAnsi="Times New Roman" w:cs="Times New Roman"/>
           <w:rFonts w:ascii="Times New Roman" w:hAnsi="Times New Roman"/>
           <w:b w:val="0"/>
+          <w:i w:val="0"/>
           <w:sz w:val="24"/>
         </w:rPr>
         <w:t>Институт радиоэлектроники и информационных технологий</w:t>
@@ -93,6 +98,7 @@
           <w:rFonts w:ascii="Times New Roman" w:hAnsi="Times New Roman" w:cs="Times New Roman"/>
           <w:rFonts w:ascii="Times New Roman" w:hAnsi="Times New Roman"/>
           <w:b w:val="0"/>
+          <w:i w:val="0"/>
           <w:sz w:val="24"/>
         </w:rPr>
         <w:t>Кафедра «Информационная безопасность вычислительных систем и сетей»</w:t>
@@ -109,6 +115,7 @@
           <w:rFonts w:ascii="Times New Roman" w:hAnsi="Times New Roman" w:cs="Times New Roman"/>
           <w:rFonts w:ascii="Times New Roman" w:hAnsi="Times New Roman"/>
           <w:b/>
+          <w:i w:val="0"/>
           <w:sz w:val="28"/>
         </w:rPr>
         <w:t>«Создание GUI-приложения»</w:t>
@@ -125,6 +132,7 @@
           <w:rFonts w:ascii="Times New Roman" w:hAnsi="Times New Roman" w:cs="Times New Roman"/>
           <w:rFonts w:ascii="Times New Roman" w:hAnsi="Times New Roman"/>
           <w:b/>
+          <w:i w:val="0"/>
           <w:sz w:val="28"/>
         </w:rPr>
         <w:t>ОТЧЕТ</w:t>
@@ -135,185 +143,6 @@
         <w:spacing w:before="0" w:after="0" w:line="240" w:lineRule="auto"/>
         <w:ind w:firstLine="0"/>
         <w:jc w:val="center"/>
-      </w:pPr>
-      <w:r>
-        <w:rPr>
-          <w:rFonts w:ascii="Times New Roman" w:hAnsi="Times New Roman" w:cs="Times New Roman"/>
-          <w:rFonts w:ascii="Times New Roman" w:hAnsi="Times New Roman"/>
-          <w:b w:val="0"/>
-          <w:sz w:val="28"/>
-        </w:rPr>
-        <w:t>по лабораторной работе №9</w:t>
-      </w:r>
-    </w:p>
-    <w:p>
-      <w:pPr>
-        <w:spacing w:before="0" w:after="0" w:line="240" w:lineRule="auto"/>
-        <w:ind w:firstLine="0"/>
-        <w:jc w:val="center"/>
-      </w:pPr>
-      <w:r>
-        <w:rPr>
-          <w:rFonts w:ascii="Times New Roman" w:hAnsi="Times New Roman" w:cs="Times New Roman"/>
-          <w:rFonts w:ascii="Times New Roman" w:hAnsi="Times New Roman"/>
-          <w:b w:val="0"/>
-          <w:sz w:val="28"/>
-        </w:rPr>
-        <w:t>по дисциплине</w:t>
-      </w:r>
-    </w:p>
-    <w:p>
-      <w:pPr>
-        <w:spacing w:before="0" w:after="400" w:line="240" w:lineRule="auto"/>
-        <w:ind w:firstLine="0"/>
-        <w:jc w:val="center"/>
-      </w:pPr>
-      <w:r>
-        <w:rPr>
-          <w:rFonts w:ascii="Times New Roman" w:hAnsi="Times New Roman" w:cs="Times New Roman"/>
-          <w:rFonts w:ascii="Times New Roman" w:hAnsi="Times New Roman"/>
-          <w:b/>
-          <w:sz w:val="28"/>
-        </w:rPr>
-        <w:t>Скриптовые языки программирования</w:t>
-      </w:r>
-    </w:p>
-    <w:p>
-      <w:pPr>
-        <w:spacing w:before="40" w:after="40" w:line="240" w:lineRule="auto"/>
-        <w:ind w:firstLine="0"/>
-        <w:jc w:val="left"/>
-      </w:pPr>
-      <w:r>
-        <w:rPr>
-          <w:rFonts w:ascii="Times New Roman" w:hAnsi="Times New Roman" w:cs="Times New Roman"/>
-          <w:rFonts w:ascii="Times New Roman" w:hAnsi="Times New Roman"/>
-          <w:sz w:val="28"/>
-        </w:rPr>
-        <w:t xml:space="preserve">РУКОВОДИТЕЛЬ:  </w:t>
-      </w:r>
-      <w:r>
-        <w:rPr>
-          <w:rFonts w:ascii="Times New Roman" w:hAnsi="Times New Roman" w:cs="Times New Roman"/>
-          <w:rFonts w:ascii="Times New Roman" w:hAnsi="Times New Roman"/>
-          <w:sz w:val="28"/>
-        </w:rPr>
-        <w:t>Вайнбаум Д.А.</w:t>
-      </w:r>
-    </w:p>
-    <w:p>
-      <w:pPr>
-        <w:spacing w:before="40" w:after="40" w:line="240" w:lineRule="auto"/>
-        <w:ind w:firstLine="0"/>
-        <w:jc w:val="left"/>
-      </w:pPr>
-      <w:r>
-        <w:rPr>
-          <w:rFonts w:ascii="Times New Roman" w:hAnsi="Times New Roman" w:cs="Times New Roman"/>
-          <w:rFonts w:ascii="Times New Roman" w:hAnsi="Times New Roman"/>
-          <w:sz w:val="28"/>
-        </w:rPr>
-        <w:t xml:space="preserve">СТУДЕНТ:  </w:t>
-      </w:r>
-      <w:r>
-        <w:rPr>
-          <w:rFonts w:ascii="Times New Roman" w:hAnsi="Times New Roman" w:cs="Times New Roman"/>
-          <w:rFonts w:ascii="Times New Roman" w:hAnsi="Times New Roman"/>
-          <w:sz w:val="28"/>
-        </w:rPr>
-        <w:t>Аценкова М.В.</w:t>
-      </w:r>
-    </w:p>
-    <w:p>
-      <w:pPr>
-        <w:spacing w:before="80" w:after="0" w:line="240" w:lineRule="auto"/>
-        <w:ind w:firstLine="0"/>
-        <w:jc w:val="center"/>
-      </w:pPr>
-      <w:r>
-        <w:rPr>
-          <w:rFonts w:ascii="Times New Roman" w:hAnsi="Times New Roman" w:cs="Times New Roman"/>
-          <w:rFonts w:ascii="Times New Roman" w:hAnsi="Times New Roman"/>
-          <w:b w:val="0"/>
-          <w:sz w:val="28"/>
-        </w:rPr>
-        <w:t>Группа: С22-СИБ</w:t>
-      </w:r>
-    </w:p>
-    <w:p>
-      <w:pPr>
-        <w:spacing w:before="200" w:after="0" w:line="240" w:lineRule="auto"/>
-        <w:ind w:firstLine="0"/>
-        <w:jc w:val="center"/>
-      </w:pPr>
-      <w:r>
-        <w:rPr>
-          <w:rFonts w:ascii="Times New Roman" w:hAnsi="Times New Roman" w:cs="Times New Roman"/>
-          <w:rFonts w:ascii="Times New Roman" w:hAnsi="Times New Roman"/>
-          <w:b w:val="0"/>
-          <w:sz w:val="28"/>
-        </w:rPr>
-        <w:t>Работа защищена «___» ____________</w:t>
-      </w:r>
-    </w:p>
-    <w:p>
-      <w:pPr>
-        <w:spacing w:before="0" w:after="0" w:line="240" w:lineRule="auto"/>
-        <w:ind w:firstLine="0"/>
-        <w:jc w:val="center"/>
-      </w:pPr>
-      <w:r>
-        <w:rPr>
-          <w:rFonts w:ascii="Times New Roman" w:hAnsi="Times New Roman" w:cs="Times New Roman"/>
-          <w:rFonts w:ascii="Times New Roman" w:hAnsi="Times New Roman"/>
-          <w:b w:val="0"/>
-          <w:sz w:val="28"/>
-        </w:rPr>
-        <w:t>С оценкой ________________________</w:t>
-      </w:r>
-    </w:p>
-    <w:p>
-      <w:pPr>
-        <w:spacing w:before="400" w:after="0" w:line="240" w:lineRule="auto"/>
-        <w:ind w:firstLine="0"/>
-        <w:jc w:val="center"/>
-      </w:pPr>
-      <w:r>
-        <w:rPr>
-          <w:rFonts w:ascii="Times New Roman" w:hAnsi="Times New Roman" w:cs="Times New Roman"/>
-          <w:rFonts w:ascii="Times New Roman" w:hAnsi="Times New Roman"/>
-          <w:b w:val="0"/>
-          <w:sz w:val="28"/>
-        </w:rPr>
-        <w:t>Нижний Новгород 2026</w:t>
-      </w:r>
-    </w:p>
-    <w:p>
-      <w:r>
-        <w:br w:type="page"/>
-      </w:r>
-    </w:p>
-    <w:p>
-      <w:pPr>
-        <w:spacing w:before="120" w:after="60" w:line="360" w:lineRule="auto"/>
-        <w:ind w:firstLine="0"/>
-        <w:jc w:val="left"/>
-      </w:pPr>
-      <w:r>
-        <w:rPr>
-          <w:rFonts w:ascii="Times New Roman" w:hAnsi="Times New Roman" w:cs="Times New Roman"/>
-          <w:rFonts w:ascii="Times New Roman" w:hAnsi="Times New Roman"/>
-          <w:b/>
-          <w:sz w:val="28"/>
-        </w:rPr>
-        <w:t>Цель работы</w:t>
-      </w:r>
-    </w:p>
-    <w:p>
-      <w:pPr>
-        <w:spacing w:before="0" w:after="0" w:line="360" w:lineRule="auto"/>
-        <w:ind w:firstLine="709"/>
-        <w:jc w:val="left"/>
       </w:pPr>
       <w:r>
         <w:rPr>
@@ -323,14 +152,14 @@
           <w:i w:val="0"/>
           <w:sz w:val="28"/>
         </w:rPr>
-        <w:t>Цель работы: изучение основ разработки приложений с графическим пользовательским интерфейсом (GUI) и приобретение практических навыков создания desktop-приложений с использованием библиотеки Tkinter языка программирования Python.</w:t>
-      </w:r>
-    </w:p>
-    <w:p>
-      <w:pPr>
-        <w:spacing w:before="0" w:after="0" w:line="360" w:lineRule="auto"/>
-        <w:ind w:firstLine="709"/>
-        <w:jc w:val="left"/>
+        <w:t>по лабораторной работе №9</w:t>
+      </w:r>
+    </w:p>
+    <w:p>
+      <w:pPr>
+        <w:spacing w:before="0" w:after="0" w:line="240" w:lineRule="auto"/>
+        <w:ind w:firstLine="0"/>
+        <w:jc w:val="center"/>
       </w:pPr>
       <w:r>
         <w:rPr>
@@ -340,119 +169,30 @@
           <w:i w:val="0"/>
           <w:sz w:val="28"/>
         </w:rPr>
-        <w:t>В ходе выполнения работы необходимо решить следующие задачи:</w:t>
-      </w:r>
-    </w:p>
-    <w:p>
-      <w:pPr>
-        <w:spacing w:before="0" w:after="0" w:line="360" w:lineRule="auto"/>
-        <w:ind w:left="709" w:firstLine="0"/>
-        <w:jc w:val="left"/>
-      </w:pPr>
-      <w:r>
-        <w:rPr>
-          <w:rFonts w:ascii="Times New Roman" w:hAnsi="Times New Roman" w:cs="Times New Roman"/>
-          <w:rFonts w:ascii="Times New Roman" w:hAnsi="Times New Roman"/>
-          <w:sz w:val="28"/>
-        </w:rPr>
-        <w:t>– изучить принципы построения графических пользовательских интерфейсов и особенности событийно-ориентированного программирования;</w:t>
-      </w:r>
-    </w:p>
-    <w:p>
-      <w:pPr>
-        <w:spacing w:before="0" w:after="0" w:line="360" w:lineRule="auto"/>
-        <w:ind w:left="709" w:firstLine="0"/>
-        <w:jc w:val="left"/>
-      </w:pPr>
-      <w:r>
-        <w:rPr>
-          <w:rFonts w:ascii="Times New Roman" w:hAnsi="Times New Roman" w:cs="Times New Roman"/>
-          <w:rFonts w:ascii="Times New Roman" w:hAnsi="Times New Roman"/>
-          <w:sz w:val="28"/>
-        </w:rPr>
-        <w:t>– освоить работу с базовыми элементами интерфейса (виджетами: Label, Entry, Button, Listbox, Radiobutton, Text, Scrollbar);</w:t>
-      </w:r>
-    </w:p>
-    <w:p>
-      <w:pPr>
-        <w:spacing w:before="0" w:after="0" w:line="360" w:lineRule="auto"/>
-        <w:ind w:left="709" w:firstLine="0"/>
-        <w:jc w:val="left"/>
-      </w:pPr>
-      <w:r>
-        <w:rPr>
-          <w:rFonts w:ascii="Times New Roman" w:hAnsi="Times New Roman" w:cs="Times New Roman"/>
-          <w:rFonts w:ascii="Times New Roman" w:hAnsi="Times New Roman"/>
-          <w:sz w:val="28"/>
-        </w:rPr>
-        <w:t>– изучить способы размещения элементов с использованием менеджеров геометрии pack() и grid();</w:t>
-      </w:r>
-    </w:p>
-    <w:p>
-      <w:pPr>
-        <w:spacing w:before="0" w:after="0" w:line="360" w:lineRule="auto"/>
-        <w:ind w:left="709" w:firstLine="0"/>
-        <w:jc w:val="left"/>
-      </w:pPr>
-      <w:r>
-        <w:rPr>
-          <w:rFonts w:ascii="Times New Roman" w:hAnsi="Times New Roman" w:cs="Times New Roman"/>
-          <w:rFonts w:ascii="Times New Roman" w:hAnsi="Times New Roman"/>
-          <w:sz w:val="28"/>
-        </w:rPr>
-        <w:t>– разработать приложение с графическим интерфейсом для управления каталогом книжного магазина;</w:t>
-      </w:r>
-    </w:p>
-    <w:p>
-      <w:pPr>
-        <w:spacing w:before="0" w:after="0" w:line="360" w:lineRule="auto"/>
-        <w:ind w:left="709" w:firstLine="0"/>
-        <w:jc w:val="left"/>
-      </w:pPr>
-      <w:r>
-        <w:rPr>
-          <w:rFonts w:ascii="Times New Roman" w:hAnsi="Times New Roman" w:cs="Times New Roman"/>
-          <w:rFonts w:ascii="Times New Roman" w:hAnsi="Times New Roman"/>
-          <w:sz w:val="28"/>
-        </w:rPr>
-        <w:t>– реализовать обработку пользовательских событий с помощью функций-обработчиков;</w:t>
-      </w:r>
-    </w:p>
-    <w:p>
-      <w:pPr>
-        <w:spacing w:before="0" w:after="0" w:line="360" w:lineRule="auto"/>
-        <w:ind w:left="709" w:firstLine="0"/>
-        <w:jc w:val="left"/>
-      </w:pPr>
-      <w:r>
-        <w:rPr>
-          <w:rFonts w:ascii="Times New Roman" w:hAnsi="Times New Roman" w:cs="Times New Roman"/>
-          <w:rFonts w:ascii="Times New Roman" w:hAnsi="Times New Roman"/>
-          <w:sz w:val="28"/>
-        </w:rPr>
-        <w:t>– провести тестирование разработанного приложения.</w:t>
-      </w:r>
-    </w:p>
-    <w:p>
-      <w:pPr>
-        <w:spacing w:before="120" w:after="60" w:line="360" w:lineRule="auto"/>
+        <w:t>по дисциплине</w:t>
+      </w:r>
+    </w:p>
+    <w:p>
+      <w:pPr>
+        <w:spacing w:before="0" w:after="400" w:line="240" w:lineRule="auto"/>
         <w:ind w:firstLine="0"/>
-        <w:jc w:val="left"/>
+        <w:jc w:val="center"/>
       </w:pPr>
       <w:r>
         <w:rPr>
           <w:rFonts w:ascii="Times New Roman" w:hAnsi="Times New Roman" w:cs="Times New Roman"/>
           <w:rFonts w:ascii="Times New Roman" w:hAnsi="Times New Roman"/>
           <w:b/>
+          <w:i w:val="0"/>
           <w:sz w:val="28"/>
         </w:rPr>
-        <w:t>Теоретические сведения</w:t>
-      </w:r>
-    </w:p>
-    <w:p>
-      <w:pPr>
-        <w:spacing w:before="0" w:after="0" w:line="360" w:lineRule="auto"/>
-        <w:ind w:firstLine="709"/>
+        <w:t>Скриптовые языки программирования</w:t>
+      </w:r>
+    </w:p>
+    <w:p>
+      <w:pPr>
+        <w:spacing w:before="40" w:after="40" w:line="240" w:lineRule="auto"/>
+        <w:ind w:firstLine="0"/>
         <w:jc w:val="left"/>
       </w:pPr>
       <w:r>
@@ -463,15 +203,8 @@
           <w:i w:val="0"/>
           <w:sz w:val="28"/>
         </w:rPr>
-        <w:t>Графический пользовательский интерфейс (GUI) представляет собой способ взаимодействия пользователя с программой посредством визуальных элементов: окон, кнопок, полей ввода, списков и других компонентов. В отличие от консольных приложений, GUI делает работу с программой более наглядной и интуитивно понятной.</w:t>
-      </w:r>
-    </w:p>
-    <w:p>
-      <w:pPr>
-        <w:spacing w:before="0" w:after="0" w:line="360" w:lineRule="auto"/>
-        <w:ind w:firstLine="709"/>
-        <w:jc w:val="left"/>
-      </w:pPr>
+        <w:t xml:space="preserve">РУКОВОДИТЕЛЬ:  </w:t>
+      </w:r>
       <w:r>
         <w:rPr>
           <w:rFonts w:ascii="Times New Roman" w:hAnsi="Times New Roman" w:cs="Times New Roman"/>
@@ -480,29 +213,13 @@
           <w:i w:val="0"/>
           <w:sz w:val="28"/>
         </w:rPr>
-        <w:t>Ключевой особенностью GUI-приложений является событийно-ориентированное программирование: вместо последовательного выполнения программа ожидает действий пользователя (нажатие кнопки, ввод текста, выбор элемента) и реагирует на них через специальные функции-обработчики.</w:t>
-      </w:r>
-    </w:p>
-    <w:p>
-      <w:pPr>
-        <w:spacing w:before="80" w:after="40" w:line="360" w:lineRule="auto"/>
-        <w:ind w:firstLine="709"/>
-        <w:jc w:val="left"/>
-      </w:pPr>
-      <w:r>
-        <w:rPr>
-          <w:rFonts w:ascii="Times New Roman" w:hAnsi="Times New Roman" w:cs="Times New Roman"/>
-          <w:rFonts w:ascii="Times New Roman" w:hAnsi="Times New Roman"/>
-          <w:b/>
-          <w:sz w:val="28"/>
-        </w:rPr>
-        <w:t>Виджеты Tkinter</w:t>
-      </w:r>
-    </w:p>
-    <w:p>
-      <w:pPr>
-        <w:spacing w:before="0" w:after="0" w:line="360" w:lineRule="auto"/>
-        <w:ind w:firstLine="709"/>
+        <w:t>Вайнбаум Д.А.</w:t>
+      </w:r>
+    </w:p>
+    <w:p>
+      <w:pPr>
+        <w:spacing w:before="40" w:after="40" w:line="240" w:lineRule="auto"/>
+        <w:ind w:firstLine="0"/>
         <w:jc w:val="left"/>
       </w:pPr>
       <w:r>
@@ -513,151 +230,8 @@
           <w:i w:val="0"/>
           <w:sz w:val="28"/>
         </w:rPr>
-        <w:t>Основу графического интерфейса составляют виджеты — отдельные элементы управления. Tkinter является стандартной библиотекой Python и не требует дополнительной установки. К основным виджетам относятся:</w:t>
-      </w:r>
-    </w:p>
-    <w:p>
-      <w:pPr>
-        <w:spacing w:before="0" w:after="0" w:line="360" w:lineRule="auto"/>
-        <w:ind w:left="709" w:firstLine="0"/>
-        <w:jc w:val="left"/>
-      </w:pPr>
-      <w:r>
-        <w:rPr>
-          <w:rFonts w:ascii="Times New Roman" w:hAnsi="Times New Roman" w:cs="Times New Roman"/>
-          <w:rFonts w:ascii="Times New Roman" w:hAnsi="Times New Roman"/>
-          <w:sz w:val="28"/>
-        </w:rPr>
-        <w:t>– Label — метка для отображения текста или изображения;</w:t>
-      </w:r>
-    </w:p>
-    <w:p>
-      <w:pPr>
-        <w:spacing w:before="0" w:after="0" w:line="360" w:lineRule="auto"/>
-        <w:ind w:left="709" w:firstLine="0"/>
-        <w:jc w:val="left"/>
-      </w:pPr>
-      <w:r>
-        <w:rPr>
-          <w:rFonts w:ascii="Times New Roman" w:hAnsi="Times New Roman" w:cs="Times New Roman"/>
-          <w:rFonts w:ascii="Times New Roman" w:hAnsi="Times New Roman"/>
-          <w:sz w:val="28"/>
-        </w:rPr>
-        <w:t>– Button — кнопка для запуска функции-обработчика;</w:t>
-      </w:r>
-    </w:p>
-    <w:p>
-      <w:pPr>
-        <w:spacing w:before="0" w:after="0" w:line="360" w:lineRule="auto"/>
-        <w:ind w:left="709" w:firstLine="0"/>
-        <w:jc w:val="left"/>
-      </w:pPr>
-      <w:r>
-        <w:rPr>
-          <w:rFonts w:ascii="Times New Roman" w:hAnsi="Times New Roman" w:cs="Times New Roman"/>
-          <w:rFonts w:ascii="Times New Roman" w:hAnsi="Times New Roman"/>
-          <w:sz w:val="28"/>
-        </w:rPr>
-        <w:t>– Entry — однострочное поле ввода текста;</w:t>
-      </w:r>
-    </w:p>
-    <w:p>
-      <w:pPr>
-        <w:spacing w:before="0" w:after="0" w:line="360" w:lineRule="auto"/>
-        <w:ind w:left="709" w:firstLine="0"/>
-        <w:jc w:val="left"/>
-      </w:pPr>
-      <w:r>
-        <w:rPr>
-          <w:rFonts w:ascii="Times New Roman" w:hAnsi="Times New Roman" w:cs="Times New Roman"/>
-          <w:rFonts w:ascii="Times New Roman" w:hAnsi="Times New Roman"/>
-          <w:sz w:val="28"/>
-        </w:rPr>
-        <w:t>– Text — многострочное текстовое поле;</w:t>
-      </w:r>
-    </w:p>
-    <w:p>
-      <w:pPr>
-        <w:spacing w:before="0" w:after="0" w:line="360" w:lineRule="auto"/>
-        <w:ind w:left="709" w:firstLine="0"/>
-        <w:jc w:val="left"/>
-      </w:pPr>
-      <w:r>
-        <w:rPr>
-          <w:rFonts w:ascii="Times New Roman" w:hAnsi="Times New Roman" w:cs="Times New Roman"/>
-          <w:rFonts w:ascii="Times New Roman" w:hAnsi="Times New Roman"/>
-          <w:sz w:val="28"/>
-        </w:rPr>
-        <w:t>– Listbox — список с возможностью выбора элемента;</w:t>
-      </w:r>
-    </w:p>
-    <w:p>
-      <w:pPr>
-        <w:spacing w:before="0" w:after="0" w:line="360" w:lineRule="auto"/>
-        <w:ind w:left="709" w:firstLine="0"/>
-        <w:jc w:val="left"/>
-      </w:pPr>
-      <w:r>
-        <w:rPr>
-          <w:rFonts w:ascii="Times New Roman" w:hAnsi="Times New Roman" w:cs="Times New Roman"/>
-          <w:rFonts w:ascii="Times New Roman" w:hAnsi="Times New Roman"/>
-          <w:sz w:val="28"/>
-        </w:rPr>
-        <w:t>– Radiobutton — переключатель для выбора одного из нескольких вариантов;</w:t>
-      </w:r>
-    </w:p>
-    <w:p>
-      <w:pPr>
-        <w:spacing w:before="0" w:after="0" w:line="360" w:lineRule="auto"/>
-        <w:ind w:left="709" w:firstLine="0"/>
-        <w:jc w:val="left"/>
-      </w:pPr>
-      <w:r>
-        <w:rPr>
-          <w:rFonts w:ascii="Times New Roman" w:hAnsi="Times New Roman" w:cs="Times New Roman"/>
-          <w:rFonts w:ascii="Times New Roman" w:hAnsi="Times New Roman"/>
-          <w:sz w:val="28"/>
-        </w:rPr>
-        <w:t>– Combobox (ttk) — выпадающий список;</w:t>
-      </w:r>
-    </w:p>
-    <w:p>
-      <w:pPr>
-        <w:spacing w:before="0" w:after="0" w:line="360" w:lineRule="auto"/>
-        <w:ind w:left="709" w:firstLine="0"/>
-        <w:jc w:val="left"/>
-      </w:pPr>
-      <w:r>
-        <w:rPr>
-          <w:rFonts w:ascii="Times New Roman" w:hAnsi="Times New Roman" w:cs="Times New Roman"/>
-          <w:rFonts w:ascii="Times New Roman" w:hAnsi="Times New Roman"/>
-          <w:sz w:val="28"/>
-        </w:rPr>
-        <w:t>– Scrollbar — полоса прокрутки.</w:t>
-      </w:r>
-    </w:p>
-    <w:p>
-      <w:pPr>
-        <w:spacing w:before="80" w:after="40" w:line="360" w:lineRule="auto"/>
-        <w:ind w:firstLine="709"/>
-        <w:jc w:val="left"/>
-      </w:pPr>
-      <w:r>
-        <w:rPr>
-          <w:rFonts w:ascii="Times New Roman" w:hAnsi="Times New Roman" w:cs="Times New Roman"/>
-          <w:rFonts w:ascii="Times New Roman" w:hAnsi="Times New Roman"/>
-          <w:b/>
-          <w:sz w:val="28"/>
-        </w:rPr>
-        <w:t>Менеджеры геометрии</w:t>
-      </w:r>
-    </w:p>
-    <w:p>
-      <w:pPr>
-        <w:spacing w:before="0" w:after="0" w:line="360" w:lineRule="auto"/>
-        <w:ind w:firstLine="709"/>
-        <w:jc w:val="left"/>
-      </w:pPr>
+        <w:t xml:space="preserve">________________  </w:t>
+      </w:r>
       <w:r>
         <w:rPr>
           <w:rFonts w:ascii="Times New Roman" w:hAnsi="Times New Roman" w:cs="Times New Roman"/>
@@ -666,74 +240,19 @@
           <w:i w:val="0"/>
           <w:sz w:val="28"/>
         </w:rPr>
-        <w:t>Размещение элементов в окне осуществляется с помощью менеджеров геометрии:</w:t>
-      </w:r>
-    </w:p>
-    <w:p>
-      <w:pPr>
-        <w:spacing w:before="0" w:after="0" w:line="360" w:lineRule="auto"/>
-        <w:ind w:left="709" w:firstLine="0"/>
-        <w:jc w:val="left"/>
-      </w:pPr>
-      <w:r>
-        <w:rPr>
-          <w:rFonts w:ascii="Times New Roman" w:hAnsi="Times New Roman" w:cs="Times New Roman"/>
-          <w:rFonts w:ascii="Times New Roman" w:hAnsi="Times New Roman"/>
-          <w:sz w:val="28"/>
-        </w:rPr>
-        <w:t>– pack() — автоматическое последовательное размещение элементов;</w:t>
-      </w:r>
-    </w:p>
-    <w:p>
-      <w:pPr>
-        <w:spacing w:before="0" w:after="0" w:line="360" w:lineRule="auto"/>
-        <w:ind w:left="709" w:firstLine="0"/>
-        <w:jc w:val="left"/>
-      </w:pPr>
-      <w:r>
-        <w:rPr>
-          <w:rFonts w:ascii="Times New Roman" w:hAnsi="Times New Roman" w:cs="Times New Roman"/>
-          <w:rFonts w:ascii="Times New Roman" w:hAnsi="Times New Roman"/>
-          <w:sz w:val="28"/>
-        </w:rPr>
-        <w:t>– grid() — размещение по строкам и столбцам в виде таблицы;</w:t>
-      </w:r>
-    </w:p>
-    <w:p>
-      <w:pPr>
-        <w:spacing w:before="0" w:after="0" w:line="360" w:lineRule="auto"/>
-        <w:ind w:left="709" w:firstLine="0"/>
-        <w:jc w:val="left"/>
-      </w:pPr>
-      <w:r>
-        <w:rPr>
-          <w:rFonts w:ascii="Times New Roman" w:hAnsi="Times New Roman" w:cs="Times New Roman"/>
-          <w:rFonts w:ascii="Times New Roman" w:hAnsi="Times New Roman"/>
-          <w:sz w:val="28"/>
-        </w:rPr>
-        <w:t>– place() — точное позиционирование по пиксельным координатам.</w:t>
-      </w:r>
-    </w:p>
-    <w:p>
-      <w:pPr>
-        <w:spacing w:before="80" w:after="40" w:line="360" w:lineRule="auto"/>
-        <w:ind w:firstLine="709"/>
-        <w:jc w:val="left"/>
-      </w:pPr>
-      <w:r>
-        <w:rPr>
-          <w:rFonts w:ascii="Times New Roman" w:hAnsi="Times New Roman" w:cs="Times New Roman"/>
-          <w:rFonts w:ascii="Times New Roman" w:hAnsi="Times New Roman"/>
-          <w:b/>
-          <w:sz w:val="28"/>
-        </w:rPr>
-        <w:t>Обработка событий</w:t>
-      </w:r>
-    </w:p>
-    <w:p>
-      <w:pPr>
-        <w:spacing w:before="0" w:after="0" w:line="360" w:lineRule="auto"/>
-        <w:ind w:firstLine="709"/>
+        <w:t>(подпись)</w:t>
+      </w:r>
+    </w:p>
+    <w:p>
+      <w:pPr>
+        <w:spacing w:before="160" w:after="40" w:line="240" w:lineRule="auto"/>
+        <w:ind w:firstLine="0"/>
+      </w:pPr>
+    </w:p>
+    <w:p>
+      <w:pPr>
+        <w:spacing w:before="40" w:after="40" w:line="240" w:lineRule="auto"/>
+        <w:ind w:firstLine="0"/>
         <w:jc w:val="left"/>
       </w:pPr>
       <w:r>
@@ -744,45 +263,8 @@
           <w:i w:val="0"/>
           <w:sz w:val="28"/>
         </w:rPr>
-        <w:t>Привязка обработчиков к действиям пользователя осуществляется двумя способами:</w:t>
-      </w:r>
-    </w:p>
-    <w:p>
-      <w:pPr>
-        <w:spacing w:before="0" w:after="0" w:line="360" w:lineRule="auto"/>
-        <w:ind w:left="709" w:firstLine="0"/>
-        <w:jc w:val="left"/>
-      </w:pPr>
-      <w:r>
-        <w:rPr>
-          <w:rFonts w:ascii="Times New Roman" w:hAnsi="Times New Roman" w:cs="Times New Roman"/>
-          <w:rFonts w:ascii="Times New Roman" w:hAnsi="Times New Roman"/>
-          <w:sz w:val="28"/>
-        </w:rPr>
-        <w:t>– через параметр command: tk.Button(root, command=func) — срабатывает при нажатии;</w:t>
-      </w:r>
-    </w:p>
-    <w:p>
-      <w:pPr>
-        <w:spacing w:before="0" w:after="0" w:line="360" w:lineRule="auto"/>
-        <w:ind w:left="709" w:firstLine="0"/>
-        <w:jc w:val="left"/>
-      </w:pPr>
-      <w:r>
-        <w:rPr>
-          <w:rFonts w:ascii="Times New Roman" w:hAnsi="Times New Roman" w:cs="Times New Roman"/>
-          <w:rFonts w:ascii="Times New Roman" w:hAnsi="Times New Roman"/>
-          <w:sz w:val="28"/>
-        </w:rPr>
-        <w:t>– через метод bind(): widget.bind('&lt;Return&gt;', func) — обрабатывает события клавиатуры и мыши (например, нажатие клавиши Enter).</w:t>
-      </w:r>
-    </w:p>
-    <w:p>
-      <w:pPr>
-        <w:spacing w:before="0" w:after="0" w:line="360" w:lineRule="auto"/>
-        <w:ind w:firstLine="709"/>
-        <w:jc w:val="left"/>
-      </w:pPr>
+        <w:t xml:space="preserve">СТУДЕНТ:  </w:t>
+      </w:r>
       <w:r>
         <w:rPr>
           <w:rFonts w:ascii="Times New Roman" w:hAnsi="Times New Roman" w:cs="Times New Roman"/>
@@ -791,29 +273,13 @@
           <w:i w:val="0"/>
           <w:sz w:val="28"/>
         </w:rPr>
-        <w:t>Главный цикл обработки событий запускается командой root.mainloop() — без него окно приложения не будет ожидать действий пользователя.</w:t>
-      </w:r>
-    </w:p>
-    <w:p>
-      <w:pPr>
-        <w:spacing w:before="120" w:after="60" w:line="360" w:lineRule="auto"/>
+        <w:t>Аценкова М.В.</w:t>
+      </w:r>
+    </w:p>
+    <w:p>
+      <w:pPr>
+        <w:spacing w:before="40" w:after="40" w:line="240" w:lineRule="auto"/>
         <w:ind w:firstLine="0"/>
-        <w:jc w:val="left"/>
-      </w:pPr>
-      <w:r>
-        <w:rPr>
-          <w:rFonts w:ascii="Times New Roman" w:hAnsi="Times New Roman" w:cs="Times New Roman"/>
-          <w:rFonts w:ascii="Times New Roman" w:hAnsi="Times New Roman"/>
-          <w:b/>
-          <w:sz w:val="28"/>
-        </w:rPr>
-        <w:t>Постановка задачи</w:t>
-      </w:r>
-    </w:p>
-    <w:p>
-      <w:pPr>
-        <w:spacing w:before="0" w:after="0" w:line="360" w:lineRule="auto"/>
-        <w:ind w:firstLine="709"/>
         <w:jc w:val="left"/>
       </w:pPr>
       <w:r>
@@ -824,15 +290,8 @@
           <w:i w:val="0"/>
           <w:sz w:val="28"/>
         </w:rPr>
-        <w:t>В качестве предметной области выбран книжный магазин, каталог которого разрабатывался в рамках лабораторных работ №6–8. На основе ранее выбранной предметной области разрабатывается десктопное GUI-приложение для управления каталогом книг.</w:t>
-      </w:r>
-    </w:p>
-    <w:p>
-      <w:pPr>
-        <w:spacing w:before="0" w:after="0" w:line="360" w:lineRule="auto"/>
-        <w:ind w:firstLine="709"/>
-        <w:jc w:val="left"/>
-      </w:pPr>
+        <w:t xml:space="preserve">________________  </w:t>
+      </w:r>
       <w:r>
         <w:rPr>
           <w:rFonts w:ascii="Times New Roman" w:hAnsi="Times New Roman" w:cs="Times New Roman"/>
@@ -841,104 +300,13 @@
           <w:i w:val="0"/>
           <w:sz w:val="28"/>
         </w:rPr>
-        <w:t>Приложение должно обеспечивать следующий функционал:</w:t>
-      </w:r>
-    </w:p>
-    <w:p>
-      <w:pPr>
-        <w:spacing w:before="0" w:after="0" w:line="360" w:lineRule="auto"/>
-        <w:ind w:left="709" w:firstLine="0"/>
-        <w:jc w:val="left"/>
-      </w:pPr>
-      <w:r>
-        <w:rPr>
-          <w:rFonts w:ascii="Times New Roman" w:hAnsi="Times New Roman" w:cs="Times New Roman"/>
-          <w:rFonts w:ascii="Times New Roman" w:hAnsi="Times New Roman"/>
-          <w:sz w:val="28"/>
-        </w:rPr>
-        <w:t>– отображение полного каталога книг в виде списка;</w:t>
-      </w:r>
-    </w:p>
-    <w:p>
-      <w:pPr>
-        <w:spacing w:before="0" w:after="0" w:line="360" w:lineRule="auto"/>
-        <w:ind w:left="709" w:firstLine="0"/>
-        <w:jc w:val="left"/>
-      </w:pPr>
-      <w:r>
-        <w:rPr>
-          <w:rFonts w:ascii="Times New Roman" w:hAnsi="Times New Roman" w:cs="Times New Roman"/>
-          <w:rFonts w:ascii="Times New Roman" w:hAnsi="Times New Roman"/>
-          <w:sz w:val="28"/>
-        </w:rPr>
-        <w:t>– поиск книг по названию, автору или жанру с переключением режима поиска;</w:t>
-      </w:r>
-    </w:p>
-    <w:p>
-      <w:pPr>
-        <w:spacing w:before="0" w:after="0" w:line="360" w:lineRule="auto"/>
-        <w:ind w:left="709" w:firstLine="0"/>
-        <w:jc w:val="left"/>
-      </w:pPr>
-      <w:r>
-        <w:rPr>
-          <w:rFonts w:ascii="Times New Roman" w:hAnsi="Times New Roman" w:cs="Times New Roman"/>
-          <w:rFonts w:ascii="Times New Roman" w:hAnsi="Times New Roman"/>
-          <w:sz w:val="28"/>
-        </w:rPr>
-        <w:t>– добавление новой книги в каталог с валидацией всех полей;</w:t>
-      </w:r>
-    </w:p>
-    <w:p>
-      <w:pPr>
-        <w:spacing w:before="0" w:after="0" w:line="360" w:lineRule="auto"/>
-        <w:ind w:left="709" w:firstLine="0"/>
-        <w:jc w:val="left"/>
-      </w:pPr>
-      <w:r>
-        <w:rPr>
-          <w:rFonts w:ascii="Times New Roman" w:hAnsi="Times New Roman" w:cs="Times New Roman"/>
-          <w:rFonts w:ascii="Times New Roman" w:hAnsi="Times New Roman"/>
-          <w:sz w:val="28"/>
-        </w:rPr>
-        <w:t>– отображение справочной информации о жанрах каталога;</w:t>
-      </w:r>
-    </w:p>
-    <w:p>
-      <w:pPr>
-        <w:spacing w:before="0" w:after="0" w:line="360" w:lineRule="auto"/>
-        <w:ind w:left="709" w:firstLine="0"/>
-        <w:jc w:val="left"/>
-      </w:pPr>
-      <w:r>
-        <w:rPr>
-          <w:rFonts w:ascii="Times New Roman" w:hAnsi="Times New Roman" w:cs="Times New Roman"/>
-          <w:rFonts w:ascii="Times New Roman" w:hAnsi="Times New Roman"/>
-          <w:sz w:val="28"/>
-        </w:rPr>
-        <w:t>– обработку ошибочного ввода с информированием пользователя через messagebox.</w:t>
-      </w:r>
-    </w:p>
-    <w:p>
-      <w:pPr>
-        <w:spacing w:before="120" w:after="60" w:line="360" w:lineRule="auto"/>
+        <w:t>(подпись)</w:t>
+      </w:r>
+    </w:p>
+    <w:p>
+      <w:pPr>
+        <w:spacing w:before="40" w:line="240" w:lineRule="auto"/>
         <w:ind w:firstLine="0"/>
-        <w:jc w:val="left"/>
-      </w:pPr>
-      <w:r>
-        <w:rPr>
-          <w:rFonts w:ascii="Times New Roman" w:hAnsi="Times New Roman" w:cs="Times New Roman"/>
-          <w:rFonts w:ascii="Times New Roman" w:hAnsi="Times New Roman"/>
-          <w:b/>
-          <w:sz w:val="28"/>
-        </w:rPr>
-        <w:t>Проектирование приложения</w:t>
-      </w:r>
-    </w:p>
-    <w:p>
-      <w:pPr>
-        <w:spacing w:before="0" w:after="0" w:line="360" w:lineRule="auto"/>
-        <w:ind w:firstLine="709"/>
         <w:jc w:val="left"/>
       </w:pPr>
       <w:r>
@@ -949,14 +317,14 @@
           <w:i w:val="0"/>
           <w:sz w:val="28"/>
         </w:rPr>
-        <w:t>Основное окно приложения имеет размер 1000×580 пикселей и разделено на две функциональные области с помощью контейнеров Frame.</w:t>
-      </w:r>
-    </w:p>
-    <w:p>
-      <w:pPr>
-        <w:spacing w:before="0" w:after="0" w:line="360" w:lineRule="auto"/>
-        <w:ind w:firstLine="709"/>
-        <w:jc w:val="left"/>
+        <w:t xml:space="preserve">                    С22-СИБ  (шифр группы)</w:t>
+      </w:r>
+    </w:p>
+    <w:p>
+      <w:pPr>
+        <w:spacing w:before="200" w:after="0" w:line="240" w:lineRule="auto"/>
+        <w:ind w:firstLine="0"/>
+        <w:jc w:val="center"/>
       </w:pPr>
       <w:r>
         <w:rPr>
@@ -966,89 +334,14 @@
           <w:i w:val="0"/>
           <w:sz w:val="28"/>
         </w:rPr>
-        <w:t>Левая панель (left) — область поиска и отображения результатов — включает:</w:t>
-      </w:r>
-    </w:p>
-    <w:p>
-      <w:pPr>
-        <w:spacing w:before="0" w:after="0" w:line="360" w:lineRule="auto"/>
-        <w:ind w:left="709" w:firstLine="0"/>
-        <w:jc w:val="left"/>
-      </w:pPr>
-      <w:r>
-        <w:rPr>
-          <w:rFonts w:ascii="Times New Roman" w:hAnsi="Times New Roman" w:cs="Times New Roman"/>
-          <w:rFonts w:ascii="Times New Roman" w:hAnsi="Times New Roman"/>
-          <w:sz w:val="28"/>
-        </w:rPr>
-        <w:t>– строку поиска (Entry) с кнопками «Найти» и «✖ Очистить»;</w:t>
-      </w:r>
-    </w:p>
-    <w:p>
-      <w:pPr>
-        <w:spacing w:before="0" w:after="0" w:line="360" w:lineRule="auto"/>
-        <w:ind w:left="709" w:firstLine="0"/>
-        <w:jc w:val="left"/>
-      </w:pPr>
-      <w:r>
-        <w:rPr>
-          <w:rFonts w:ascii="Times New Roman" w:hAnsi="Times New Roman" w:cs="Times New Roman"/>
-          <w:rFonts w:ascii="Times New Roman" w:hAnsi="Times New Roman"/>
-          <w:sz w:val="28"/>
-        </w:rPr>
-        <w:t>– радиокнопки (Radiobutton) для выбора режима поиска: по названию, автору или жанру;</w:t>
-      </w:r>
-    </w:p>
-    <w:p>
-      <w:pPr>
-        <w:spacing w:before="0" w:after="0" w:line="360" w:lineRule="auto"/>
-        <w:ind w:left="709" w:firstLine="0"/>
-        <w:jc w:val="left"/>
-      </w:pPr>
-      <w:r>
-        <w:rPr>
-          <w:rFonts w:ascii="Times New Roman" w:hAnsi="Times New Roman" w:cs="Times New Roman"/>
-          <w:rFonts w:ascii="Times New Roman" w:hAnsi="Times New Roman"/>
-          <w:sz w:val="28"/>
-        </w:rPr>
-        <w:t>– кнопку «Показать все книги» для вывода полного каталога;</w:t>
-      </w:r>
-    </w:p>
-    <w:p>
-      <w:pPr>
-        <w:spacing w:before="0" w:after="0" w:line="360" w:lineRule="auto"/>
-        <w:ind w:left="709" w:firstLine="0"/>
-        <w:jc w:val="left"/>
-      </w:pPr>
-      <w:r>
-        <w:rPr>
-          <w:rFonts w:ascii="Times New Roman" w:hAnsi="Times New Roman" w:cs="Times New Roman"/>
-          <w:rFonts w:ascii="Times New Roman" w:hAnsi="Times New Roman"/>
-          <w:sz w:val="28"/>
-        </w:rPr>
-        <w:t>– Listbox со скроллбаром для отображения результатов поиска;</w:t>
-      </w:r>
-    </w:p>
-    <w:p>
-      <w:pPr>
-        <w:spacing w:before="0" w:after="0" w:line="360" w:lineRule="auto"/>
-        <w:ind w:left="709" w:firstLine="0"/>
-        <w:jc w:val="left"/>
-      </w:pPr>
-      <w:r>
-        <w:rPr>
-          <w:rFonts w:ascii="Times New Roman" w:hAnsi="Times New Roman" w:cs="Times New Roman"/>
-          <w:rFonts w:ascii="Times New Roman" w:hAnsi="Times New Roman"/>
-          <w:sz w:val="28"/>
-        </w:rPr>
-        <w:t>– строку статуса (Label) с количеством найденных/всего книг.</w:t>
-      </w:r>
-    </w:p>
-    <w:p>
-      <w:pPr>
-        <w:spacing w:before="0" w:after="0" w:line="360" w:lineRule="auto"/>
-        <w:ind w:firstLine="709"/>
-        <w:jc w:val="left"/>
+        <w:t>Работа защищена «___» ____________</w:t>
+      </w:r>
+    </w:p>
+    <w:p>
+      <w:pPr>
+        <w:spacing w:before="0" w:after="0" w:line="240" w:lineRule="auto"/>
+        <w:ind w:firstLine="0"/>
+        <w:jc w:val="center"/>
       </w:pPr>
       <w:r>
         <w:rPr>
@@ -1058,90 +351,14 @@
           <w:i w:val="0"/>
           <w:sz w:val="28"/>
         </w:rPr>
-        <w:t>Правая панель (right) — форма добавления книги — включает:</w:t>
-      </w:r>
-    </w:p>
-    <w:p>
-      <w:pPr>
-        <w:spacing w:before="0" w:after="0" w:line="360" w:lineRule="auto"/>
-        <w:ind w:left="709" w:firstLine="0"/>
-        <w:jc w:val="left"/>
-      </w:pPr>
-      <w:r>
-        <w:rPr>
-          <w:rFonts w:ascii="Times New Roman" w:hAnsi="Times New Roman" w:cs="Times New Roman"/>
-          <w:rFonts w:ascii="Times New Roman" w:hAnsi="Times New Roman"/>
-          <w:sz w:val="28"/>
-        </w:rPr>
-        <w:t>– поля ввода (Entry): Название, Автор, Год, Цена;</w:t>
-      </w:r>
-    </w:p>
-    <w:p>
-      <w:pPr>
-        <w:spacing w:before="0" w:after="0" w:line="360" w:lineRule="auto"/>
-        <w:ind w:left="709" w:firstLine="0"/>
-        <w:jc w:val="left"/>
-      </w:pPr>
-      <w:r>
-        <w:rPr>
-          <w:rFonts w:ascii="Times New Roman" w:hAnsi="Times New Roman" w:cs="Times New Roman"/>
-          <w:rFonts w:ascii="Times New Roman" w:hAnsi="Times New Roman"/>
-          <w:sz w:val="28"/>
-        </w:rPr>
-        <w:t>– выпадающий список (Combobox): Жанр;</w:t>
-      </w:r>
-    </w:p>
-    <w:p>
-      <w:pPr>
-        <w:spacing w:before="0" w:after="0" w:line="360" w:lineRule="auto"/>
-        <w:ind w:left="709" w:firstLine="0"/>
-        <w:jc w:val="left"/>
-      </w:pPr>
-      <w:r>
-        <w:rPr>
-          <w:rFonts w:ascii="Times New Roman" w:hAnsi="Times New Roman" w:cs="Times New Roman"/>
-          <w:rFonts w:ascii="Times New Roman" w:hAnsi="Times New Roman"/>
-          <w:sz w:val="28"/>
-        </w:rPr>
-        <w:t>– кнопку «Добавить в каталог»;</w:t>
-      </w:r>
-    </w:p>
-    <w:p>
-      <w:pPr>
-        <w:spacing w:before="0" w:after="0" w:line="360" w:lineRule="auto"/>
-        <w:ind w:left="709" w:firstLine="0"/>
-        <w:jc w:val="left"/>
-      </w:pPr>
-      <w:r>
-        <w:rPr>
-          <w:rFonts w:ascii="Times New Roman" w:hAnsi="Times New Roman" w:cs="Times New Roman"/>
-          <w:rFonts w:ascii="Times New Roman" w:hAnsi="Times New Roman"/>
-          <w:sz w:val="28"/>
-        </w:rPr>
-        <w:t>– текстовый блок (Text) со справочной информацией о жанрах.</w:t>
-      </w:r>
-    </w:p>
-    <w:p>
-      <w:pPr>
-        <w:spacing w:before="120" w:after="60" w:line="360" w:lineRule="auto"/>
+        <w:t>С оценкой ________________________</w:t>
+      </w:r>
+    </w:p>
+    <w:p>
+      <w:pPr>
+        <w:spacing w:before="400" w:after="0" w:line="240" w:lineRule="auto"/>
         <w:ind w:firstLine="0"/>
-        <w:jc w:val="left"/>
-      </w:pPr>
-      <w:r>
-        <w:rPr>
-          <w:rFonts w:ascii="Times New Roman" w:hAnsi="Times New Roman" w:cs="Times New Roman"/>
-          <w:rFonts w:ascii="Times New Roman" w:hAnsi="Times New Roman"/>
-          <w:b/>
-          <w:sz w:val="28"/>
-        </w:rPr>
-        <w:t>Реализация</w:t>
-      </w:r>
-    </w:p>
-    <w:p>
-      <w:pPr>
-        <w:spacing w:before="0" w:after="0" w:line="360" w:lineRule="auto"/>
-        <w:ind w:firstLine="709"/>
-        <w:jc w:val="left"/>
+        <w:jc w:val="center"/>
       </w:pPr>
       <w:r>
         <w:rPr>
@@ -1151,31 +368,30 @@
           <w:i w:val="0"/>
           <w:sz w:val="28"/>
         </w:rPr>
-        <w:t>Программная реализация выполнена на языке Python с использованием библиотеки Tkinter. Полный исходный код приведён в Приложении 1.</w:t>
-      </w:r>
-    </w:p>
-    <w:p>
-      <w:pPr>
-        <w:spacing w:before="80" w:after="40" w:line="360" w:lineRule="auto"/>
+        <w:t>Нижний Новгород 2026</w:t>
+      </w:r>
+    </w:p>
+    <w:p>
+      <w:r>
+        <w:br w:type="page"/>
+      </w:r>
+    </w:p>
+    <w:p>
+      <w:pPr>
+        <w:spacing w:line="360" w:lineRule="auto"/>
         <w:ind w:firstLine="709"/>
-        <w:jc w:val="left"/>
+        <w:jc w:val="both"/>
       </w:pPr>
       <w:r>
         <w:rPr>
           <w:rFonts w:ascii="Times New Roman" w:hAnsi="Times New Roman" w:cs="Times New Roman"/>
           <w:rFonts w:ascii="Times New Roman" w:hAnsi="Times New Roman"/>
           <w:b/>
+          <w:i w:val="0"/>
           <w:sz w:val="28"/>
         </w:rPr>
-        <w:t>Инициализация главного окна</w:t>
-      </w:r>
-    </w:p>
-    <w:p>
-      <w:pPr>
-        <w:spacing w:before="0" w:after="0" w:line="360" w:lineRule="auto"/>
-        <w:ind w:firstLine="709"/>
-        <w:jc w:val="left"/>
-      </w:pPr>
+        <w:t xml:space="preserve">Цель работы: </w:t>
+      </w:r>
       <w:r>
         <w:rPr>
           <w:rFonts w:ascii="Times New Roman" w:hAnsi="Times New Roman" w:cs="Times New Roman"/>
@@ -1184,7 +400,891 @@
           <w:i w:val="0"/>
           <w:sz w:val="28"/>
         </w:rPr>
-        <w:t>Главное окно создаётся с помощью tk.Tk(). Задаются заголовок, размер и цветовая схема. Для организации двухколоночной компоновки используется метод columnconfigure() с параметром weight.</w:t>
+        <w:t>изучить принципы разработки приложений с графическим пользовательским интерфейсом (GUI) на языке Python с использованием стандартной библиотеки Tkinter путём создания полнофункционального приложения для управления каталогом книжного магазина.</w:t>
+      </w:r>
+    </w:p>
+    <w:p>
+      <w:pPr>
+        <w:pStyle w:val="ListBullet"/>
+        <w:spacing w:line="360" w:lineRule="auto"/>
+        <w:jc w:val="both"/>
+      </w:pPr>
+      <w:r>
+        <w:rPr>
+          <w:rFonts w:ascii="Times New Roman" w:hAnsi="Times New Roman" w:cs="Times New Roman"/>
+          <w:rFonts w:ascii="Times New Roman" w:hAnsi="Times New Roman"/>
+          <w:b w:val="0"/>
+          <w:i w:val="0"/>
+          <w:sz w:val="28"/>
+        </w:rPr>
+        <w:t>изучить принципы событийно-ориентированного программирования и работы главного цикла обработки событий;</w:t>
+      </w:r>
+    </w:p>
+    <w:p>
+      <w:pPr>
+        <w:pStyle w:val="ListBullet"/>
+        <w:spacing w:line="360" w:lineRule="auto"/>
+        <w:jc w:val="both"/>
+      </w:pPr>
+      <w:r>
+        <w:rPr>
+          <w:rFonts w:ascii="Times New Roman" w:hAnsi="Times New Roman" w:cs="Times New Roman"/>
+          <w:rFonts w:ascii="Times New Roman" w:hAnsi="Times New Roman"/>
+          <w:b w:val="0"/>
+          <w:i w:val="0"/>
+          <w:sz w:val="28"/>
+        </w:rPr>
+        <w:t>освоить основные виджеты Tkinter: Label, Entry, Button, Radiobutton, Listbox, Combobox, Text, Scrollbar;</w:t>
+      </w:r>
+    </w:p>
+    <w:p>
+      <w:pPr>
+        <w:pStyle w:val="ListBullet"/>
+        <w:spacing w:line="360" w:lineRule="auto"/>
+        <w:jc w:val="both"/>
+      </w:pPr>
+      <w:r>
+        <w:rPr>
+          <w:rFonts w:ascii="Times New Roman" w:hAnsi="Times New Roman" w:cs="Times New Roman"/>
+          <w:rFonts w:ascii="Times New Roman" w:hAnsi="Times New Roman"/>
+          <w:b w:val="0"/>
+          <w:i w:val="0"/>
+          <w:sz w:val="28"/>
+        </w:rPr>
+        <w:t>изучить менеджеры геометрии pack() и grid() для размещения элементов в окне;</w:t>
+      </w:r>
+    </w:p>
+    <w:p>
+      <w:pPr>
+        <w:pStyle w:val="ListBullet"/>
+        <w:spacing w:line="360" w:lineRule="auto"/>
+        <w:jc w:val="both"/>
+      </w:pPr>
+      <w:r>
+        <w:rPr>
+          <w:rFonts w:ascii="Times New Roman" w:hAnsi="Times New Roman" w:cs="Times New Roman"/>
+          <w:rFonts w:ascii="Times New Roman" w:hAnsi="Times New Roman"/>
+          <w:b w:val="0"/>
+          <w:i w:val="0"/>
+          <w:sz w:val="28"/>
+        </w:rPr>
+        <w:t>разработать двухпанельное приложение для управления каталогом книжного магазина;</w:t>
+      </w:r>
+    </w:p>
+    <w:p>
+      <w:pPr>
+        <w:pStyle w:val="ListBullet"/>
+        <w:spacing w:line="360" w:lineRule="auto"/>
+        <w:jc w:val="both"/>
+      </w:pPr>
+      <w:r>
+        <w:rPr>
+          <w:rFonts w:ascii="Times New Roman" w:hAnsi="Times New Roman" w:cs="Times New Roman"/>
+          <w:rFonts w:ascii="Times New Roman" w:hAnsi="Times New Roman"/>
+          <w:b w:val="0"/>
+          <w:i w:val="0"/>
+          <w:sz w:val="28"/>
+        </w:rPr>
+        <w:t>реализовать функцию поиска книг по трём критериям: названию, автору и жанру;</w:t>
+      </w:r>
+    </w:p>
+    <w:p>
+      <w:pPr>
+        <w:pStyle w:val="ListBullet"/>
+        <w:spacing w:line="360" w:lineRule="auto"/>
+        <w:jc w:val="both"/>
+      </w:pPr>
+      <w:r>
+        <w:rPr>
+          <w:rFonts w:ascii="Times New Roman" w:hAnsi="Times New Roman" w:cs="Times New Roman"/>
+          <w:rFonts w:ascii="Times New Roman" w:hAnsi="Times New Roman"/>
+          <w:b w:val="0"/>
+          <w:i w:val="0"/>
+          <w:sz w:val="28"/>
+        </w:rPr>
+        <w:t>реализовать форму добавления новой книги с полной валидацией вводимых данных;</w:t>
+      </w:r>
+    </w:p>
+    <w:p>
+      <w:pPr>
+        <w:pStyle w:val="ListBullet"/>
+        <w:spacing w:line="360" w:lineRule="auto"/>
+        <w:jc w:val="both"/>
+      </w:pPr>
+      <w:r>
+        <w:rPr>
+          <w:rFonts w:ascii="Times New Roman" w:hAnsi="Times New Roman" w:cs="Times New Roman"/>
+          <w:rFonts w:ascii="Times New Roman" w:hAnsi="Times New Roman"/>
+          <w:b w:val="0"/>
+          <w:i w:val="0"/>
+          <w:sz w:val="28"/>
+        </w:rPr>
+        <w:t>провести тестирование разработанного приложения и проверить обработку ошибочного ввода.</w:t>
+      </w:r>
+    </w:p>
+    <w:p>
+      <w:pPr>
+        <w:spacing w:before="160" w:after="80" w:line="360" w:lineRule="auto"/>
+        <w:ind w:firstLine="0"/>
+        <w:jc w:val="left"/>
+      </w:pPr>
+      <w:r>
+        <w:rPr>
+          <w:rFonts w:ascii="Times New Roman" w:hAnsi="Times New Roman" w:cs="Times New Roman"/>
+          <w:rFonts w:ascii="Times New Roman" w:hAnsi="Times New Roman"/>
+          <w:b/>
+          <w:i w:val="0"/>
+          <w:sz w:val="28"/>
+        </w:rPr>
+        <w:t>Теоретические сведения</w:t>
+      </w:r>
+    </w:p>
+    <w:p>
+      <w:pPr>
+        <w:spacing w:before="0" w:after="0" w:line="360" w:lineRule="auto"/>
+        <w:ind w:firstLine="709"/>
+        <w:jc w:val="both"/>
+      </w:pPr>
+      <w:r>
+        <w:rPr>
+          <w:rFonts w:ascii="Times New Roman" w:hAnsi="Times New Roman" w:cs="Times New Roman"/>
+          <w:rFonts w:ascii="Times New Roman" w:hAnsi="Times New Roman"/>
+          <w:b w:val="0"/>
+          <w:i w:val="0"/>
+          <w:sz w:val="28"/>
+        </w:rPr>
+        <w:t>Графический пользовательский интерфейс (GUI) — это способ взаимодействия пользователя с программой через визуальные элементы управления: окна, кнопки, поля ввода и списки. В отличие от консольных приложений, GUI-программы работают по принципу событийно-ориентированного программирования: программа не выполняется последовательно, а ожидает действий пользователя (нажатий клавиш, кликов мышью) и реагирует на них через функции-обработчики.</w:t>
+      </w:r>
+    </w:p>
+    <w:p>
+      <w:pPr>
+        <w:spacing w:before="120" w:after="40" w:line="360" w:lineRule="auto"/>
+        <w:ind w:firstLine="709"/>
+        <w:jc w:val="left"/>
+      </w:pPr>
+      <w:r>
+        <w:rPr>
+          <w:rFonts w:ascii="Times New Roman" w:hAnsi="Times New Roman" w:cs="Times New Roman"/>
+          <w:rFonts w:ascii="Times New Roman" w:hAnsi="Times New Roman"/>
+          <w:b/>
+          <w:i/>
+          <w:sz w:val="28"/>
+        </w:rPr>
+        <w:t>Библиотека Tkinter</w:t>
+      </w:r>
+    </w:p>
+    <w:p>
+      <w:pPr>
+        <w:spacing w:before="0" w:after="0" w:line="360" w:lineRule="auto"/>
+        <w:ind w:firstLine="709"/>
+        <w:jc w:val="both"/>
+      </w:pPr>
+      <w:r>
+        <w:rPr>
+          <w:rFonts w:ascii="Times New Roman" w:hAnsi="Times New Roman" w:cs="Times New Roman"/>
+          <w:rFonts w:ascii="Times New Roman" w:hAnsi="Times New Roman"/>
+          <w:b w:val="0"/>
+          <w:i w:val="0"/>
+          <w:sz w:val="28"/>
+        </w:rPr>
+        <w:t>Tkinter — стандартная библиотека Python для создания GUI-приложений, входящая в стандартный дистрибутив без необходимости дополнительной установки. Она является обёрткой над библиотекой Tk, написанной на языке Tcl. Приложение Tkinter строится путём создания корневого окна (tk.Tk()), добавления в него виджетов, привязки функций-обработчиков к событиям и запуска главного цикла root.mainloop(). Метод mainloop() блокирует выполнение программы и постоянно опрашивает очередь событий, передавая каждое событие соответствующему обработчику.</w:t>
+      </w:r>
+    </w:p>
+    <w:p>
+      <w:pPr>
+        <w:spacing w:before="120" w:after="40" w:line="360" w:lineRule="auto"/>
+        <w:ind w:firstLine="709"/>
+        <w:jc w:val="left"/>
+      </w:pPr>
+      <w:r>
+        <w:rPr>
+          <w:rFonts w:ascii="Times New Roman" w:hAnsi="Times New Roman" w:cs="Times New Roman"/>
+          <w:rFonts w:ascii="Times New Roman" w:hAnsi="Times New Roman"/>
+          <w:b/>
+          <w:i/>
+          <w:sz w:val="28"/>
+        </w:rPr>
+        <w:t>Виджеты Tkinter</w:t>
+      </w:r>
+    </w:p>
+    <w:p>
+      <w:pPr>
+        <w:spacing w:before="0" w:after="0" w:line="360" w:lineRule="auto"/>
+        <w:ind w:firstLine="709"/>
+        <w:jc w:val="both"/>
+      </w:pPr>
+      <w:r>
+        <w:rPr>
+          <w:rFonts w:ascii="Times New Roman" w:hAnsi="Times New Roman" w:cs="Times New Roman"/>
+          <w:rFonts w:ascii="Times New Roman" w:hAnsi="Times New Roman"/>
+          <w:b w:val="0"/>
+          <w:i w:val="0"/>
+          <w:sz w:val="28"/>
+        </w:rPr>
+        <w:t>Виджеты — это отдельные элементы управления графического интерфейса. В данной работе используются следующие стандартные виджеты:</w:t>
+      </w:r>
+    </w:p>
+    <w:p>
+      <w:pPr>
+        <w:pStyle w:val="ListBullet"/>
+        <w:spacing w:line="360" w:lineRule="auto"/>
+        <w:jc w:val="both"/>
+      </w:pPr>
+      <w:r>
+        <w:rPr>
+          <w:rFonts w:ascii="Times New Roman" w:hAnsi="Times New Roman" w:cs="Times New Roman"/>
+          <w:rFonts w:ascii="Times New Roman" w:hAnsi="Times New Roman"/>
+          <w:b w:val="0"/>
+          <w:i w:val="0"/>
+          <w:sz w:val="28"/>
+        </w:rPr>
+        <w:t>Label — метка для отображения текста (заголовки, подписи, статус);</w:t>
+      </w:r>
+    </w:p>
+    <w:p>
+      <w:pPr>
+        <w:pStyle w:val="ListBullet"/>
+        <w:spacing w:line="360" w:lineRule="auto"/>
+        <w:jc w:val="both"/>
+      </w:pPr>
+      <w:r>
+        <w:rPr>
+          <w:rFonts w:ascii="Times New Roman" w:hAnsi="Times New Roman" w:cs="Times New Roman"/>
+          <w:rFonts w:ascii="Times New Roman" w:hAnsi="Times New Roman"/>
+          <w:b w:val="0"/>
+          <w:i w:val="0"/>
+          <w:sz w:val="28"/>
+        </w:rPr>
+        <w:t>Entry — однострочное поле ввода текста (поиск, форма добавления);</w:t>
+      </w:r>
+    </w:p>
+    <w:p>
+      <w:pPr>
+        <w:pStyle w:val="ListBullet"/>
+        <w:spacing w:line="360" w:lineRule="auto"/>
+        <w:jc w:val="both"/>
+      </w:pPr>
+      <w:r>
+        <w:rPr>
+          <w:rFonts w:ascii="Times New Roman" w:hAnsi="Times New Roman" w:cs="Times New Roman"/>
+          <w:rFonts w:ascii="Times New Roman" w:hAnsi="Times New Roman"/>
+          <w:b w:val="0"/>
+          <w:i w:val="0"/>
+          <w:sz w:val="28"/>
+        </w:rPr>
+        <w:t>Button — кнопка, выполняющая команду при нажатии;</w:t>
+      </w:r>
+    </w:p>
+    <w:p>
+      <w:pPr>
+        <w:pStyle w:val="ListBullet"/>
+        <w:spacing w:line="360" w:lineRule="auto"/>
+        <w:jc w:val="both"/>
+      </w:pPr>
+      <w:r>
+        <w:rPr>
+          <w:rFonts w:ascii="Times New Roman" w:hAnsi="Times New Roman" w:cs="Times New Roman"/>
+          <w:rFonts w:ascii="Times New Roman" w:hAnsi="Times New Roman"/>
+          <w:b w:val="0"/>
+          <w:i w:val="0"/>
+          <w:sz w:val="28"/>
+        </w:rPr>
+        <w:t>Radiobutton — переключатель: позволяет выбрать один из нескольких вариантов;</w:t>
+      </w:r>
+    </w:p>
+    <w:p>
+      <w:pPr>
+        <w:pStyle w:val="ListBullet"/>
+        <w:spacing w:line="360" w:lineRule="auto"/>
+        <w:jc w:val="both"/>
+      </w:pPr>
+      <w:r>
+        <w:rPr>
+          <w:rFonts w:ascii="Times New Roman" w:hAnsi="Times New Roman" w:cs="Times New Roman"/>
+          <w:rFonts w:ascii="Times New Roman" w:hAnsi="Times New Roman"/>
+          <w:b w:val="0"/>
+          <w:i w:val="0"/>
+          <w:sz w:val="28"/>
+        </w:rPr>
+        <w:t>Listbox — список с возможностью прокрутки и выбора элементов;</w:t>
+      </w:r>
+    </w:p>
+    <w:p>
+      <w:pPr>
+        <w:pStyle w:val="ListBullet"/>
+        <w:spacing w:line="360" w:lineRule="auto"/>
+        <w:jc w:val="both"/>
+      </w:pPr>
+      <w:r>
+        <w:rPr>
+          <w:rFonts w:ascii="Times New Roman" w:hAnsi="Times New Roman" w:cs="Times New Roman"/>
+          <w:rFonts w:ascii="Times New Roman" w:hAnsi="Times New Roman"/>
+          <w:b w:val="0"/>
+          <w:i w:val="0"/>
+          <w:sz w:val="28"/>
+        </w:rPr>
+        <w:t>Scrollbar — полоса прокрутки, связанная с Listbox или Text;</w:t>
+      </w:r>
+    </w:p>
+    <w:p>
+      <w:pPr>
+        <w:pStyle w:val="ListBullet"/>
+        <w:spacing w:line="360" w:lineRule="auto"/>
+        <w:jc w:val="both"/>
+      </w:pPr>
+      <w:r>
+        <w:rPr>
+          <w:rFonts w:ascii="Times New Roman" w:hAnsi="Times New Roman" w:cs="Times New Roman"/>
+          <w:rFonts w:ascii="Times New Roman" w:hAnsi="Times New Roman"/>
+          <w:b w:val="0"/>
+          <w:i w:val="0"/>
+          <w:sz w:val="28"/>
+        </w:rPr>
+        <w:t>Text — многострочное текстовое поле (справочная информация);</w:t>
+      </w:r>
+    </w:p>
+    <w:p>
+      <w:pPr>
+        <w:pStyle w:val="ListBullet"/>
+        <w:spacing w:line="360" w:lineRule="auto"/>
+        <w:jc w:val="both"/>
+      </w:pPr>
+      <w:r>
+        <w:rPr>
+          <w:rFonts w:ascii="Times New Roman" w:hAnsi="Times New Roman" w:cs="Times New Roman"/>
+          <w:rFonts w:ascii="Times New Roman" w:hAnsi="Times New Roman"/>
+          <w:b w:val="0"/>
+          <w:i w:val="0"/>
+          <w:sz w:val="28"/>
+        </w:rPr>
+        <w:t>ttk.Combobox — выпадающий список из расширенного модуля ttk.</w:t>
+      </w:r>
+    </w:p>
+    <w:p>
+      <w:pPr>
+        <w:spacing w:before="120" w:after="40" w:line="360" w:lineRule="auto"/>
+        <w:ind w:firstLine="709"/>
+        <w:jc w:val="left"/>
+      </w:pPr>
+      <w:r>
+        <w:rPr>
+          <w:rFonts w:ascii="Times New Roman" w:hAnsi="Times New Roman" w:cs="Times New Roman"/>
+          <w:rFonts w:ascii="Times New Roman" w:hAnsi="Times New Roman"/>
+          <w:b/>
+          <w:i/>
+          <w:sz w:val="28"/>
+        </w:rPr>
+        <w:t>Менеджеры геометрии</w:t>
+      </w:r>
+    </w:p>
+    <w:p>
+      <w:pPr>
+        <w:spacing w:before="0" w:after="0" w:line="360" w:lineRule="auto"/>
+        <w:ind w:firstLine="709"/>
+        <w:jc w:val="both"/>
+      </w:pPr>
+      <w:r>
+        <w:rPr>
+          <w:rFonts w:ascii="Times New Roman" w:hAnsi="Times New Roman" w:cs="Times New Roman"/>
+          <w:rFonts w:ascii="Times New Roman" w:hAnsi="Times New Roman"/>
+          <w:b w:val="0"/>
+          <w:i w:val="0"/>
+          <w:sz w:val="28"/>
+        </w:rPr>
+        <w:t>Размещение виджетов в окне осуществляется тремя менеджерами геометрии. Метод pack() автоматически располагает виджеты по вертикали или горизонтали в порядке добавления, поддерживая параметры side (left/right/top/bottom), fill (x/y/both) и expand. Метод grid() делит контейнер на строки и столбцы и позволяет размещать виджеты в конкретную ячейку таблицы, что удобно для форм ввода. Метод place() задаёт точные координаты в пикселях. В данной работе используются оба метода: grid() для основного разделения на панели и pack() для размещения элементов внутри каждой панели.</w:t>
+      </w:r>
+    </w:p>
+    <w:p>
+      <w:pPr>
+        <w:spacing w:before="120" w:after="40" w:line="360" w:lineRule="auto"/>
+        <w:ind w:firstLine="709"/>
+        <w:jc w:val="left"/>
+      </w:pPr>
+      <w:r>
+        <w:rPr>
+          <w:rFonts w:ascii="Times New Roman" w:hAnsi="Times New Roman" w:cs="Times New Roman"/>
+          <w:rFonts w:ascii="Times New Roman" w:hAnsi="Times New Roman"/>
+          <w:b/>
+          <w:i/>
+          <w:sz w:val="28"/>
+        </w:rPr>
+        <w:t>Обработка событий и переменные Tkinter</w:t>
+      </w:r>
+    </w:p>
+    <w:p>
+      <w:pPr>
+        <w:spacing w:before="0" w:after="0" w:line="360" w:lineRule="auto"/>
+        <w:ind w:firstLine="709"/>
+        <w:jc w:val="both"/>
+      </w:pPr>
+      <w:r>
+        <w:rPr>
+          <w:rFonts w:ascii="Times New Roman" w:hAnsi="Times New Roman" w:cs="Times New Roman"/>
+          <w:rFonts w:ascii="Times New Roman" w:hAnsi="Times New Roman"/>
+          <w:b w:val="0"/>
+          <w:i w:val="0"/>
+          <w:sz w:val="28"/>
+        </w:rPr>
+        <w:t>Привязка обработчиков к действиям пользователя выполняется двумя способами: через параметр command виджета Button/Radiobutton — функция вызывается при нажатии, и через метод bind() — для обработки клавиатурных событий (например, search_entry.bind('&lt;Return&gt;', lambda e: search_books()) позволяет запускать поиск по нажатию Enter). Переменные Tkinter (StringVar) связывают состояние виджета со значением переменной: при изменении переменной виджет обновляется автоматически.</w:t>
+      </w:r>
+    </w:p>
+    <w:p>
+      <w:pPr>
+        <w:spacing w:before="160" w:after="80" w:line="360" w:lineRule="auto"/>
+        <w:ind w:firstLine="0"/>
+        <w:jc w:val="left"/>
+      </w:pPr>
+      <w:r>
+        <w:rPr>
+          <w:rFonts w:ascii="Times New Roman" w:hAnsi="Times New Roman" w:cs="Times New Roman"/>
+          <w:rFonts w:ascii="Times New Roman" w:hAnsi="Times New Roman"/>
+          <w:b/>
+          <w:i w:val="0"/>
+          <w:sz w:val="28"/>
+        </w:rPr>
+        <w:t>Постановка задачи</w:t>
+      </w:r>
+    </w:p>
+    <w:p>
+      <w:pPr>
+        <w:spacing w:before="0" w:after="0" w:line="360" w:lineRule="auto"/>
+        <w:ind w:firstLine="709"/>
+        <w:jc w:val="both"/>
+      </w:pPr>
+      <w:r>
+        <w:rPr>
+          <w:rFonts w:ascii="Times New Roman" w:hAnsi="Times New Roman" w:cs="Times New Roman"/>
+          <w:rFonts w:ascii="Times New Roman" w:hAnsi="Times New Roman"/>
+          <w:b w:val="0"/>
+          <w:i w:val="0"/>
+          <w:sz w:val="28"/>
+        </w:rPr>
+        <w:t>В качестве предметной области выбран книжный магазин. Начальный каталог содержит 10 книг русской классической литературы с атрибутами: название, автор, жанр, год издания и цена. Пользователь должен иметь возможность просматривать каталог, выполнять поиск и добавлять новые книги.</w:t>
+      </w:r>
+    </w:p>
+    <w:p>
+      <w:pPr>
+        <w:spacing w:before="0" w:after="0" w:line="360" w:lineRule="auto"/>
+        <w:ind w:firstLine="709"/>
+        <w:jc w:val="both"/>
+      </w:pPr>
+      <w:r>
+        <w:rPr>
+          <w:rFonts w:ascii="Times New Roman" w:hAnsi="Times New Roman" w:cs="Times New Roman"/>
+          <w:rFonts w:ascii="Times New Roman" w:hAnsi="Times New Roman"/>
+          <w:b w:val="0"/>
+          <w:i w:val="0"/>
+          <w:sz w:val="28"/>
+        </w:rPr>
+        <w:t>Приложение должно реализовывать следующий функционал:</w:t>
+      </w:r>
+    </w:p>
+    <w:p>
+      <w:pPr>
+        <w:pStyle w:val="ListBullet"/>
+        <w:spacing w:line="360" w:lineRule="auto"/>
+        <w:jc w:val="both"/>
+      </w:pPr>
+      <w:r>
+        <w:rPr>
+          <w:rFonts w:ascii="Times New Roman" w:hAnsi="Times New Roman" w:cs="Times New Roman"/>
+          <w:rFonts w:ascii="Times New Roman" w:hAnsi="Times New Roman"/>
+          <w:b w:val="0"/>
+          <w:i w:val="0"/>
+          <w:sz w:val="28"/>
+        </w:rPr>
+        <w:t>отображение полного каталога книг при запуске (функция show_all);</w:t>
+      </w:r>
+    </w:p>
+    <w:p>
+      <w:pPr>
+        <w:pStyle w:val="ListBullet"/>
+        <w:spacing w:line="360" w:lineRule="auto"/>
+        <w:jc w:val="both"/>
+      </w:pPr>
+      <w:r>
+        <w:rPr>
+          <w:rFonts w:ascii="Times New Roman" w:hAnsi="Times New Roman" w:cs="Times New Roman"/>
+          <w:rFonts w:ascii="Times New Roman" w:hAnsi="Times New Roman"/>
+          <w:b w:val="0"/>
+          <w:i w:val="0"/>
+          <w:sz w:val="28"/>
+        </w:rPr>
+        <w:t>поиск книг по одному из трёх критериев — названию, автору или жанру (функция search_books);</w:t>
+      </w:r>
+    </w:p>
+    <w:p>
+      <w:pPr>
+        <w:pStyle w:val="ListBullet"/>
+        <w:spacing w:line="360" w:lineRule="auto"/>
+        <w:jc w:val="both"/>
+      </w:pPr>
+      <w:r>
+        <w:rPr>
+          <w:rFonts w:ascii="Times New Roman" w:hAnsi="Times New Roman" w:cs="Times New Roman"/>
+          <w:rFonts w:ascii="Times New Roman" w:hAnsi="Times New Roman"/>
+          <w:b w:val="0"/>
+          <w:i w:val="0"/>
+          <w:sz w:val="28"/>
+        </w:rPr>
+        <w:t>очистка результатов поиска и сброс поля ввода (функция clear_search);</w:t>
+      </w:r>
+    </w:p>
+    <w:p>
+      <w:pPr>
+        <w:pStyle w:val="ListBullet"/>
+        <w:spacing w:line="360" w:lineRule="auto"/>
+        <w:jc w:val="both"/>
+      </w:pPr>
+      <w:r>
+        <w:rPr>
+          <w:rFonts w:ascii="Times New Roman" w:hAnsi="Times New Roman" w:cs="Times New Roman"/>
+          <w:rFonts w:ascii="Times New Roman" w:hAnsi="Times New Roman"/>
+          <w:b w:val="0"/>
+          <w:i w:val="0"/>
+          <w:sz w:val="28"/>
+        </w:rPr>
+        <w:t>добавление новой книги с валидацией: проверка непустых полей, корректного года (1000–2100) и положительной цены (функция add_book);</w:t>
+      </w:r>
+    </w:p>
+    <w:p>
+      <w:pPr>
+        <w:pStyle w:val="ListBullet"/>
+        <w:spacing w:line="360" w:lineRule="auto"/>
+        <w:jc w:val="both"/>
+      </w:pPr>
+      <w:r>
+        <w:rPr>
+          <w:rFonts w:ascii="Times New Roman" w:hAnsi="Times New Roman" w:cs="Times New Roman"/>
+          <w:rFonts w:ascii="Times New Roman" w:hAnsi="Times New Roman"/>
+          <w:b w:val="0"/>
+          <w:i w:val="0"/>
+          <w:sz w:val="28"/>
+        </w:rPr>
+        <w:t>динамическое обновление справочного блока жанров после добавления книги (функция refresh_info);</w:t>
+      </w:r>
+    </w:p>
+    <w:p>
+      <w:pPr>
+        <w:pStyle w:val="ListBullet"/>
+        <w:spacing w:line="360" w:lineRule="auto"/>
+        <w:jc w:val="both"/>
+      </w:pPr>
+      <w:r>
+        <w:rPr>
+          <w:rFonts w:ascii="Times New Roman" w:hAnsi="Times New Roman" w:cs="Times New Roman"/>
+          <w:rFonts w:ascii="Times New Roman" w:hAnsi="Times New Roman"/>
+          <w:b w:val="0"/>
+          <w:i w:val="0"/>
+          <w:sz w:val="28"/>
+        </w:rPr>
+        <w:t>вывод строки статуса с количеством найденных или всего книг.</w:t>
+      </w:r>
+    </w:p>
+    <w:p>
+      <w:pPr>
+        <w:spacing w:before="160" w:after="80" w:line="360" w:lineRule="auto"/>
+        <w:ind w:firstLine="0"/>
+        <w:jc w:val="left"/>
+      </w:pPr>
+      <w:r>
+        <w:rPr>
+          <w:rFonts w:ascii="Times New Roman" w:hAnsi="Times New Roman" w:cs="Times New Roman"/>
+          <w:rFonts w:ascii="Times New Roman" w:hAnsi="Times New Roman"/>
+          <w:b/>
+          <w:i w:val="0"/>
+          <w:sz w:val="28"/>
+        </w:rPr>
+        <w:t>Проектирование приложения</w:t>
+      </w:r>
+    </w:p>
+    <w:p>
+      <w:pPr>
+        <w:spacing w:before="0" w:after="0" w:line="360" w:lineRule="auto"/>
+        <w:ind w:firstLine="709"/>
+        <w:jc w:val="both"/>
+      </w:pPr>
+      <w:r>
+        <w:rPr>
+          <w:rFonts w:ascii="Times New Roman" w:hAnsi="Times New Roman" w:cs="Times New Roman"/>
+          <w:rFonts w:ascii="Times New Roman" w:hAnsi="Times New Roman"/>
+          <w:b w:val="0"/>
+          <w:i w:val="0"/>
+          <w:sz w:val="28"/>
+        </w:rPr>
+        <w:t>Главное окно приложения имеет фиксированный размер 1000×580 пикселей и разделено на две функциональные панели с помощью менеджера grid() с весами столбцов 3:1. Цветовая схема оформлена в сине-серой гамме: фон BG=#f0f4f8, акцентный цвет ACCENT=#4a90d9. Заголовок окна — «Книжный магазин — Каталог».</w:t>
+      </w:r>
+    </w:p>
+    <w:p>
+      <w:pPr>
+        <w:spacing w:before="0" w:after="0" w:line="360" w:lineRule="auto"/>
+        <w:ind w:firstLine="709"/>
+        <w:jc w:val="both"/>
+      </w:pPr>
+      <w:r>
+        <w:rPr>
+          <w:rFonts w:ascii="Times New Roman" w:hAnsi="Times New Roman" w:cs="Times New Roman"/>
+          <w:rFonts w:ascii="Times New Roman" w:hAnsi="Times New Roman"/>
+          <w:b w:val="0"/>
+          <w:i w:val="0"/>
+          <w:sz w:val="28"/>
+        </w:rPr>
+        <w:t>Левая панель (left, вес 3) — основная рабочая зона — содержит:</w:t>
+      </w:r>
+    </w:p>
+    <w:p>
+      <w:pPr>
+        <w:pStyle w:val="ListBullet"/>
+        <w:spacing w:line="360" w:lineRule="auto"/>
+        <w:jc w:val="both"/>
+      </w:pPr>
+      <w:r>
+        <w:rPr>
+          <w:rFonts w:ascii="Times New Roman" w:hAnsi="Times New Roman" w:cs="Times New Roman"/>
+          <w:rFonts w:ascii="Times New Roman" w:hAnsi="Times New Roman"/>
+          <w:b w:val="0"/>
+          <w:i w:val="0"/>
+          <w:sz w:val="28"/>
+        </w:rPr>
+        <w:t>заголовок «Книжный магазин — Каталог книг» (Label, акцентный цвет);</w:t>
+      </w:r>
+    </w:p>
+    <w:p>
+      <w:pPr>
+        <w:pStyle w:val="ListBullet"/>
+        <w:spacing w:line="360" w:lineRule="auto"/>
+        <w:jc w:val="both"/>
+      </w:pPr>
+      <w:r>
+        <w:rPr>
+          <w:rFonts w:ascii="Times New Roman" w:hAnsi="Times New Roman" w:cs="Times New Roman"/>
+          <w:rFonts w:ascii="Times New Roman" w:hAnsi="Times New Roman"/>
+          <w:b w:val="0"/>
+          <w:i w:val="0"/>
+          <w:sz w:val="28"/>
+        </w:rPr>
+        <w:t>строку поиска: поле Entry с привязкой &lt;Return&gt;, кнопки «Найти» и «✖ Очистить»;</w:t>
+      </w:r>
+    </w:p>
+    <w:p>
+      <w:pPr>
+        <w:pStyle w:val="ListBullet"/>
+        <w:spacing w:line="360" w:lineRule="auto"/>
+        <w:jc w:val="both"/>
+      </w:pPr>
+      <w:r>
+        <w:rPr>
+          <w:rFonts w:ascii="Times New Roman" w:hAnsi="Times New Roman" w:cs="Times New Roman"/>
+          <w:rFonts w:ascii="Times New Roman" w:hAnsi="Times New Roman"/>
+          <w:b w:val="0"/>
+          <w:i w:val="0"/>
+          <w:sz w:val="28"/>
+        </w:rPr>
+        <w:t>три радиокнопки (Radiobutton) для выбора режима поиска: по названию, автору или жанру;</w:t>
+      </w:r>
+    </w:p>
+    <w:p>
+      <w:pPr>
+        <w:pStyle w:val="ListBullet"/>
+        <w:spacing w:line="360" w:lineRule="auto"/>
+        <w:jc w:val="both"/>
+      </w:pPr>
+      <w:r>
+        <w:rPr>
+          <w:rFonts w:ascii="Times New Roman" w:hAnsi="Times New Roman" w:cs="Times New Roman"/>
+          <w:rFonts w:ascii="Times New Roman" w:hAnsi="Times New Roman"/>
+          <w:b w:val="0"/>
+          <w:i w:val="0"/>
+          <w:sz w:val="28"/>
+        </w:rPr>
+        <w:t>кнопку «Показать все книги» для вывода полного каталога;</w:t>
+      </w:r>
+    </w:p>
+    <w:p>
+      <w:pPr>
+        <w:pStyle w:val="ListBullet"/>
+        <w:spacing w:line="360" w:lineRule="auto"/>
+        <w:jc w:val="both"/>
+      </w:pPr>
+      <w:r>
+        <w:rPr>
+          <w:rFonts w:ascii="Times New Roman" w:hAnsi="Times New Roman" w:cs="Times New Roman"/>
+          <w:rFonts w:ascii="Times New Roman" w:hAnsi="Times New Roman"/>
+          <w:b w:val="0"/>
+          <w:i w:val="0"/>
+          <w:sz w:val="28"/>
+        </w:rPr>
+        <w:t>Listbox со связанным Scrollbar для отображения результатов (высота 16 строк);</w:t>
+      </w:r>
+    </w:p>
+    <w:p>
+      <w:pPr>
+        <w:pStyle w:val="ListBullet"/>
+        <w:spacing w:line="360" w:lineRule="auto"/>
+        <w:jc w:val="both"/>
+      </w:pPr>
+      <w:r>
+        <w:rPr>
+          <w:rFonts w:ascii="Times New Roman" w:hAnsi="Times New Roman" w:cs="Times New Roman"/>
+          <w:rFonts w:ascii="Times New Roman" w:hAnsi="Times New Roman"/>
+          <w:b w:val="0"/>
+          <w:i w:val="0"/>
+          <w:sz w:val="28"/>
+        </w:rPr>
+        <w:t>строку статуса (Label) с количеством найденных / всего книг.</w:t>
+      </w:r>
+    </w:p>
+    <w:p>
+      <w:pPr>
+        <w:spacing w:before="0" w:after="0" w:line="360" w:lineRule="auto"/>
+        <w:ind w:firstLine="709"/>
+        <w:jc w:val="both"/>
+      </w:pPr>
+      <w:r>
+        <w:rPr>
+          <w:rFonts w:ascii="Times New Roman" w:hAnsi="Times New Roman" w:cs="Times New Roman"/>
+          <w:rFonts w:ascii="Times New Roman" w:hAnsi="Times New Roman"/>
+          <w:b w:val="0"/>
+          <w:i w:val="0"/>
+          <w:sz w:val="28"/>
+        </w:rPr>
+        <w:t>Правая панель (right, вес 1) — форма добавления книги — содержит:</w:t>
+      </w:r>
+    </w:p>
+    <w:p>
+      <w:pPr>
+        <w:pStyle w:val="ListBullet"/>
+        <w:spacing w:line="360" w:lineRule="auto"/>
+        <w:jc w:val="both"/>
+      </w:pPr>
+      <w:r>
+        <w:rPr>
+          <w:rFonts w:ascii="Times New Roman" w:hAnsi="Times New Roman" w:cs="Times New Roman"/>
+          <w:rFonts w:ascii="Times New Roman" w:hAnsi="Times New Roman"/>
+          <w:b w:val="0"/>
+          <w:i w:val="0"/>
+          <w:sz w:val="28"/>
+        </w:rPr>
+        <w:t>четыре поля Entry: Название, Автор, Год, Цена (все обязательные, отмечены «*»);</w:t>
+      </w:r>
+    </w:p>
+    <w:p>
+      <w:pPr>
+        <w:pStyle w:val="ListBullet"/>
+        <w:spacing w:line="360" w:lineRule="auto"/>
+        <w:jc w:val="both"/>
+      </w:pPr>
+      <w:r>
+        <w:rPr>
+          <w:rFonts w:ascii="Times New Roman" w:hAnsi="Times New Roman" w:cs="Times New Roman"/>
+          <w:rFonts w:ascii="Times New Roman" w:hAnsi="Times New Roman"/>
+          <w:b w:val="0"/>
+          <w:i w:val="0"/>
+          <w:sz w:val="28"/>
+        </w:rPr>
+        <w:t>выпадающий список Combobox для выбора жанра (с возможностью ввода нового);</w:t>
+      </w:r>
+    </w:p>
+    <w:p>
+      <w:pPr>
+        <w:pStyle w:val="ListBullet"/>
+        <w:spacing w:line="360" w:lineRule="auto"/>
+        <w:jc w:val="both"/>
+      </w:pPr>
+      <w:r>
+        <w:rPr>
+          <w:rFonts w:ascii="Times New Roman" w:hAnsi="Times New Roman" w:cs="Times New Roman"/>
+          <w:rFonts w:ascii="Times New Roman" w:hAnsi="Times New Roman"/>
+          <w:b w:val="0"/>
+          <w:i w:val="0"/>
+          <w:sz w:val="28"/>
+        </w:rPr>
+        <w:t>кнопку «Добавить в каталог» (цвет ACCENT);</w:t>
+      </w:r>
+    </w:p>
+    <w:p>
+      <w:pPr>
+        <w:pStyle w:val="ListBullet"/>
+        <w:spacing w:line="360" w:lineRule="auto"/>
+        <w:jc w:val="both"/>
+      </w:pPr>
+      <w:r>
+        <w:rPr>
+          <w:rFonts w:ascii="Times New Roman" w:hAnsi="Times New Roman" w:cs="Times New Roman"/>
+          <w:rFonts w:ascii="Times New Roman" w:hAnsi="Times New Roman"/>
+          <w:b w:val="0"/>
+          <w:i w:val="0"/>
+          <w:sz w:val="28"/>
+        </w:rPr>
+        <w:t>справочный блок Text (высота 8 строк, только чтение) со списком жанров и их количеством.</w:t>
+      </w:r>
+    </w:p>
+    <w:p>
+      <w:pPr>
+        <w:spacing w:before="160" w:after="80" w:line="360" w:lineRule="auto"/>
+        <w:ind w:firstLine="0"/>
+        <w:jc w:val="left"/>
+      </w:pPr>
+      <w:r>
+        <w:rPr>
+          <w:rFonts w:ascii="Times New Roman" w:hAnsi="Times New Roman" w:cs="Times New Roman"/>
+          <w:rFonts w:ascii="Times New Roman" w:hAnsi="Times New Roman"/>
+          <w:b/>
+          <w:i w:val="0"/>
+          <w:sz w:val="28"/>
+        </w:rPr>
+        <w:t>Реализация</w:t>
+      </w:r>
+    </w:p>
+    <w:p>
+      <w:pPr>
+        <w:spacing w:before="0" w:after="0" w:line="360" w:lineRule="auto"/>
+        <w:ind w:firstLine="709"/>
+        <w:jc w:val="both"/>
+      </w:pPr>
+      <w:r>
+        <w:rPr>
+          <w:rFonts w:ascii="Times New Roman" w:hAnsi="Times New Roman" w:cs="Times New Roman"/>
+          <w:rFonts w:ascii="Times New Roman" w:hAnsi="Times New Roman"/>
+          <w:b w:val="0"/>
+          <w:i w:val="0"/>
+          <w:sz w:val="28"/>
+        </w:rPr>
+        <w:t>Программная реализация выполнена на языке Python 3 с использованием стандартной библиотеки Tkinter. Весь код размещён в одном файле main.py и организован в следующем порядке: данные каталога, функции-обработчики, построение интерфейса, запуск главного цикла.</w:t>
+      </w:r>
+    </w:p>
+    <w:p>
+      <w:pPr>
+        <w:spacing w:before="120" w:after="40" w:line="360" w:lineRule="auto"/>
+        <w:ind w:firstLine="709"/>
+        <w:jc w:val="left"/>
+      </w:pPr>
+      <w:r>
+        <w:rPr>
+          <w:rFonts w:ascii="Times New Roman" w:hAnsi="Times New Roman" w:cs="Times New Roman"/>
+          <w:rFonts w:ascii="Times New Roman" w:hAnsi="Times New Roman"/>
+          <w:b/>
+          <w:i/>
+          <w:sz w:val="28"/>
+        </w:rPr>
+        <w:t>Инициализация главного окна и цветовая схема</w:t>
+      </w:r>
+    </w:p>
+    <w:p>
+      <w:pPr>
+        <w:spacing w:before="0" w:after="0" w:line="360" w:lineRule="auto"/>
+        <w:ind w:firstLine="709"/>
+        <w:jc w:val="both"/>
+      </w:pPr>
+      <w:r>
+        <w:rPr>
+          <w:rFonts w:ascii="Times New Roman" w:hAnsi="Times New Roman" w:cs="Times New Roman"/>
+          <w:rFonts w:ascii="Times New Roman" w:hAnsi="Times New Roman"/>
+          <w:b w:val="0"/>
+          <w:i w:val="0"/>
+          <w:sz w:val="28"/>
+        </w:rPr>
+        <w:t>Корневое окно создаётся вызовом tk.Tk(). Размер задаётся строкой "1000x580", изменение размера заблокировано (resizable=False). Константы цветов и шрифтов вынесены в переменные BG, ACCENT, FONT_MAIN для единообразия оформления. Весовые коэффициенты столбцов задаются columnconfigure() для обеспечения корректного масштабирования панелей:</w:t>
       </w:r>
     </w:p>
     <w:p>
@@ -1294,7 +1394,7 @@
           <w:rFonts w:ascii="Courier New" w:hAnsi="Courier New"/>
           <w:sz w:val="20"/>
         </w:rPr>
-        <w:t>root.configure(bg=BG)</w:t>
+        <w:t xml:space="preserve"> </w:t>
       </w:r>
     </w:p>
     <w:p>
@@ -1316,7 +1416,7 @@
           <w:rFonts w:ascii="Courier New" w:hAnsi="Courier New"/>
           <w:sz w:val="20"/>
         </w:rPr>
-        <w:t>root.columnconfigure(0, weight=3)</w:t>
+        <w:t>BG         = "#f0f4f8"</w:t>
       </w:r>
     </w:p>
     <w:p>
@@ -1338,56 +1438,7 @@
           <w:rFonts w:ascii="Courier New" w:hAnsi="Courier New"/>
           <w:sz w:val="20"/>
         </w:rPr>
-        <w:t>root.columnconfigure(1, weight=1)</w:t>
-      </w:r>
-    </w:p>
-    <w:p>
-      <w:pPr>
-        <w:spacing w:before="40" w:after="120"/>
-        <w:ind w:firstLine="0"/>
-        <w:jc w:val="center"/>
-      </w:pPr>
-      <w:r>
-        <w:rPr>
-          <w:rFonts w:ascii="Times New Roman" w:hAnsi="Times New Roman" w:cs="Times New Roman"/>
-          <w:rFonts w:ascii="Times New Roman" w:hAnsi="Times New Roman"/>
-          <w:i/>
-          <w:sz w:val="24"/>
-        </w:rPr>
-        <w:t>Рис. 1. Фрагмент кода инициализации главного окна</w:t>
-      </w:r>
-    </w:p>
-    <w:p>
-      <w:pPr>
-        <w:spacing w:before="80" w:after="40" w:line="360" w:lineRule="auto"/>
-        <w:ind w:firstLine="709"/>
-        <w:jc w:val="left"/>
-      </w:pPr>
-      <w:r>
-        <w:rPr>
-          <w:rFonts w:ascii="Times New Roman" w:hAnsi="Times New Roman" w:cs="Times New Roman"/>
-          <w:rFonts w:ascii="Times New Roman" w:hAnsi="Times New Roman"/>
-          <w:b/>
-          <w:sz w:val="28"/>
-        </w:rPr>
-        <w:t>Разбивка на панели</w:t>
-      </w:r>
-    </w:p>
-    <w:p>
-      <w:pPr>
-        <w:spacing w:before="0" w:after="0" w:line="360" w:lineRule="auto"/>
-        <w:ind w:firstLine="709"/>
-        <w:jc w:val="left"/>
-      </w:pPr>
-      <w:r>
-        <w:rPr>
-          <w:rFonts w:ascii="Times New Roman" w:hAnsi="Times New Roman" w:cs="Times New Roman"/>
-          <w:rFonts w:ascii="Times New Roman" w:hAnsi="Times New Roman"/>
-          <w:b w:val="0"/>
-          <w:i w:val="0"/>
-          <w:sz w:val="28"/>
-        </w:rPr>
-        <w:t>Интерфейс разделён на две независимые области с помощью контейнеров Frame, размещённых по сетке. Левая панель содержит элементы поиска, правая — форму добавления. Параметр sticky="nsew" обеспечивает растяжение фреймов по всей доступной области.</w:t>
+        <w:t>ACCENT     = "#4a90d9"</w:t>
       </w:r>
     </w:p>
     <w:p>
@@ -1409,7 +1460,7 @@
           <w:rFonts w:ascii="Courier New" w:hAnsi="Courier New"/>
           <w:sz w:val="20"/>
         </w:rPr>
-        <w:t>left = tk.Frame(root, bg=BG)</w:t>
+        <w:t>BTN_FG     = "white"</w:t>
       </w:r>
     </w:p>
     <w:p>
@@ -1431,7 +1482,7 @@
           <w:rFonts w:ascii="Courier New" w:hAnsi="Courier New"/>
           <w:sz w:val="20"/>
         </w:rPr>
-        <w:t>left.grid(row=0, column=0, sticky="nsew", padx=15, pady=15)</w:t>
+        <w:t>FONT_MAIN  = ("Arial", 11)</w:t>
       </w:r>
     </w:p>
     <w:p>
@@ -1453,7 +1504,7 @@
           <w:rFonts w:ascii="Courier New" w:hAnsi="Courier New"/>
           <w:sz w:val="20"/>
         </w:rPr>
-        <w:t xml:space="preserve"> </w:t>
+        <w:t>FONT_BOLD  = ("Arial", 12, "bold")</w:t>
       </w:r>
     </w:p>
     <w:p>
@@ -1475,7 +1526,7 @@
           <w:rFonts w:ascii="Courier New" w:hAnsi="Courier New"/>
           <w:sz w:val="20"/>
         </w:rPr>
-        <w:t>right = tk.Frame(root, bg=BG, relief="groove", bd=1)</w:t>
+        <w:t>FONT_TITLE = ("Arial", 14, "bold")</w:t>
       </w:r>
     </w:p>
     <w:p>
@@ -1497,56 +1548,7 @@
           <w:rFonts w:ascii="Courier New" w:hAnsi="Courier New"/>
           <w:sz w:val="20"/>
         </w:rPr>
-        <w:t>right.grid(row=0, column=1, sticky="nsew", padx=(0, 15), pady=15)</w:t>
-      </w:r>
-    </w:p>
-    <w:p>
-      <w:pPr>
-        <w:spacing w:before="40" w:after="120"/>
-        <w:ind w:firstLine="0"/>
-        <w:jc w:val="center"/>
-      </w:pPr>
-      <w:r>
-        <w:rPr>
-          <w:rFonts w:ascii="Times New Roman" w:hAnsi="Times New Roman" w:cs="Times New Roman"/>
-          <w:rFonts w:ascii="Times New Roman" w:hAnsi="Times New Roman"/>
-          <w:i/>
-          <w:sz w:val="24"/>
-        </w:rPr>
-        <w:t>Рис. 2. Фрагмент кода создания панелей</w:t>
-      </w:r>
-    </w:p>
-    <w:p>
-      <w:pPr>
-        <w:spacing w:before="80" w:after="40" w:line="360" w:lineRule="auto"/>
-        <w:ind w:firstLine="709"/>
-        <w:jc w:val="left"/>
-      </w:pPr>
-      <w:r>
-        <w:rPr>
-          <w:rFonts w:ascii="Times New Roman" w:hAnsi="Times New Roman" w:cs="Times New Roman"/>
-          <w:rFonts w:ascii="Times New Roman" w:hAnsi="Times New Roman"/>
-          <w:b/>
-          <w:sz w:val="28"/>
-        </w:rPr>
-        <w:t>Список результатов со скроллом</w:t>
-      </w:r>
-    </w:p>
-    <w:p>
-      <w:pPr>
-        <w:spacing w:before="0" w:after="0" w:line="360" w:lineRule="auto"/>
-        <w:ind w:firstLine="709"/>
-        <w:jc w:val="left"/>
-      </w:pPr>
-      <w:r>
-        <w:rPr>
-          <w:rFonts w:ascii="Times New Roman" w:hAnsi="Times New Roman" w:cs="Times New Roman"/>
-          <w:rFonts w:ascii="Times New Roman" w:hAnsi="Times New Roman"/>
-          <w:b w:val="0"/>
-          <w:i w:val="0"/>
-          <w:sz w:val="28"/>
-        </w:rPr>
-        <w:t>Для отображения книг используется виджет Listbox, связанный с вертикальным Scrollbar. Двусторонняя синхронизация обеспечивается параметром yscrollcommand и методом command=result_list.yview.</w:t>
+        <w:t xml:space="preserve"> </w:t>
       </w:r>
     </w:p>
     <w:p>
@@ -1568,7 +1570,7 @@
           <w:rFonts w:ascii="Courier New" w:hAnsi="Courier New"/>
           <w:sz w:val="20"/>
         </w:rPr>
-        <w:t>sb = tk.Scrollbar(lf)</w:t>
+        <w:t>root.configure(bg=BG)</w:t>
       </w:r>
     </w:p>
     <w:p>
@@ -1590,7 +1592,7 @@
           <w:rFonts w:ascii="Courier New" w:hAnsi="Courier New"/>
           <w:sz w:val="20"/>
         </w:rPr>
-        <w:t>sb.pack(side="right", fill="y")</w:t>
+        <w:t>root.columnconfigure(0, weight=3)</w:t>
       </w:r>
     </w:p>
     <w:p>
@@ -1612,7 +1614,7 @@
           <w:rFonts w:ascii="Courier New" w:hAnsi="Courier New"/>
           <w:sz w:val="20"/>
         </w:rPr>
-        <w:t>result_list = tk.Listbox(lf, font=FONT_MAIN,</w:t>
+        <w:t>root.columnconfigure(1, weight=1)</w:t>
       </w:r>
     </w:p>
     <w:p>
@@ -1634,7 +1636,58 @@
           <w:rFonts w:ascii="Courier New" w:hAnsi="Courier New"/>
           <w:sz w:val="20"/>
         </w:rPr>
-        <w:t xml:space="preserve">                          yscrollcommand=sb.set, height=16,</w:t>
+        <w:t>root.rowconfigure(0, weight=1)</w:t>
+      </w:r>
+    </w:p>
+    <w:p>
+      <w:pPr>
+        <w:spacing w:before="40" w:after="120"/>
+        <w:ind w:firstLine="0"/>
+        <w:jc w:val="center"/>
+      </w:pPr>
+      <w:r>
+        <w:rPr>
+          <w:rFonts w:ascii="Times New Roman" w:hAnsi="Times New Roman" w:cs="Times New Roman"/>
+          <w:rFonts w:ascii="Times New Roman" w:hAnsi="Times New Roman"/>
+          <w:b w:val="0"/>
+          <w:i/>
+          <w:sz w:val="24"/>
+        </w:rPr>
+        <w:t>Рис. 1. Инициализация главного окна и цветовой схемы</w:t>
+      </w:r>
+    </w:p>
+    <w:p>
+      <w:pPr>
+        <w:spacing w:before="120" w:after="40" w:line="360" w:lineRule="auto"/>
+        <w:ind w:firstLine="709"/>
+        <w:jc w:val="left"/>
+      </w:pPr>
+      <w:r>
+        <w:rPr>
+          <w:rFonts w:ascii="Times New Roman" w:hAnsi="Times New Roman" w:cs="Times New Roman"/>
+          <w:rFonts w:ascii="Times New Roman" w:hAnsi="Times New Roman"/>
+          <w:b/>
+          <w:i/>
+          <w:sz w:val="28"/>
+        </w:rPr>
+        <w:t>Разбивка на панели</w:t>
+      </w:r>
+    </w:p>
+    <w:p>
+      <w:pPr>
+        <w:spacing w:before="0" w:after="0" w:line="360" w:lineRule="auto"/>
+        <w:ind w:firstLine="709"/>
+        <w:jc w:val="both"/>
+      </w:pPr>
+      <w:r>
+        <w:rPr>
+          <w:rFonts w:ascii="Times New Roman" w:hAnsi="Times New Roman" w:cs="Times New Roman"/>
+          <w:rFonts w:ascii="Times New Roman" w:hAnsi="Times New Roman"/>
+          <w:b w:val="0"/>
+          <w:i w:val="0"/>
+          <w:sz w:val="28"/>
+        </w:rPr>
+        <w:t>Интерфейс делится на две независимые области с помощью контейнеров Frame, размещённых через grid() в столбцах 0 и 1. Параметр sticky="nsew" растягивает панель на всё доступное пространство ячейки. Правая панель оформлена с рамкой (relief="groove") для визуального отделения от основной рабочей области:</w:t>
       </w:r>
     </w:p>
     <w:p>
@@ -1656,7 +1709,7 @@
           <w:rFonts w:ascii="Courier New" w:hAnsi="Courier New"/>
           <w:sz w:val="20"/>
         </w:rPr>
-        <w:t xml:space="preserve">                          selectbackground=ACCENT)</w:t>
+        <w:t># Левая панель — поиск и отображение результатов</w:t>
       </w:r>
     </w:p>
     <w:p>
@@ -1678,7 +1731,7 @@
           <w:rFonts w:ascii="Courier New" w:hAnsi="Courier New"/>
           <w:sz w:val="20"/>
         </w:rPr>
-        <w:t>result_list.pack(fill="both", expand=True)</w:t>
+        <w:t>left = tk.Frame(root, bg=BG)</w:t>
       </w:r>
     </w:p>
     <w:p>
@@ -1700,56 +1753,7 @@
           <w:rFonts w:ascii="Courier New" w:hAnsi="Courier New"/>
           <w:sz w:val="20"/>
         </w:rPr>
-        <w:t>sb.config(command=result_list.yview)</w:t>
-      </w:r>
-    </w:p>
-    <w:p>
-      <w:pPr>
-        <w:spacing w:before="40" w:after="120"/>
-        <w:ind w:firstLine="0"/>
-        <w:jc w:val="center"/>
-      </w:pPr>
-      <w:r>
-        <w:rPr>
-          <w:rFonts w:ascii="Times New Roman" w:hAnsi="Times New Roman" w:cs="Times New Roman"/>
-          <w:rFonts w:ascii="Times New Roman" w:hAnsi="Times New Roman"/>
-          <w:i/>
-          <w:sz w:val="24"/>
-        </w:rPr>
-        <w:t>Рис. 3. Фрагмент кода создания Listbox со Scrollbar</w:t>
-      </w:r>
-    </w:p>
-    <w:p>
-      <w:pPr>
-        <w:spacing w:before="80" w:after="40" w:line="360" w:lineRule="auto"/>
-        <w:ind w:firstLine="709"/>
-        <w:jc w:val="left"/>
-      </w:pPr>
-      <w:r>
-        <w:rPr>
-          <w:rFonts w:ascii="Times New Roman" w:hAnsi="Times New Roman" w:cs="Times New Roman"/>
-          <w:rFonts w:ascii="Times New Roman" w:hAnsi="Times New Roman"/>
-          <w:b/>
-          <w:sz w:val="28"/>
-        </w:rPr>
-        <w:t>Функция поиска</w:t>
-      </w:r>
-    </w:p>
-    <w:p>
-      <w:pPr>
-        <w:spacing w:before="0" w:after="0" w:line="360" w:lineRule="auto"/>
-        <w:ind w:firstLine="709"/>
-        <w:jc w:val="left"/>
-      </w:pPr>
-      <w:r>
-        <w:rPr>
-          <w:rFonts w:ascii="Times New Roman" w:hAnsi="Times New Roman" w:cs="Times New Roman"/>
-          <w:rFonts w:ascii="Times New Roman" w:hAnsi="Times New Roman"/>
-          <w:b w:val="0"/>
-          <w:i w:val="0"/>
-          <w:sz w:val="28"/>
-        </w:rPr>
-        <w:t>Функция search_books() считывает текст из поля поиска и режим из переменной search_mode. По выбранному критерию фильтруется список books, результаты добавляются в Listbox. Если ничего не найдено — выводится соответствующее сообщение.</w:t>
+        <w:t>left.grid(row=0, column=0, sticky="nsew", padx=15, pady=15)</w:t>
       </w:r>
     </w:p>
     <w:p>
@@ -1771,7 +1775,7 @@
           <w:rFonts w:ascii="Courier New" w:hAnsi="Courier New"/>
           <w:sz w:val="20"/>
         </w:rPr>
-        <w:t>def search_books():</w:t>
+        <w:t xml:space="preserve"> </w:t>
       </w:r>
     </w:p>
     <w:p>
@@ -1793,7 +1797,7 @@
           <w:rFonts w:ascii="Courier New" w:hAnsi="Courier New"/>
           <w:sz w:val="20"/>
         </w:rPr>
-        <w:t xml:space="preserve">    query = search_entry.get().strip().lower()</w:t>
+        <w:t>tk.Label(left, text="Книжный магазин — Каталог книг",</w:t>
       </w:r>
     </w:p>
     <w:p>
@@ -1815,7 +1819,7 @@
           <w:rFonts w:ascii="Courier New" w:hAnsi="Courier New"/>
           <w:sz w:val="20"/>
         </w:rPr>
-        <w:t xml:space="preserve">    mode = search_mode.get()</w:t>
+        <w:t xml:space="preserve">         font=FONT_TITLE, bg=BG, fg=ACCENT).pack(pady=(0, 8))</w:t>
       </w:r>
     </w:p>
     <w:p>
@@ -1837,7 +1841,7 @@
           <w:rFonts w:ascii="Courier New" w:hAnsi="Courier New"/>
           <w:sz w:val="20"/>
         </w:rPr>
-        <w:t xml:space="preserve">    result_list.delete(0, tk.END)</w:t>
+        <w:t xml:space="preserve"> </w:t>
       </w:r>
     </w:p>
     <w:p>
@@ -1859,7 +1863,7 @@
           <w:rFonts w:ascii="Courier New" w:hAnsi="Courier New"/>
           <w:sz w:val="20"/>
         </w:rPr>
-        <w:t xml:space="preserve">    if not query:</w:t>
+        <w:t># Правая панель — форма добавления книги</w:t>
       </w:r>
     </w:p>
     <w:p>
@@ -1881,7 +1885,7 @@
           <w:rFonts w:ascii="Courier New" w:hAnsi="Courier New"/>
           <w:sz w:val="20"/>
         </w:rPr>
-        <w:t xml:space="preserve">        messagebox.showwarning("Внимание", "Введите поисковый запрос.")</w:t>
+        <w:t>right = tk.Frame(root, bg=BG, relief="groove", bd=1)</w:t>
       </w:r>
     </w:p>
     <w:p>
@@ -1903,7 +1907,7 @@
           <w:rFonts w:ascii="Courier New" w:hAnsi="Courier New"/>
           <w:sz w:val="20"/>
         </w:rPr>
-        <w:t xml:space="preserve">        return</w:t>
+        <w:t>right.grid(row=0, column=1, sticky="nsew", padx=(0, 15), pady=15)</w:t>
       </w:r>
     </w:p>
     <w:p>
@@ -1925,7 +1929,7 @@
           <w:rFonts w:ascii="Courier New" w:hAnsi="Courier New"/>
           <w:sz w:val="20"/>
         </w:rPr>
-        <w:t xml:space="preserve">    found = [b for b in books</w:t>
+        <w:t xml:space="preserve"> </w:t>
       </w:r>
     </w:p>
     <w:p>
@@ -1947,7 +1951,7 @@
           <w:rFonts w:ascii="Courier New" w:hAnsi="Courier New"/>
           <w:sz w:val="20"/>
         </w:rPr>
-        <w:t xml:space="preserve">             if query in b[mode].lower()]</w:t>
+        <w:t>tk.Label(right, text="Добавить книгу",</w:t>
       </w:r>
     </w:p>
     <w:p>
@@ -1969,7 +1973,58 @@
           <w:rFonts w:ascii="Courier New" w:hAnsi="Courier New"/>
           <w:sz w:val="20"/>
         </w:rPr>
-        <w:t xml:space="preserve">    if not found:</w:t>
+        <w:t xml:space="preserve">         font=FONT_BOLD, bg=BG, fg=ACCENT).pack(pady=(10, 5))</w:t>
+      </w:r>
+    </w:p>
+    <w:p>
+      <w:pPr>
+        <w:spacing w:before="40" w:after="120"/>
+        <w:ind w:firstLine="0"/>
+        <w:jc w:val="center"/>
+      </w:pPr>
+      <w:r>
+        <w:rPr>
+          <w:rFonts w:ascii="Times New Roman" w:hAnsi="Times New Roman" w:cs="Times New Roman"/>
+          <w:rFonts w:ascii="Times New Roman" w:hAnsi="Times New Roman"/>
+          <w:b w:val="0"/>
+          <w:i/>
+          <w:sz w:val="24"/>
+        </w:rPr>
+        <w:t>Рис. 2. Создание двух панелей через grid()</w:t>
+      </w:r>
+    </w:p>
+    <w:p>
+      <w:pPr>
+        <w:spacing w:before="120" w:after="40" w:line="360" w:lineRule="auto"/>
+        <w:ind w:firstLine="709"/>
+        <w:jc w:val="left"/>
+      </w:pPr>
+      <w:r>
+        <w:rPr>
+          <w:rFonts w:ascii="Times New Roman" w:hAnsi="Times New Roman" w:cs="Times New Roman"/>
+          <w:rFonts w:ascii="Times New Roman" w:hAnsi="Times New Roman"/>
+          <w:b/>
+          <w:i/>
+          <w:sz w:val="28"/>
+        </w:rPr>
+        <w:t>Строка поиска и радиокнопки режима</w:t>
+      </w:r>
+    </w:p>
+    <w:p>
+      <w:pPr>
+        <w:spacing w:before="0" w:after="0" w:line="360" w:lineRule="auto"/>
+        <w:ind w:firstLine="709"/>
+        <w:jc w:val="both"/>
+      </w:pPr>
+      <w:r>
+        <w:rPr>
+          <w:rFonts w:ascii="Times New Roman" w:hAnsi="Times New Roman" w:cs="Times New Roman"/>
+          <w:rFonts w:ascii="Times New Roman" w:hAnsi="Times New Roman"/>
+          <w:b w:val="0"/>
+          <w:i w:val="0"/>
+          <w:sz w:val="28"/>
+        </w:rPr>
+        <w:t>Строка поиска состоит из метки Label, поля Entry и двух кнопок, упакованных горизонтально через pack(side="left"). Привязка &lt;Return&gt; позволяет запускать поиск нажатием Enter без нажатия кнопки. Переменная search_mode (StringVar) хранит текущий режим поиска; три радиокнопки переключают её значение между "title", "author", "genre":</w:t>
       </w:r>
     </w:p>
     <w:p>
@@ -1991,7 +2046,7 @@
           <w:rFonts w:ascii="Courier New" w:hAnsi="Courier New"/>
           <w:sz w:val="20"/>
         </w:rPr>
-        <w:t xml:space="preserve">        result_list.insert(tk.END, "— Книги не найдены —")</w:t>
+        <w:t># Строка поиска с кнопками</w:t>
       </w:r>
     </w:p>
     <w:p>
@@ -2013,7 +2068,7 @@
           <w:rFonts w:ascii="Courier New" w:hAnsi="Courier New"/>
           <w:sz w:val="20"/>
         </w:rPr>
-        <w:t xml:space="preserve">    else:</w:t>
+        <w:t>sf = tk.Frame(left, bg=BG)</w:t>
       </w:r>
     </w:p>
     <w:p>
@@ -2035,7 +2090,7 @@
           <w:rFonts w:ascii="Courier New" w:hAnsi="Courier New"/>
           <w:sz w:val="20"/>
         </w:rPr>
-        <w:t xml:space="preserve">        for b in found:</w:t>
+        <w:t>sf.pack(fill="x")</w:t>
       </w:r>
     </w:p>
     <w:p>
@@ -2057,7 +2112,7 @@
           <w:rFonts w:ascii="Courier New" w:hAnsi="Courier New"/>
           <w:sz w:val="20"/>
         </w:rPr>
-        <w:t xml:space="preserve">            result_list.insert(tk.END,</w:t>
+        <w:t>tk.Label(sf, text="Поиск:", font=FONT_BOLD, bg=BG).pack(side="left")</w:t>
       </w:r>
     </w:p>
     <w:p>
@@ -2079,7 +2134,7 @@
           <w:rFonts w:ascii="Courier New" w:hAnsi="Courier New"/>
           <w:sz w:val="20"/>
         </w:rPr>
-        <w:t xml:space="preserve">                f"{b['title']}  |  {b['author']}  |  {b['genre']}  |  "</w:t>
+        <w:t>search_entry = tk.Entry(sf, font=FONT_MAIN, width=30)</w:t>
       </w:r>
     </w:p>
     <w:p>
@@ -2101,7 +2156,7 @@
           <w:rFonts w:ascii="Courier New" w:hAnsi="Courier New"/>
           <w:sz w:val="20"/>
         </w:rPr>
-        <w:t xml:space="preserve">                f"{b['year']} г.  |  {b['price']:.0f} руб.")</w:t>
+        <w:t>search_entry.pack(side="left", padx=6)</w:t>
       </w:r>
     </w:p>
     <w:p>
@@ -2123,56 +2178,7 @@
           <w:rFonts w:ascii="Courier New" w:hAnsi="Courier New"/>
           <w:sz w:val="20"/>
         </w:rPr>
-        <w:t xml:space="preserve">    status_label.config(text=f"Найдено: {len(found)} книг(и)")</w:t>
-      </w:r>
-    </w:p>
-    <w:p>
-      <w:pPr>
-        <w:spacing w:before="40" w:after="120"/>
-        <w:ind w:firstLine="0"/>
-        <w:jc w:val="center"/>
-      </w:pPr>
-      <w:r>
-        <w:rPr>
-          <w:rFonts w:ascii="Times New Roman" w:hAnsi="Times New Roman" w:cs="Times New Roman"/>
-          <w:rFonts w:ascii="Times New Roman" w:hAnsi="Times New Roman"/>
-          <w:i/>
-          <w:sz w:val="24"/>
-        </w:rPr>
-        <w:t>Рис. 4. Фрагмент кода функции поиска книг</w:t>
-      </w:r>
-    </w:p>
-    <w:p>
-      <w:pPr>
-        <w:spacing w:before="80" w:after="40" w:line="360" w:lineRule="auto"/>
-        <w:ind w:firstLine="709"/>
-        <w:jc w:val="left"/>
-      </w:pPr>
-      <w:r>
-        <w:rPr>
-          <w:rFonts w:ascii="Times New Roman" w:hAnsi="Times New Roman" w:cs="Times New Roman"/>
-          <w:rFonts w:ascii="Times New Roman" w:hAnsi="Times New Roman"/>
-          <w:b/>
-          <w:sz w:val="28"/>
-        </w:rPr>
-        <w:t>Функция добавления книги с валидацией</w:t>
-      </w:r>
-    </w:p>
-    <w:p>
-      <w:pPr>
-        <w:spacing w:before="0" w:after="0" w:line="360" w:lineRule="auto"/>
-        <w:ind w:firstLine="709"/>
-        <w:jc w:val="left"/>
-      </w:pPr>
-      <w:r>
-        <w:rPr>
-          <w:rFonts w:ascii="Times New Roman" w:hAnsi="Times New Roman" w:cs="Times New Roman"/>
-          <w:rFonts w:ascii="Times New Roman" w:hAnsi="Times New Roman"/>
-          <w:b w:val="0"/>
-          <w:i w:val="0"/>
-          <w:sz w:val="28"/>
-        </w:rPr>
-        <w:t>Функция add_book() считывает значения из полей формы и выполняет проверку каждого поля. Строковые поля проверяются на пустоту. Год публикации преобразуется в int с проверкой диапазона 1000–2100. Цена преобразуется в float с проверкой знака. При ошибке валидации выводится messagebox.showerror() и функция прерывается. После успешной проверки книга добавляется в список books.</w:t>
+        <w:t>search_entry.bind("&lt;Return&gt;", lambda e: search_books())</w:t>
       </w:r>
     </w:p>
     <w:p>
@@ -2194,7 +2200,7 @@
           <w:rFonts w:ascii="Courier New" w:hAnsi="Courier New"/>
           <w:sz w:val="20"/>
         </w:rPr>
-        <w:t>def add_book():</w:t>
+        <w:t>tk.Button(sf, text="Найти", command=search_books,</w:t>
       </w:r>
     </w:p>
     <w:p>
@@ -2216,7 +2222,7 @@
           <w:rFonts w:ascii="Courier New" w:hAnsi="Courier New"/>
           <w:sz w:val="20"/>
         </w:rPr>
-        <w:t xml:space="preserve">    title  = title_entry.get().strip()</w:t>
+        <w:t xml:space="preserve">          bg=ACCENT, fg=BTN_FG, font=FONT_MAIN,</w:t>
       </w:r>
     </w:p>
     <w:p>
@@ -2238,7 +2244,7 @@
           <w:rFonts w:ascii="Courier New" w:hAnsi="Courier New"/>
           <w:sz w:val="20"/>
         </w:rPr>
-        <w:t xml:space="preserve">    author = author_entry.get().strip()</w:t>
+        <w:t xml:space="preserve">          relief="flat", padx=10).pack(side="left", padx=3)</w:t>
       </w:r>
     </w:p>
     <w:p>
@@ -2260,7 +2266,7 @@
           <w:rFonts w:ascii="Courier New" w:hAnsi="Courier New"/>
           <w:sz w:val="20"/>
         </w:rPr>
-        <w:t xml:space="preserve">    genre  = genre_var.get().strip()</w:t>
+        <w:t>tk.Button(sf, text="✖ Очистить", command=clear_search,</w:t>
       </w:r>
     </w:p>
     <w:p>
@@ -2282,7 +2288,7 @@
           <w:rFonts w:ascii="Courier New" w:hAnsi="Courier New"/>
           <w:sz w:val="20"/>
         </w:rPr>
-        <w:t xml:space="preserve">    year_s  = year_entry.get().strip()</w:t>
+        <w:t xml:space="preserve">          bg="#e57373", fg=BTN_FG, font=FONT_MAIN,</w:t>
       </w:r>
     </w:p>
     <w:p>
@@ -2304,7 +2310,7 @@
           <w:rFonts w:ascii="Courier New" w:hAnsi="Courier New"/>
           <w:sz w:val="20"/>
         </w:rPr>
-        <w:t xml:space="preserve">    price_s = price_entry.get().strip()</w:t>
+        <w:t xml:space="preserve">          relief="flat", padx=6).pack(side="left", padx=3)</w:t>
       </w:r>
     </w:p>
     <w:p>
@@ -2348,7 +2354,7 @@
           <w:rFonts w:ascii="Courier New" w:hAnsi="Courier New"/>
           <w:sz w:val="20"/>
         </w:rPr>
-        <w:t xml:space="preserve">    if not title or not author or not genre:</w:t>
+        <w:t># Радиокнопки режима поиска</w:t>
       </w:r>
     </w:p>
     <w:p>
@@ -2370,7 +2376,7 @@
           <w:rFonts w:ascii="Courier New" w:hAnsi="Courier New"/>
           <w:sz w:val="20"/>
         </w:rPr>
-        <w:t xml:space="preserve">        messagebox.showerror("Ошибка",</w:t>
+        <w:t>mf = tk.Frame(left, bg=BG)</w:t>
       </w:r>
     </w:p>
     <w:p>
@@ -2392,7 +2398,7 @@
           <w:rFonts w:ascii="Courier New" w:hAnsi="Courier New"/>
           <w:sz w:val="20"/>
         </w:rPr>
-        <w:t xml:space="preserve">            "Заполните все обязательные поля.")</w:t>
+        <w:t>mf.pack(fill="x", pady=5)</w:t>
       </w:r>
     </w:p>
     <w:p>
@@ -2414,7 +2420,7 @@
           <w:rFonts w:ascii="Courier New" w:hAnsi="Courier New"/>
           <w:sz w:val="20"/>
         </w:rPr>
-        <w:t xml:space="preserve">        return</w:t>
+        <w:t>search_mode = tk.StringVar(value="title")</w:t>
       </w:r>
     </w:p>
     <w:p>
@@ -2436,7 +2442,7 @@
           <w:rFonts w:ascii="Courier New" w:hAnsi="Courier New"/>
           <w:sz w:val="20"/>
         </w:rPr>
-        <w:t xml:space="preserve">    try:</w:t>
+        <w:t>tk.Label(mf, text="Искать по:", font=FONT_MAIN, bg=BG).pack(side="left")</w:t>
       </w:r>
     </w:p>
     <w:p>
@@ -2458,7 +2464,7 @@
           <w:rFonts w:ascii="Courier New" w:hAnsi="Courier New"/>
           <w:sz w:val="20"/>
         </w:rPr>
-        <w:t xml:space="preserve">        year = int(year_s)</w:t>
+        <w:t>for val, lbl in [("title","Названию"),("author","Автору"),("genre","Жанру")]:</w:t>
       </w:r>
     </w:p>
     <w:p>
@@ -2480,7 +2486,7 @@
           <w:rFonts w:ascii="Courier New" w:hAnsi="Courier New"/>
           <w:sz w:val="20"/>
         </w:rPr>
-        <w:t xml:space="preserve">        if year &lt; 1000 or year &gt; 2100:</w:t>
+        <w:t xml:space="preserve">    tk.Radiobutton(mf, text=lbl, variable=search_mode, value=val,</w:t>
       </w:r>
     </w:p>
     <w:p>
@@ -2502,7 +2508,7 @@
           <w:rFonts w:ascii="Courier New" w:hAnsi="Courier New"/>
           <w:sz w:val="20"/>
         </w:rPr>
-        <w:t xml:space="preserve">            raise ValueError</w:t>
+        <w:t xml:space="preserve">                   bg=BG, font=FONT_MAIN).pack(side="left", padx=8)</w:t>
       </w:r>
     </w:p>
     <w:p>
@@ -2524,7 +2530,7 @@
           <w:rFonts w:ascii="Courier New" w:hAnsi="Courier New"/>
           <w:sz w:val="20"/>
         </w:rPr>
-        <w:t xml:space="preserve">    except ValueError:</w:t>
+        <w:t xml:space="preserve"> </w:t>
       </w:r>
     </w:p>
     <w:p>
@@ -2546,7 +2552,7 @@
           <w:rFonts w:ascii="Courier New" w:hAnsi="Courier New"/>
           <w:sz w:val="20"/>
         </w:rPr>
-        <w:t xml:space="preserve">        messagebox.showerror("Ошибка",</w:t>
+        <w:t>tk.Button(left, text="Показать все книги", command=show_all,</w:t>
       </w:r>
     </w:p>
     <w:p>
@@ -2568,7 +2574,7 @@
           <w:rFonts w:ascii="Courier New" w:hAnsi="Courier New"/>
           <w:sz w:val="20"/>
         </w:rPr>
-        <w:t xml:space="preserve">            "Год должен быть в диапазоне 1000–2100.")</w:t>
+        <w:t xml:space="preserve">          bg="#66bb6a", fg=BTN_FG, font=FONT_MAIN,</w:t>
       </w:r>
     </w:p>
     <w:p>
@@ -2590,7 +2596,58 @@
           <w:rFonts w:ascii="Courier New" w:hAnsi="Courier New"/>
           <w:sz w:val="20"/>
         </w:rPr>
-        <w:t xml:space="preserve">        return</w:t>
+        <w:t xml:space="preserve">          relief="flat", padx=8).pack(pady=(0, 6))</w:t>
+      </w:r>
+    </w:p>
+    <w:p>
+      <w:pPr>
+        <w:spacing w:before="40" w:after="120"/>
+        <w:ind w:firstLine="0"/>
+        <w:jc w:val="center"/>
+      </w:pPr>
+      <w:r>
+        <w:rPr>
+          <w:rFonts w:ascii="Times New Roman" w:hAnsi="Times New Roman" w:cs="Times New Roman"/>
+          <w:rFonts w:ascii="Times New Roman" w:hAnsi="Times New Roman"/>
+          <w:b w:val="0"/>
+          <w:i/>
+          <w:sz w:val="24"/>
+        </w:rPr>
+        <w:t>Рис. 3. Строка поиска и радиокнопки режима</w:t>
+      </w:r>
+    </w:p>
+    <w:p>
+      <w:pPr>
+        <w:spacing w:before="120" w:after="40" w:line="360" w:lineRule="auto"/>
+        <w:ind w:firstLine="709"/>
+        <w:jc w:val="left"/>
+      </w:pPr>
+      <w:r>
+        <w:rPr>
+          <w:rFonts w:ascii="Times New Roman" w:hAnsi="Times New Roman" w:cs="Times New Roman"/>
+          <w:rFonts w:ascii="Times New Roman" w:hAnsi="Times New Roman"/>
+          <w:b/>
+          <w:i/>
+          <w:sz w:val="28"/>
+        </w:rPr>
+        <w:t>Список результатов (Listbox + Scrollbar)</w:t>
+      </w:r>
+    </w:p>
+    <w:p>
+      <w:pPr>
+        <w:spacing w:before="0" w:after="0" w:line="360" w:lineRule="auto"/>
+        <w:ind w:firstLine="709"/>
+        <w:jc w:val="both"/>
+      </w:pPr>
+      <w:r>
+        <w:rPr>
+          <w:rFonts w:ascii="Times New Roman" w:hAnsi="Times New Roman" w:cs="Times New Roman"/>
+          <w:rFonts w:ascii="Times New Roman" w:hAnsi="Times New Roman"/>
+          <w:b w:val="0"/>
+          <w:i w:val="0"/>
+          <w:sz w:val="28"/>
+        </w:rPr>
+        <w:t>Для отображения найденных книг используется виджет Listbox. Чтобы обеспечить прокрутку длинных списков, к нему привязан Scrollbar: параметр yscrollcommand=sb.set передаёт позицию прокрутки в Scrollbar, а sb.config(command=result_list.yview) позволяет Scrollbar управлять прокруткой Listbox. Строка статуса обновляется после каждой операции:</w:t>
       </w:r>
     </w:p>
     <w:p>
@@ -2612,7 +2669,7 @@
           <w:rFonts w:ascii="Courier New" w:hAnsi="Courier New"/>
           <w:sz w:val="20"/>
         </w:rPr>
-        <w:t xml:space="preserve">    try:</w:t>
+        <w:t># Список результатов с вертикальным скроллом</w:t>
       </w:r>
     </w:p>
     <w:p>
@@ -2634,7 +2691,7 @@
           <w:rFonts w:ascii="Courier New" w:hAnsi="Courier New"/>
           <w:sz w:val="20"/>
         </w:rPr>
-        <w:t xml:space="preserve">        price = float(price_s)</w:t>
+        <w:t>lf = tk.Frame(left, bg=BG)</w:t>
       </w:r>
     </w:p>
     <w:p>
@@ -2656,7 +2713,7 @@
           <w:rFonts w:ascii="Courier New" w:hAnsi="Courier New"/>
           <w:sz w:val="20"/>
         </w:rPr>
-        <w:t xml:space="preserve">        if price &lt;= 0:</w:t>
+        <w:t>lf.pack(fill="both", expand=True)</w:t>
       </w:r>
     </w:p>
     <w:p>
@@ -2678,7 +2735,7 @@
           <w:rFonts w:ascii="Courier New" w:hAnsi="Courier New"/>
           <w:sz w:val="20"/>
         </w:rPr>
-        <w:t xml:space="preserve">            raise ValueError</w:t>
+        <w:t>sb = tk.Scrollbar(lf)</w:t>
       </w:r>
     </w:p>
     <w:p>
@@ -2700,7 +2757,7 @@
           <w:rFonts w:ascii="Courier New" w:hAnsi="Courier New"/>
           <w:sz w:val="20"/>
         </w:rPr>
-        <w:t xml:space="preserve">    except ValueError:</w:t>
+        <w:t>sb.pack(side="right", fill="y")</w:t>
       </w:r>
     </w:p>
     <w:p>
@@ -2722,7 +2779,7 @@
           <w:rFonts w:ascii="Courier New" w:hAnsi="Courier New"/>
           <w:sz w:val="20"/>
         </w:rPr>
-        <w:t xml:space="preserve">        messagebox.showerror("Ошибка",</w:t>
+        <w:t>result_list = tk.Listbox(lf, font=FONT_MAIN, yscrollcommand=sb.set,</w:t>
       </w:r>
     </w:p>
     <w:p>
@@ -2744,7 +2801,7 @@
           <w:rFonts w:ascii="Courier New" w:hAnsi="Courier New"/>
           <w:sz w:val="20"/>
         </w:rPr>
-        <w:t xml:space="preserve">            "Цена — положительное число.")</w:t>
+        <w:t xml:space="preserve">                          height=16, selectbackground=ACCENT,</w:t>
       </w:r>
     </w:p>
     <w:p>
@@ -2766,7 +2823,7 @@
           <w:rFonts w:ascii="Courier New" w:hAnsi="Courier New"/>
           <w:sz w:val="20"/>
         </w:rPr>
-        <w:t xml:space="preserve">        return</w:t>
+        <w:t xml:space="preserve">                          activestyle="none")</w:t>
       </w:r>
     </w:p>
     <w:p>
@@ -2788,7 +2845,7 @@
           <w:rFonts w:ascii="Courier New" w:hAnsi="Courier New"/>
           <w:sz w:val="20"/>
         </w:rPr>
-        <w:t xml:space="preserve">    books.append({"title": title, "author": author,</w:t>
+        <w:t>result_list.pack(fill="both", expand=True)</w:t>
       </w:r>
     </w:p>
     <w:p>
@@ -2810,7 +2867,7 @@
           <w:rFonts w:ascii="Courier New" w:hAnsi="Courier New"/>
           <w:sz w:val="20"/>
         </w:rPr>
-        <w:t xml:space="preserve">                  "genre": genre, "year": year, "price": price})</w:t>
+        <w:t>sb.config(command=result_list.yview)</w:t>
       </w:r>
     </w:p>
     <w:p>
@@ -2832,449 +2889,7 @@
           <w:rFonts w:ascii="Courier New" w:hAnsi="Courier New"/>
           <w:sz w:val="20"/>
         </w:rPr>
-        <w:t xml:space="preserve">    messagebox.showinfo("Успешно", f"Книга «{title}» добавлена.")</w:t>
-      </w:r>
-    </w:p>
-    <w:p>
-      <w:pPr>
-        <w:spacing w:before="40" w:after="120"/>
-        <w:ind w:firstLine="0"/>
-        <w:jc w:val="center"/>
-      </w:pPr>
-      <w:r>
-        <w:rPr>
-          <w:rFonts w:ascii="Times New Roman" w:hAnsi="Times New Roman" w:cs="Times New Roman"/>
-          <w:rFonts w:ascii="Times New Roman" w:hAnsi="Times New Roman"/>
-          <w:i/>
-          <w:sz w:val="24"/>
-        </w:rPr>
-        <w:t>Рис. 5. Фрагмент кода функции добавления книги</w:t>
-      </w:r>
-    </w:p>
-    <w:p>
-      <w:pPr>
-        <w:spacing w:before="120" w:after="60" w:line="360" w:lineRule="auto"/>
-        <w:ind w:firstLine="0"/>
-        <w:jc w:val="left"/>
-      </w:pPr>
-      <w:r>
-        <w:rPr>
-          <w:rFonts w:ascii="Times New Roman" w:hAnsi="Times New Roman" w:cs="Times New Roman"/>
-          <w:rFonts w:ascii="Times New Roman" w:hAnsi="Times New Roman"/>
-          <w:b/>
-          <w:sz w:val="28"/>
-        </w:rPr>
-        <w:t>Тестирование</w:t>
-      </w:r>
-    </w:p>
-    <w:p>
-      <w:pPr>
-        <w:spacing w:before="0" w:after="0" w:line="360" w:lineRule="auto"/>
-        <w:ind w:firstLine="709"/>
-        <w:jc w:val="left"/>
-      </w:pPr>
-      <w:r>
-        <w:rPr>
-          <w:rFonts w:ascii="Times New Roman" w:hAnsi="Times New Roman" w:cs="Times New Roman"/>
-          <w:rFonts w:ascii="Times New Roman" w:hAnsi="Times New Roman"/>
-          <w:b w:val="0"/>
-          <w:i w:val="0"/>
-          <w:sz w:val="28"/>
-        </w:rPr>
-        <w:t>На этапе тестирования была выполнена проверка корректности работы разработанного приложения. Основной целью являлось подтверждение правильности функционирования интерфейса, обработки пользовательского ввода, а также логики поиска и добавления книг.</w:t>
-      </w:r>
-    </w:p>
-    <w:p>
-      <w:pPr>
-        <w:spacing w:before="80" w:after="40" w:line="360" w:lineRule="auto"/>
-        <w:ind w:firstLine="709"/>
-        <w:jc w:val="left"/>
-      </w:pPr>
-      <w:r>
-        <w:rPr>
-          <w:rFonts w:ascii="Times New Roman" w:hAnsi="Times New Roman" w:cs="Times New Roman"/>
-          <w:rFonts w:ascii="Times New Roman" w:hAnsi="Times New Roman"/>
-          <w:b/>
-          <w:sz w:val="28"/>
-        </w:rPr>
-        <w:t>Запуск и отображение каталога</w:t>
-      </w:r>
-    </w:p>
-    <w:p>
-      <w:pPr>
-        <w:spacing w:before="0" w:after="0" w:line="360" w:lineRule="auto"/>
-        <w:ind w:firstLine="709"/>
-        <w:jc w:val="left"/>
-      </w:pPr>
-      <w:r>
-        <w:rPr>
-          <w:rFonts w:ascii="Times New Roman" w:hAnsi="Times New Roman" w:cs="Times New Roman"/>
-          <w:rFonts w:ascii="Times New Roman" w:hAnsi="Times New Roman"/>
-          <w:b w:val="0"/>
-          <w:i w:val="0"/>
-          <w:sz w:val="28"/>
-        </w:rPr>
-        <w:t>После запуска программы отображается главное окно приложения с двумя панелями. В левой части автоматически выводится полный каталог из 10 книг. Строка статуса показывает общее количество книг в каталоге.</w:t>
-      </w:r>
-    </w:p>
-    <w:p>
-      <w:pPr>
-        <w:spacing w:before="40" w:after="120"/>
-        <w:ind w:firstLine="0"/>
-        <w:jc w:val="center"/>
-      </w:pPr>
-      <w:r>
-        <w:rPr>
-          <w:rFonts w:ascii="Times New Roman" w:hAnsi="Times New Roman" w:cs="Times New Roman"/>
-          <w:rFonts w:ascii="Times New Roman" w:hAnsi="Times New Roman"/>
-          <w:i/>
-          <w:sz w:val="24"/>
-        </w:rPr>
-        <w:t>Рис. 6. Главное окно приложения при запуске (полный каталог)</w:t>
-      </w:r>
-    </w:p>
-    <w:p>
-      <w:pPr>
-        <w:spacing w:before="80" w:after="40" w:line="360" w:lineRule="auto"/>
-        <w:ind w:firstLine="709"/>
-        <w:jc w:val="left"/>
-      </w:pPr>
-      <w:r>
-        <w:rPr>
-          <w:rFonts w:ascii="Times New Roman" w:hAnsi="Times New Roman" w:cs="Times New Roman"/>
-          <w:rFonts w:ascii="Times New Roman" w:hAnsi="Times New Roman"/>
-          <w:b/>
-          <w:sz w:val="28"/>
-        </w:rPr>
-        <w:t>Поиск по различным критериям</w:t>
-      </w:r>
-    </w:p>
-    <w:p>
-      <w:pPr>
-        <w:spacing w:before="0" w:after="0" w:line="360" w:lineRule="auto"/>
-        <w:ind w:firstLine="709"/>
-        <w:jc w:val="left"/>
-      </w:pPr>
-      <w:r>
-        <w:rPr>
-          <w:rFonts w:ascii="Times New Roman" w:hAnsi="Times New Roman" w:cs="Times New Roman"/>
-          <w:rFonts w:ascii="Times New Roman" w:hAnsi="Times New Roman"/>
-          <w:b w:val="0"/>
-          <w:i w:val="0"/>
-          <w:sz w:val="28"/>
-        </w:rPr>
-        <w:t>Был протестирован поиск по каждому из трёх критериев — названию, автору и жанру. При поиске по автору «Булгаков» найдено 2 книги: «Мастер и Маргарита» и «Собачье сердце». При поиске по жанру «Роман-эпопея» найдены: «Война и мир» и «Тихий Дон». Строка статуса обновляется и отражает количество найденных книг.</w:t>
-      </w:r>
-    </w:p>
-    <w:p>
-      <w:pPr>
-        <w:spacing w:before="40" w:after="120"/>
-        <w:ind w:firstLine="0"/>
-        <w:jc w:val="center"/>
-      </w:pPr>
-      <w:r>
-        <w:rPr>
-          <w:rFonts w:ascii="Times New Roman" w:hAnsi="Times New Roman" w:cs="Times New Roman"/>
-          <w:rFonts w:ascii="Times New Roman" w:hAnsi="Times New Roman"/>
-          <w:i/>
-          <w:sz w:val="24"/>
-        </w:rPr>
-        <w:t>Рис. 7. Результат поиска по автору «Булгаков»</w:t>
-      </w:r>
-    </w:p>
-    <w:p>
-      <w:pPr>
-        <w:spacing w:before="40" w:after="120"/>
-        <w:ind w:firstLine="0"/>
-        <w:jc w:val="center"/>
-      </w:pPr>
-      <w:r>
-        <w:rPr>
-          <w:rFonts w:ascii="Times New Roman" w:hAnsi="Times New Roman" w:cs="Times New Roman"/>
-          <w:rFonts w:ascii="Times New Roman" w:hAnsi="Times New Roman"/>
-          <w:i/>
-          <w:sz w:val="24"/>
-        </w:rPr>
-        <w:t>Рис. 8. Результат поиска по жанру «Роман-эпопея»</w:t>
-      </w:r>
-    </w:p>
-    <w:p>
-      <w:pPr>
-        <w:spacing w:before="80" w:after="40" w:line="360" w:lineRule="auto"/>
-        <w:ind w:firstLine="709"/>
-        <w:jc w:val="left"/>
-      </w:pPr>
-      <w:r>
-        <w:rPr>
-          <w:rFonts w:ascii="Times New Roman" w:hAnsi="Times New Roman" w:cs="Times New Roman"/>
-          <w:rFonts w:ascii="Times New Roman" w:hAnsi="Times New Roman"/>
-          <w:b/>
-          <w:sz w:val="28"/>
-        </w:rPr>
-        <w:t>Добавление книги</w:t>
-      </w:r>
-    </w:p>
-    <w:p>
-      <w:pPr>
-        <w:spacing w:before="0" w:after="0" w:line="360" w:lineRule="auto"/>
-        <w:ind w:firstLine="709"/>
-        <w:jc w:val="left"/>
-      </w:pPr>
-      <w:r>
-        <w:rPr>
-          <w:rFonts w:ascii="Times New Roman" w:hAnsi="Times New Roman" w:cs="Times New Roman"/>
-          <w:rFonts w:ascii="Times New Roman" w:hAnsi="Times New Roman"/>
-          <w:b w:val="0"/>
-          <w:i w:val="0"/>
-          <w:sz w:val="28"/>
-        </w:rPr>
-        <w:t>Была протестирована форма добавления новой книги. При корректном вводе всех полей книга добавляется в каталог и появляется сообщение об успехе. Обновляется выпадающий список жанров и блок справки.</w:t>
-      </w:r>
-    </w:p>
-    <w:p>
-      <w:pPr>
-        <w:spacing w:before="40" w:after="120"/>
-        <w:ind w:firstLine="0"/>
-        <w:jc w:val="center"/>
-      </w:pPr>
-      <w:r>
-        <w:rPr>
-          <w:rFonts w:ascii="Times New Roman" w:hAnsi="Times New Roman" w:cs="Times New Roman"/>
-          <w:rFonts w:ascii="Times New Roman" w:hAnsi="Times New Roman"/>
-          <w:i/>
-          <w:sz w:val="24"/>
-        </w:rPr>
-        <w:t>Рис. 9. Добавление новой книги в каталог</w:t>
-      </w:r>
-    </w:p>
-    <w:p>
-      <w:pPr>
-        <w:spacing w:before="80" w:after="40" w:line="360" w:lineRule="auto"/>
-        <w:ind w:firstLine="709"/>
-        <w:jc w:val="left"/>
-      </w:pPr>
-      <w:r>
-        <w:rPr>
-          <w:rFonts w:ascii="Times New Roman" w:hAnsi="Times New Roman" w:cs="Times New Roman"/>
-          <w:rFonts w:ascii="Times New Roman" w:hAnsi="Times New Roman"/>
-          <w:b/>
-          <w:sz w:val="28"/>
-        </w:rPr>
-        <w:t>Обработка ошибочного ввода</w:t>
-      </w:r>
-    </w:p>
-    <w:p>
-      <w:pPr>
-        <w:spacing w:before="0" w:after="0" w:line="360" w:lineRule="auto"/>
-        <w:ind w:firstLine="709"/>
-        <w:jc w:val="left"/>
-      </w:pPr>
-      <w:r>
-        <w:rPr>
-          <w:rFonts w:ascii="Times New Roman" w:hAnsi="Times New Roman" w:cs="Times New Roman"/>
-          <w:rFonts w:ascii="Times New Roman" w:hAnsi="Times New Roman"/>
-          <w:b w:val="0"/>
-          <w:i w:val="0"/>
-          <w:sz w:val="28"/>
-        </w:rPr>
-        <w:t>Была выполнена проверка обработки ошибочных ситуаций:</w:t>
-      </w:r>
-    </w:p>
-    <w:p>
-      <w:pPr>
-        <w:spacing w:before="0" w:after="0" w:line="360" w:lineRule="auto"/>
-        <w:ind w:left="709" w:firstLine="0"/>
-        <w:jc w:val="left"/>
-      </w:pPr>
-      <w:r>
-        <w:rPr>
-          <w:rFonts w:ascii="Times New Roman" w:hAnsi="Times New Roman" w:cs="Times New Roman"/>
-          <w:rFonts w:ascii="Times New Roman" w:hAnsi="Times New Roman"/>
-          <w:sz w:val="28"/>
-        </w:rPr>
-        <w:t>– пустое поле названия → сообщение «Заполните все обязательные поля»;</w:t>
-      </w:r>
-    </w:p>
-    <w:p>
-      <w:pPr>
-        <w:spacing w:before="0" w:after="0" w:line="360" w:lineRule="auto"/>
-        <w:ind w:left="709" w:firstLine="0"/>
-        <w:jc w:val="left"/>
-      </w:pPr>
-      <w:r>
-        <w:rPr>
-          <w:rFonts w:ascii="Times New Roman" w:hAnsi="Times New Roman" w:cs="Times New Roman"/>
-          <w:rFonts w:ascii="Times New Roman" w:hAnsi="Times New Roman"/>
-          <w:sz w:val="28"/>
-        </w:rPr>
-        <w:t>– год «19аб» (не число) → сообщение «Год должен быть в диапазоне 1000–2100»;</w:t>
-      </w:r>
-    </w:p>
-    <w:p>
-      <w:pPr>
-        <w:spacing w:before="0" w:after="0" w:line="360" w:lineRule="auto"/>
-        <w:ind w:left="709" w:firstLine="0"/>
-        <w:jc w:val="left"/>
-      </w:pPr>
-      <w:r>
-        <w:rPr>
-          <w:rFonts w:ascii="Times New Roman" w:hAnsi="Times New Roman" w:cs="Times New Roman"/>
-          <w:rFonts w:ascii="Times New Roman" w:hAnsi="Times New Roman"/>
-          <w:sz w:val="28"/>
-        </w:rPr>
-        <w:t>– отрицательная цена «-100» → сообщение «Цена — положительное число»;</w:t>
-      </w:r>
-    </w:p>
-    <w:p>
-      <w:pPr>
-        <w:spacing w:before="0" w:after="0" w:line="360" w:lineRule="auto"/>
-        <w:ind w:left="709" w:firstLine="0"/>
-        <w:jc w:val="left"/>
-      </w:pPr>
-      <w:r>
-        <w:rPr>
-          <w:rFonts w:ascii="Times New Roman" w:hAnsi="Times New Roman" w:cs="Times New Roman"/>
-          <w:rFonts w:ascii="Times New Roman" w:hAnsi="Times New Roman"/>
-          <w:sz w:val="28"/>
-        </w:rPr>
-        <w:t>– пустой поисковый запрос → предупреждение «Введите поисковый запрос».</w:t>
-      </w:r>
-    </w:p>
-    <w:p>
-      <w:pPr>
-        <w:spacing w:before="40" w:after="120"/>
-        <w:ind w:firstLine="0"/>
-        <w:jc w:val="center"/>
-      </w:pPr>
-      <w:r>
-        <w:rPr>
-          <w:rFonts w:ascii="Times New Roman" w:hAnsi="Times New Roman" w:cs="Times New Roman"/>
-          <w:rFonts w:ascii="Times New Roman" w:hAnsi="Times New Roman"/>
-          <w:i/>
-          <w:sz w:val="24"/>
-        </w:rPr>
-        <w:t>Рис. 10. Диалоговое окно при ошибке валидации</w:t>
-      </w:r>
-    </w:p>
-    <w:p>
-      <w:pPr>
-        <w:spacing w:before="0" w:after="0" w:line="360" w:lineRule="auto"/>
-        <w:ind w:firstLine="709"/>
-        <w:jc w:val="left"/>
-      </w:pPr>
-      <w:r>
-        <w:rPr>
-          <w:rFonts w:ascii="Times New Roman" w:hAnsi="Times New Roman" w:cs="Times New Roman"/>
-          <w:rFonts w:ascii="Times New Roman" w:hAnsi="Times New Roman"/>
-          <w:b w:val="0"/>
-          <w:i w:val="0"/>
-          <w:sz w:val="28"/>
-        </w:rPr>
-        <w:t>Таким образом, в ходе тестирования подтверждена работоспособность, функциональная и визуальная корректность разработанного приложения. Все элементы интерфейса функционируют стабильно, обработка ошибок работает корректно.</w:t>
-      </w:r>
-    </w:p>
-    <w:p>
-      <w:pPr>
-        <w:spacing w:before="120" w:after="60" w:line="360" w:lineRule="auto"/>
-        <w:ind w:firstLine="0"/>
-        <w:jc w:val="left"/>
-      </w:pPr>
-      <w:r>
-        <w:rPr>
-          <w:rFonts w:ascii="Times New Roman" w:hAnsi="Times New Roman" w:cs="Times New Roman"/>
-          <w:rFonts w:ascii="Times New Roman" w:hAnsi="Times New Roman"/>
-          <w:b/>
-          <w:sz w:val="28"/>
-        </w:rPr>
-        <w:t>Вывод</w:t>
-      </w:r>
-    </w:p>
-    <w:p>
-      <w:pPr>
-        <w:spacing w:before="0" w:after="0" w:line="360" w:lineRule="auto"/>
-        <w:ind w:firstLine="709"/>
-        <w:jc w:val="left"/>
-      </w:pPr>
-      <w:r>
-        <w:rPr>
-          <w:rFonts w:ascii="Times New Roman" w:hAnsi="Times New Roman" w:cs="Times New Roman"/>
-          <w:rFonts w:ascii="Times New Roman" w:hAnsi="Times New Roman"/>
-          <w:b w:val="0"/>
-          <w:i w:val="0"/>
-          <w:sz w:val="28"/>
-        </w:rPr>
-        <w:t>В ходе выполнения лабораторной работы были изучены принципы разработки приложений с графическим интерфейсом и особенности событийно-ориентированного программирования. Получены практические навыки работы с базовыми виджетами Tkinter, освоены менеджеры геометрии pack() и grid().</w:t>
-      </w:r>
-    </w:p>
-    <w:p>
-      <w:pPr>
-        <w:spacing w:before="0" w:after="0" w:line="360" w:lineRule="auto"/>
-        <w:ind w:firstLine="709"/>
-        <w:jc w:val="left"/>
-      </w:pPr>
-      <w:r>
-        <w:rPr>
-          <w:rFonts w:ascii="Times New Roman" w:hAnsi="Times New Roman" w:cs="Times New Roman"/>
-          <w:rFonts w:ascii="Times New Roman" w:hAnsi="Times New Roman"/>
-          <w:b w:val="0"/>
-          <w:i w:val="0"/>
-          <w:sz w:val="28"/>
-        </w:rPr>
-        <w:t>В рамках работы разработано приложение для управления каталогом книжного магазина. Реализованы поиск книг по трём критериям с использованием Radiobutton, добавление новых книг с многоуровневой валидацией входных данных, отображение результатов в Listbox со Scrollbar, а также справочная панель с информацией о жанрах.</w:t>
-      </w:r>
-    </w:p>
-    <w:p>
-      <w:pPr>
-        <w:spacing w:before="0" w:after="0" w:line="360" w:lineRule="auto"/>
-        <w:ind w:firstLine="709"/>
-        <w:jc w:val="left"/>
-      </w:pPr>
-      <w:r>
-        <w:rPr>
-          <w:rFonts w:ascii="Times New Roman" w:hAnsi="Times New Roman" w:cs="Times New Roman"/>
-          <w:rFonts w:ascii="Times New Roman" w:hAnsi="Times New Roman"/>
-          <w:b w:val="0"/>
-          <w:i w:val="0"/>
-          <w:sz w:val="28"/>
-        </w:rPr>
-        <w:t>Полученные знания и навыки могут быть применены при разработке более сложных desktop-приложений с использованием других GUI-фреймворков Python (PyQt, wxPython), а также составляют основу для дальнейшего изучения разработки пользовательских интерфейсов.</w:t>
-      </w:r>
-    </w:p>
-    <w:p>
-      <w:r>
-        <w:br w:type="page"/>
-      </w:r>
-    </w:p>
-    <w:p>
-      <w:pPr>
-        <w:spacing w:before="120" w:after="60" w:line="360" w:lineRule="auto"/>
-        <w:ind w:firstLine="0"/>
-        <w:jc w:val="left"/>
-      </w:pPr>
-      <w:r>
-        <w:rPr>
-          <w:rFonts w:ascii="Times New Roman" w:hAnsi="Times New Roman" w:cs="Times New Roman"/>
-          <w:rFonts w:ascii="Times New Roman" w:hAnsi="Times New Roman"/>
-          <w:b/>
-          <w:sz w:val="28"/>
-        </w:rPr>
-        <w:t>Приложение 1</w:t>
-      </w:r>
-    </w:p>
-    <w:p>
-      <w:pPr>
-        <w:spacing w:before="0" w:after="0" w:line="360" w:lineRule="auto"/>
-        <w:jc w:val="left"/>
-      </w:pPr>
-      <w:r>
-        <w:rPr>
-          <w:rFonts w:ascii="Times New Roman" w:hAnsi="Times New Roman" w:cs="Times New Roman"/>
-          <w:rFonts w:ascii="Times New Roman" w:hAnsi="Times New Roman"/>
-          <w:b/>
-          <w:i w:val="0"/>
-          <w:sz w:val="28"/>
-        </w:rPr>
-        <w:t>Исходный код приложения с графическим интерфейсом (lab9/main.py)</w:t>
+        <w:t xml:space="preserve"> </w:t>
       </w:r>
     </w:p>
     <w:p>
@@ -3296,7 +2911,7 @@
           <w:rFonts w:ascii="Courier New" w:hAnsi="Courier New"/>
           <w:sz w:val="20"/>
         </w:rPr>
-        <w:t>"""</w:t>
+        <w:t>status_label = tk.Label(left,</w:t>
       </w:r>
     </w:p>
     <w:p>
@@ -3318,7 +2933,7 @@
           <w:rFonts w:ascii="Courier New" w:hAnsi="Courier New"/>
           <w:sz w:val="20"/>
         </w:rPr>
-        <w:t>Лабораторная работа №9 — Создание GUI-приложения</w:t>
+        <w:t xml:space="preserve">    text=f"Всего книг в каталоге: {len(books)}",</w:t>
       </w:r>
     </w:p>
     <w:p>
@@ -3340,7 +2955,7 @@
           <w:rFonts w:ascii="Courier New" w:hAnsi="Courier New"/>
           <w:sz w:val="20"/>
         </w:rPr>
-        <w:t>Предметная область: Книжный магазин</w:t>
+        <w:t xml:space="preserve">    font=("Arial", 10, "italic"), bg=BG, fg="#555")</w:t>
       </w:r>
     </w:p>
     <w:p>
@@ -3362,7 +2977,58 @@
           <w:rFonts w:ascii="Courier New" w:hAnsi="Courier New"/>
           <w:sz w:val="20"/>
         </w:rPr>
-        <w:t>Инструмент: Tkinter</w:t>
+        <w:t>status_label.pack(pady=(4, 0))</w:t>
+      </w:r>
+    </w:p>
+    <w:p>
+      <w:pPr>
+        <w:spacing w:before="40" w:after="120"/>
+        <w:ind w:firstLine="0"/>
+        <w:jc w:val="center"/>
+      </w:pPr>
+      <w:r>
+        <w:rPr>
+          <w:rFonts w:ascii="Times New Roman" w:hAnsi="Times New Roman" w:cs="Times New Roman"/>
+          <w:rFonts w:ascii="Times New Roman" w:hAnsi="Times New Roman"/>
+          <w:b w:val="0"/>
+          <w:i/>
+          <w:sz w:val="24"/>
+        </w:rPr>
+        <w:t>Рис. 4. Listbox со Scrollbar и строка статуса</w:t>
+      </w:r>
+    </w:p>
+    <w:p>
+      <w:pPr>
+        <w:spacing w:before="120" w:after="40" w:line="360" w:lineRule="auto"/>
+        <w:ind w:firstLine="709"/>
+        <w:jc w:val="left"/>
+      </w:pPr>
+      <w:r>
+        <w:rPr>
+          <w:rFonts w:ascii="Times New Roman" w:hAnsi="Times New Roman" w:cs="Times New Roman"/>
+          <w:rFonts w:ascii="Times New Roman" w:hAnsi="Times New Roman"/>
+          <w:b/>
+          <w:i/>
+          <w:sz w:val="28"/>
+        </w:rPr>
+        <w:t>Функция поиска книг</w:t>
+      </w:r>
+    </w:p>
+    <w:p>
+      <w:pPr>
+        <w:spacing w:before="0" w:after="0" w:line="360" w:lineRule="auto"/>
+        <w:ind w:firstLine="709"/>
+        <w:jc w:val="both"/>
+      </w:pPr>
+      <w:r>
+        <w:rPr>
+          <w:rFonts w:ascii="Times New Roman" w:hAnsi="Times New Roman" w:cs="Times New Roman"/>
+          <w:rFonts w:ascii="Times New Roman" w:hAnsi="Times New Roman"/>
+          <w:b w:val="0"/>
+          <w:i w:val="0"/>
+          <w:sz w:val="28"/>
+        </w:rPr>
+        <w:t>Функция search_books() считывает строку запроса из поля Entry и текущий режим из переменной search_mode. Перед поиском список очищается (delete(0, END)). Если поле пустое — выводится предупреждение через messagebox.showwarning(). Поиск регистронезависим (оба значения приводятся к нижнему регистру). Каждая найденная книга форматируется в строку и добавляется в Listbox:</w:t>
       </w:r>
     </w:p>
     <w:p>
@@ -3384,7 +3050,7 @@
           <w:rFonts w:ascii="Courier New" w:hAnsi="Courier New"/>
           <w:sz w:val="20"/>
         </w:rPr>
-        <w:t>Дисциплина: Скриптовые языки программирования</w:t>
+        <w:t>def search_books():</w:t>
       </w:r>
     </w:p>
     <w:p>
@@ -3406,7 +3072,7 @@
           <w:rFonts w:ascii="Courier New" w:hAnsi="Courier New"/>
           <w:sz w:val="20"/>
         </w:rPr>
-        <w:t>"""</w:t>
+        <w:t xml:space="preserve">    """Поиск книг по выбранному критерию."""</w:t>
       </w:r>
     </w:p>
     <w:p>
@@ -3428,7 +3094,7 @@
           <w:rFonts w:ascii="Courier New" w:hAnsi="Courier New"/>
           <w:sz w:val="20"/>
         </w:rPr>
-        <w:t>import tkinter as tk</w:t>
+        <w:t xml:space="preserve">    query = search_entry.get().strip().lower()</w:t>
       </w:r>
     </w:p>
     <w:p>
@@ -3450,7 +3116,7 @@
           <w:rFonts w:ascii="Courier New" w:hAnsi="Courier New"/>
           <w:sz w:val="20"/>
         </w:rPr>
-        <w:t>from tkinter import messagebox, ttk</w:t>
+        <w:t xml:space="preserve">    mode  = search_mode.get()</w:t>
       </w:r>
     </w:p>
     <w:p>
@@ -3472,7 +3138,7 @@
           <w:rFonts w:ascii="Courier New" w:hAnsi="Courier New"/>
           <w:sz w:val="20"/>
         </w:rPr>
-        <w:t xml:space="preserve"> </w:t>
+        <w:t xml:space="preserve">    result_list.delete(0, tk.END)</w:t>
       </w:r>
     </w:p>
     <w:p>
@@ -3516,7 +3182,7 @@
           <w:rFonts w:ascii="Courier New" w:hAnsi="Courier New"/>
           <w:sz w:val="20"/>
         </w:rPr>
-        <w:t># ====================================================================</w:t>
+        <w:t xml:space="preserve">    if not query:</w:t>
       </w:r>
     </w:p>
     <w:p>
@@ -3538,7 +3204,7 @@
           <w:rFonts w:ascii="Courier New" w:hAnsi="Courier New"/>
           <w:sz w:val="20"/>
         </w:rPr>
-        <w:t># ДАННЫЕ КАТАЛОГА КНИГ</w:t>
+        <w:t xml:space="preserve">        messagebox.showwarning("Внимание", "Введите поисковый запрос.")</w:t>
       </w:r>
     </w:p>
     <w:p>
@@ -3560,7 +3226,7 @@
           <w:rFonts w:ascii="Courier New" w:hAnsi="Courier New"/>
           <w:sz w:val="20"/>
         </w:rPr>
-        <w:t># ====================================================================</w:t>
+        <w:t xml:space="preserve">        return</w:t>
       </w:r>
     </w:p>
     <w:p>
@@ -3604,7 +3270,7 @@
           <w:rFonts w:ascii="Courier New" w:hAnsi="Courier New"/>
           <w:sz w:val="20"/>
         </w:rPr>
-        <w:t>books = [</w:t>
+        <w:t xml:space="preserve">    found = []</w:t>
       </w:r>
     </w:p>
     <w:p>
@@ -3626,7 +3292,7 @@
           <w:rFonts w:ascii="Courier New" w:hAnsi="Courier New"/>
           <w:sz w:val="20"/>
         </w:rPr>
-        <w:t xml:space="preserve">    {"title": "Мастер и Маргарита",      "author": "Булгаков М.А.",     "genre": "Роман",          "year": 1967, "price": 450.0},</w:t>
+        <w:t xml:space="preserve">    for b in books:</w:t>
       </w:r>
     </w:p>
     <w:p>
@@ -3648,7 +3314,7 @@
           <w:rFonts w:ascii="Courier New" w:hAnsi="Courier New"/>
           <w:sz w:val="20"/>
         </w:rPr>
-        <w:t xml:space="preserve">    {"title": "Преступление и наказание", "author": "Достоевский Ф.М.",  "genre": "Роман",          "year": 1866, "price": 380.0},</w:t>
+        <w:t xml:space="preserve">        if mode == "title"  and query in b["title"].lower():</w:t>
       </w:r>
     </w:p>
     <w:p>
@@ -3670,7 +3336,7 @@
           <w:rFonts w:ascii="Courier New" w:hAnsi="Courier New"/>
           <w:sz w:val="20"/>
         </w:rPr>
-        <w:t xml:space="preserve">    {"title": "Война и мир",              "author": "Толстой Л.Н.",      "genre": "Роман-эпопея",   "year": 1869, "price": 620.0},</w:t>
+        <w:t xml:space="preserve">            found.append(b)</w:t>
       </w:r>
     </w:p>
     <w:p>
@@ -3692,7 +3358,7 @@
           <w:rFonts w:ascii="Courier New" w:hAnsi="Courier New"/>
           <w:sz w:val="20"/>
         </w:rPr>
-        <w:t xml:space="preserve">    {"title": "Евгений Онегин",           "author": "Пушкин А.С.",       "genre": "Роман в стихах", "year": 1833, "price": 290.0},</w:t>
+        <w:t xml:space="preserve">        elif mode == "author" and query in b["author"].lower():</w:t>
       </w:r>
     </w:p>
     <w:p>
@@ -3714,7 +3380,7 @@
           <w:rFonts w:ascii="Courier New" w:hAnsi="Courier New"/>
           <w:sz w:val="20"/>
         </w:rPr>
-        <w:t xml:space="preserve">    {"title": "Тихий Дон",               "author": "Шолохов М.А.",      "genre": "Роман-эпопея",   "year": 1940, "price": 510.0},</w:t>
+        <w:t xml:space="preserve">            found.append(b)</w:t>
       </w:r>
     </w:p>
     <w:p>
@@ -3736,7 +3402,7 @@
           <w:rFonts w:ascii="Courier New" w:hAnsi="Courier New"/>
           <w:sz w:val="20"/>
         </w:rPr>
-        <w:t xml:space="preserve">    {"title": "Отцы и дети",             "author": "Тургенев И.С.",     "genre": "Роман",          "year": 1862, "price": 320.0},</w:t>
+        <w:t xml:space="preserve">        elif mode == "genre"  and query in b["genre"].lower():</w:t>
       </w:r>
     </w:p>
     <w:p>
@@ -3758,7 +3424,7 @@
           <w:rFonts w:ascii="Courier New" w:hAnsi="Courier New"/>
           <w:sz w:val="20"/>
         </w:rPr>
-        <w:t xml:space="preserve">    {"title": "Обломов",                  "author": "Гончаров И.А.",     "genre": "Роман",          "year": 1859, "price": 355.0},</w:t>
+        <w:t xml:space="preserve">            found.append(b)</w:t>
       </w:r>
     </w:p>
     <w:p>
@@ -3780,7 +3446,7 @@
           <w:rFonts w:ascii="Courier New" w:hAnsi="Courier New"/>
           <w:sz w:val="20"/>
         </w:rPr>
-        <w:t xml:space="preserve">    {"title": "Собачье сердце",           "author": "Булгаков М.А.",     "genre": "Повесть",        "year": 1925, "price": 275.0},</w:t>
+        <w:t xml:space="preserve"> </w:t>
       </w:r>
     </w:p>
     <w:p>
@@ -3802,7 +3468,7 @@
           <w:rFonts w:ascii="Courier New" w:hAnsi="Courier New"/>
           <w:sz w:val="20"/>
         </w:rPr>
-        <w:t xml:space="preserve">    {"title": "Капитанская дочка",        "author": "Пушкин А.С.",       "genre": "Роман",          "year": 1836, "price": 310.0},</w:t>
+        <w:t xml:space="preserve">    if not found:</w:t>
       </w:r>
     </w:p>
     <w:p>
@@ -3824,7 +3490,7 @@
           <w:rFonts w:ascii="Courier New" w:hAnsi="Courier New"/>
           <w:sz w:val="20"/>
         </w:rPr>
-        <w:t xml:space="preserve">    {"title": "Анна Каренина",            "author": "Толстой Л.Н.",      "genre": "Роман",          "year": 1878, "price": 490.0},</w:t>
+        <w:t xml:space="preserve">        result_list.insert(tk.END, "— Книги по запросу не найдены —")</w:t>
       </w:r>
     </w:p>
     <w:p>
@@ -3846,7 +3512,7 @@
           <w:rFonts w:ascii="Courier New" w:hAnsi="Courier New"/>
           <w:sz w:val="20"/>
         </w:rPr>
-        <w:t>]</w:t>
+        <w:t xml:space="preserve">    else:</w:t>
       </w:r>
     </w:p>
     <w:p>
@@ -3868,7 +3534,7 @@
           <w:rFonts w:ascii="Courier New" w:hAnsi="Courier New"/>
           <w:sz w:val="20"/>
         </w:rPr>
-        <w:t xml:space="preserve"> </w:t>
+        <w:t xml:space="preserve">        for b in found:</w:t>
       </w:r>
     </w:p>
     <w:p>
@@ -3890,7 +3556,7 @@
           <w:rFonts w:ascii="Courier New" w:hAnsi="Courier New"/>
           <w:sz w:val="20"/>
         </w:rPr>
-        <w:t>GENRES = sorted(set(b["genre"] for b in books))</w:t>
+        <w:t xml:space="preserve">            result_list.insert(tk.END,</w:t>
       </w:r>
     </w:p>
     <w:p>
@@ -3912,7 +3578,7 @@
           <w:rFonts w:ascii="Courier New" w:hAnsi="Courier New"/>
           <w:sz w:val="20"/>
         </w:rPr>
-        <w:t xml:space="preserve"> </w:t>
+        <w:t xml:space="preserve">                f"{b['title']}  |  {b['author']}  |  "</w:t>
       </w:r>
     </w:p>
     <w:p>
@@ -3934,7 +3600,7 @@
           <w:rFonts w:ascii="Courier New" w:hAnsi="Courier New"/>
           <w:sz w:val="20"/>
         </w:rPr>
-        <w:t xml:space="preserve"> </w:t>
+        <w:t xml:space="preserve">                f"{b['genre']}  |  {b['year']} г.  |  {b['price']:.0f} руб.")</w:t>
       </w:r>
     </w:p>
     <w:p>
@@ -3956,7 +3622,58 @@
           <w:rFonts w:ascii="Courier New" w:hAnsi="Courier New"/>
           <w:sz w:val="20"/>
         </w:rPr>
-        <w:t># ====================================================================</w:t>
+        <w:t xml:space="preserve">    status_label.config(text=f"Найдено: {len(found)} книг(и)")</w:t>
+      </w:r>
+    </w:p>
+    <w:p>
+      <w:pPr>
+        <w:spacing w:before="40" w:after="120"/>
+        <w:ind w:firstLine="0"/>
+        <w:jc w:val="center"/>
+      </w:pPr>
+      <w:r>
+        <w:rPr>
+          <w:rFonts w:ascii="Times New Roman" w:hAnsi="Times New Roman" w:cs="Times New Roman"/>
+          <w:rFonts w:ascii="Times New Roman" w:hAnsi="Times New Roman"/>
+          <w:b w:val="0"/>
+          <w:i/>
+          <w:sz w:val="24"/>
+        </w:rPr>
+        <w:t>Рис. 5. Функция search_books() — поиск по каталогу</w:t>
+      </w:r>
+    </w:p>
+    <w:p>
+      <w:pPr>
+        <w:spacing w:before="120" w:after="40" w:line="360" w:lineRule="auto"/>
+        <w:ind w:firstLine="709"/>
+        <w:jc w:val="left"/>
+      </w:pPr>
+      <w:r>
+        <w:rPr>
+          <w:rFonts w:ascii="Times New Roman" w:hAnsi="Times New Roman" w:cs="Times New Roman"/>
+          <w:rFonts w:ascii="Times New Roman" w:hAnsi="Times New Roman"/>
+          <w:b/>
+          <w:i/>
+          <w:sz w:val="28"/>
+        </w:rPr>
+        <w:t>Функция добавления книги с валидацией</w:t>
+      </w:r>
+    </w:p>
+    <w:p>
+      <w:pPr>
+        <w:spacing w:before="0" w:after="0" w:line="360" w:lineRule="auto"/>
+        <w:ind w:firstLine="709"/>
+        <w:jc w:val="both"/>
+      </w:pPr>
+      <w:r>
+        <w:rPr>
+          <w:rFonts w:ascii="Times New Roman" w:hAnsi="Times New Roman" w:cs="Times New Roman"/>
+          <w:rFonts w:ascii="Times New Roman" w:hAnsi="Times New Roman"/>
+          <w:b w:val="0"/>
+          <w:i w:val="0"/>
+          <w:sz w:val="28"/>
+        </w:rPr>
+        <w:t>Функция add_book() выполняет трёхуровневую валидацию: сначала проверяет непустоту обязательных строковых полей (название, автор, жанр), затем корректность года (должен быть целым числом в диапазоне 1000–2100), потом положительность цены. При любой ошибке выводится модальное диалоговое окно messagebox.showerror() с пояснением. При успехе книга добавляется в список, поля очищаются, Combobox и справочный блок обновляются:</w:t>
       </w:r>
     </w:p>
     <w:p>
@@ -3978,7 +3695,7 @@
           <w:rFonts w:ascii="Courier New" w:hAnsi="Courier New"/>
           <w:sz w:val="20"/>
         </w:rPr>
-        <w:t># ФУНКЦИИ ОБРАБОТЧИКИ СОБЫТИЙ</w:t>
+        <w:t>def add_book():</w:t>
       </w:r>
     </w:p>
     <w:p>
@@ -4000,7 +3717,7 @@
           <w:rFonts w:ascii="Courier New" w:hAnsi="Courier New"/>
           <w:sz w:val="20"/>
         </w:rPr>
-        <w:t># ====================================================================</w:t>
+        <w:t xml:space="preserve">    """Добавление книги с валидацией всех полей."""</w:t>
       </w:r>
     </w:p>
     <w:p>
@@ -4022,7 +3739,7 @@
           <w:rFonts w:ascii="Courier New" w:hAnsi="Courier New"/>
           <w:sz w:val="20"/>
         </w:rPr>
-        <w:t xml:space="preserve"> </w:t>
+        <w:t xml:space="preserve">    title   = title_entry.get().strip()</w:t>
       </w:r>
     </w:p>
     <w:p>
@@ -4044,7 +3761,7 @@
           <w:rFonts w:ascii="Courier New" w:hAnsi="Courier New"/>
           <w:sz w:val="20"/>
         </w:rPr>
-        <w:t>def search_books():</w:t>
+        <w:t xml:space="preserve">    author  = author_entry.get().strip()</w:t>
       </w:r>
     </w:p>
     <w:p>
@@ -4066,7 +3783,7 @@
           <w:rFonts w:ascii="Courier New" w:hAnsi="Courier New"/>
           <w:sz w:val="20"/>
         </w:rPr>
-        <w:t xml:space="preserve">    """Выполняет поиск книг по выбранному критерию."""</w:t>
+        <w:t xml:space="preserve">    genre   = genre_var.get().strip()</w:t>
       </w:r>
     </w:p>
     <w:p>
@@ -4088,7 +3805,7 @@
           <w:rFonts w:ascii="Courier New" w:hAnsi="Courier New"/>
           <w:sz w:val="20"/>
         </w:rPr>
-        <w:t xml:space="preserve">    query = search_entry.get().strip().lower()</w:t>
+        <w:t xml:space="preserve">    year_s  = year_entry.get().strip()</w:t>
       </w:r>
     </w:p>
     <w:p>
@@ -4110,7 +3827,7 @@
           <w:rFonts w:ascii="Courier New" w:hAnsi="Courier New"/>
           <w:sz w:val="20"/>
         </w:rPr>
-        <w:t xml:space="preserve">    mode = search_mode.get()</w:t>
+        <w:t xml:space="preserve">    price_s = price_entry.get().strip()</w:t>
       </w:r>
     </w:p>
     <w:p>
@@ -4154,7 +3871,7 @@
           <w:rFonts w:ascii="Courier New" w:hAnsi="Courier New"/>
           <w:sz w:val="20"/>
         </w:rPr>
-        <w:t xml:space="preserve">    result_list.delete(0, tk.END)</w:t>
+        <w:t xml:space="preserve">    # Проверка обязательных строковых полей</w:t>
       </w:r>
     </w:p>
     <w:p>
@@ -4176,7 +3893,7 @@
           <w:rFonts w:ascii="Courier New" w:hAnsi="Courier New"/>
           <w:sz w:val="20"/>
         </w:rPr>
-        <w:t xml:space="preserve"> </w:t>
+        <w:t xml:space="preserve">    if not title or not author or not genre:</w:t>
       </w:r>
     </w:p>
     <w:p>
@@ -4198,7 +3915,7 @@
           <w:rFonts w:ascii="Courier New" w:hAnsi="Courier New"/>
           <w:sz w:val="20"/>
         </w:rPr>
-        <w:t xml:space="preserve">    if not query:</w:t>
+        <w:t xml:space="preserve">        messagebox.showerror("Ошибка",</w:t>
       </w:r>
     </w:p>
     <w:p>
@@ -4220,7 +3937,7 @@
           <w:rFonts w:ascii="Courier New" w:hAnsi="Courier New"/>
           <w:sz w:val="20"/>
         </w:rPr>
-        <w:t xml:space="preserve">        messagebox.showwarning("Внимание", "Введите поисковый запрос.")</w:t>
+        <w:t xml:space="preserve">            "Заполните все обязательные поля:</w:t>
       </w:r>
     </w:p>
     <w:p>
@@ -4242,7 +3959,7 @@
           <w:rFonts w:ascii="Courier New" w:hAnsi="Courier New"/>
           <w:sz w:val="20"/>
         </w:rPr>
-        <w:t xml:space="preserve">        return</w:t>
+        <w:t>Название, Автор, Жанр.")</w:t>
       </w:r>
     </w:p>
     <w:p>
@@ -4264,7 +3981,7 @@
           <w:rFonts w:ascii="Courier New" w:hAnsi="Courier New"/>
           <w:sz w:val="20"/>
         </w:rPr>
-        <w:t xml:space="preserve"> </w:t>
+        <w:t xml:space="preserve">        return</w:t>
       </w:r>
     </w:p>
     <w:p>
@@ -4286,7 +4003,7 @@
           <w:rFonts w:ascii="Courier New" w:hAnsi="Courier New"/>
           <w:sz w:val="20"/>
         </w:rPr>
-        <w:t xml:space="preserve">    found = []</w:t>
+        <w:t xml:space="preserve"> </w:t>
       </w:r>
     </w:p>
     <w:p>
@@ -4308,7 +4025,7 @@
           <w:rFonts w:ascii="Courier New" w:hAnsi="Courier New"/>
           <w:sz w:val="20"/>
         </w:rPr>
-        <w:t xml:space="preserve">    for b in books:</w:t>
+        <w:t xml:space="preserve">    # Валидация года</w:t>
       </w:r>
     </w:p>
     <w:p>
@@ -4330,7 +4047,7 @@
           <w:rFonts w:ascii="Courier New" w:hAnsi="Courier New"/>
           <w:sz w:val="20"/>
         </w:rPr>
-        <w:t xml:space="preserve">        if mode == "title"  and query in b["title"].lower():</w:t>
+        <w:t xml:space="preserve">    try:</w:t>
       </w:r>
     </w:p>
     <w:p>
@@ -4352,7 +4069,7 @@
           <w:rFonts w:ascii="Courier New" w:hAnsi="Courier New"/>
           <w:sz w:val="20"/>
         </w:rPr>
-        <w:t xml:space="preserve">            found.append(b)</w:t>
+        <w:t xml:space="preserve">        year = int(year_s)</w:t>
       </w:r>
     </w:p>
     <w:p>
@@ -4374,7 +4091,7 @@
           <w:rFonts w:ascii="Courier New" w:hAnsi="Courier New"/>
           <w:sz w:val="20"/>
         </w:rPr>
-        <w:t xml:space="preserve">        elif mode == "author" and query in b["author"].lower():</w:t>
+        <w:t xml:space="preserve">        if year &lt; 1000 or year &gt; 2100:</w:t>
       </w:r>
     </w:p>
     <w:p>
@@ -4396,7 +4113,7 @@
           <w:rFonts w:ascii="Courier New" w:hAnsi="Courier New"/>
           <w:sz w:val="20"/>
         </w:rPr>
-        <w:t xml:space="preserve">            found.append(b)</w:t>
+        <w:t xml:space="preserve">            raise ValueError</w:t>
       </w:r>
     </w:p>
     <w:p>
@@ -4418,7 +4135,7 @@
           <w:rFonts w:ascii="Courier New" w:hAnsi="Courier New"/>
           <w:sz w:val="20"/>
         </w:rPr>
-        <w:t xml:space="preserve">        elif mode == "genre"  and query in b["genre"].lower():</w:t>
+        <w:t xml:space="preserve">    except ValueError:</w:t>
       </w:r>
     </w:p>
     <w:p>
@@ -4440,7 +4157,7 @@
           <w:rFonts w:ascii="Courier New" w:hAnsi="Courier New"/>
           <w:sz w:val="20"/>
         </w:rPr>
-        <w:t xml:space="preserve">            found.append(b)</w:t>
+        <w:t xml:space="preserve">        messagebox.showerror("Ошибка",</w:t>
       </w:r>
     </w:p>
     <w:p>
@@ -4462,7 +4179,7 @@
           <w:rFonts w:ascii="Courier New" w:hAnsi="Courier New"/>
           <w:sz w:val="20"/>
         </w:rPr>
-        <w:t xml:space="preserve"> </w:t>
+        <w:t xml:space="preserve">            "Год издания: целое число в диапазоне 1000–2100.")</w:t>
       </w:r>
     </w:p>
     <w:p>
@@ -4484,7 +4201,7 @@
           <w:rFonts w:ascii="Courier New" w:hAnsi="Courier New"/>
           <w:sz w:val="20"/>
         </w:rPr>
-        <w:t xml:space="preserve">    if not found:</w:t>
+        <w:t xml:space="preserve">        return</w:t>
       </w:r>
     </w:p>
     <w:p>
@@ -4506,7 +4223,7 @@
           <w:rFonts w:ascii="Courier New" w:hAnsi="Courier New"/>
           <w:sz w:val="20"/>
         </w:rPr>
-        <w:t xml:space="preserve">        result_list.insert(tk.END, "— Книги по запросу не найдены —")</w:t>
+        <w:t xml:space="preserve"> </w:t>
       </w:r>
     </w:p>
     <w:p>
@@ -4528,7 +4245,7 @@
           <w:rFonts w:ascii="Courier New" w:hAnsi="Courier New"/>
           <w:sz w:val="20"/>
         </w:rPr>
-        <w:t xml:space="preserve">    else:</w:t>
+        <w:t xml:space="preserve">    # Валидация цены</w:t>
       </w:r>
     </w:p>
     <w:p>
@@ -4550,7 +4267,7 @@
           <w:rFonts w:ascii="Courier New" w:hAnsi="Courier New"/>
           <w:sz w:val="20"/>
         </w:rPr>
-        <w:t xml:space="preserve">        for b in found:</w:t>
+        <w:t xml:space="preserve">    try:</w:t>
       </w:r>
     </w:p>
     <w:p>
@@ -4572,7 +4289,7 @@
           <w:rFonts w:ascii="Courier New" w:hAnsi="Courier New"/>
           <w:sz w:val="20"/>
         </w:rPr>
-        <w:t xml:space="preserve">            result_list.insert(</w:t>
+        <w:t xml:space="preserve">        price = float(price_s)</w:t>
       </w:r>
     </w:p>
     <w:p>
@@ -4594,7 +4311,7 @@
           <w:rFonts w:ascii="Courier New" w:hAnsi="Courier New"/>
           <w:sz w:val="20"/>
         </w:rPr>
-        <w:t xml:space="preserve">                tk.END,</w:t>
+        <w:t xml:space="preserve">        if price &lt;= 0:</w:t>
       </w:r>
     </w:p>
     <w:p>
@@ -4616,7 +4333,7 @@
           <w:rFonts w:ascii="Courier New" w:hAnsi="Courier New"/>
           <w:sz w:val="20"/>
         </w:rPr>
-        <w:t xml:space="preserve">                f"{b['title']}  |  {b['author']}  |  {b['genre']}  |  {b['year']} г.  |  {b['price']:.0f} руб."</w:t>
+        <w:t xml:space="preserve">            raise ValueError</w:t>
       </w:r>
     </w:p>
     <w:p>
@@ -4638,7 +4355,7 @@
           <w:rFonts w:ascii="Courier New" w:hAnsi="Courier New"/>
           <w:sz w:val="20"/>
         </w:rPr>
-        <w:t xml:space="preserve">            )</w:t>
+        <w:t xml:space="preserve">    except ValueError:</w:t>
       </w:r>
     </w:p>
     <w:p>
@@ -4660,7 +4377,7 @@
           <w:rFonts w:ascii="Courier New" w:hAnsi="Courier New"/>
           <w:sz w:val="20"/>
         </w:rPr>
-        <w:t xml:space="preserve"> </w:t>
+        <w:t xml:space="preserve">        messagebox.showerror("Ошибка",</w:t>
       </w:r>
     </w:p>
     <w:p>
@@ -4682,7 +4399,7 @@
           <w:rFonts w:ascii="Courier New" w:hAnsi="Courier New"/>
           <w:sz w:val="20"/>
         </w:rPr>
-        <w:t xml:space="preserve">    status_label.config(text=f"Найдено: {len(found)} книг(и)")</w:t>
+        <w:t xml:space="preserve">            "Цена должна быть положительным числом.")</w:t>
       </w:r>
     </w:p>
     <w:p>
@@ -4704,7 +4421,7 @@
           <w:rFonts w:ascii="Courier New" w:hAnsi="Courier New"/>
           <w:sz w:val="20"/>
         </w:rPr>
-        <w:t xml:space="preserve"> </w:t>
+        <w:t xml:space="preserve">        return</w:t>
       </w:r>
     </w:p>
     <w:p>
@@ -4748,7 +4465,7 @@
           <w:rFonts w:ascii="Courier New" w:hAnsi="Courier New"/>
           <w:sz w:val="20"/>
         </w:rPr>
-        <w:t>def show_all():</w:t>
+        <w:t xml:space="preserve">    books.append({"title": title, "author": author,</w:t>
       </w:r>
     </w:p>
     <w:p>
@@ -4770,7 +4487,7 @@
           <w:rFonts w:ascii="Courier New" w:hAnsi="Courier New"/>
           <w:sz w:val="20"/>
         </w:rPr>
-        <w:t xml:space="preserve">    """Выводит весь каталог книг в список результатов."""</w:t>
+        <w:t xml:space="preserve">                  "genre": genre, "year": year, "price": price})</w:t>
       </w:r>
     </w:p>
     <w:p>
@@ -4792,7 +4509,7 @@
           <w:rFonts w:ascii="Courier New" w:hAnsi="Courier New"/>
           <w:sz w:val="20"/>
         </w:rPr>
-        <w:t xml:space="preserve">    result_list.delete(0, tk.END)</w:t>
+        <w:t xml:space="preserve">    messagebox.showinfo("Успешно", f"Книга «{title}» добавлена в каталог.")</w:t>
       </w:r>
     </w:p>
     <w:p>
@@ -4814,7 +4531,7 @@
           <w:rFonts w:ascii="Courier New" w:hAnsi="Courier New"/>
           <w:sz w:val="20"/>
         </w:rPr>
-        <w:t xml:space="preserve">    for b in books:</w:t>
+        <w:t xml:space="preserve">    for w in (title_entry, author_entry, year_entry, price_entry):</w:t>
       </w:r>
     </w:p>
     <w:p>
@@ -4836,7 +4553,7 @@
           <w:rFonts w:ascii="Courier New" w:hAnsi="Courier New"/>
           <w:sz w:val="20"/>
         </w:rPr>
-        <w:t xml:space="preserve">        result_list.insert(</w:t>
+        <w:t xml:space="preserve">        w.delete(0, tk.END)</w:t>
       </w:r>
     </w:p>
     <w:p>
@@ -4858,7 +4575,7 @@
           <w:rFonts w:ascii="Courier New" w:hAnsi="Courier New"/>
           <w:sz w:val="20"/>
         </w:rPr>
-        <w:t xml:space="preserve">            tk.END,</w:t>
+        <w:t xml:space="preserve">    genre_combo["values"] = sorted(set(b["genre"] for b in books))</w:t>
       </w:r>
     </w:p>
     <w:p>
@@ -4880,7 +4597,7 @@
           <w:rFonts w:ascii="Courier New" w:hAnsi="Courier New"/>
           <w:sz w:val="20"/>
         </w:rPr>
-        <w:t xml:space="preserve">            f"{b['title']}  |  {b['author']}  |  {b['genre']}  |  {b['year']} г.  |  {b['price']:.0f} руб."</w:t>
+        <w:t xml:space="preserve">    refresh_info()</w:t>
       </w:r>
     </w:p>
     <w:p>
@@ -4902,7 +4619,58 @@
           <w:rFonts w:ascii="Courier New" w:hAnsi="Courier New"/>
           <w:sz w:val="20"/>
         </w:rPr>
-        <w:t xml:space="preserve">        )</w:t>
+        <w:t xml:space="preserve">    status_label.config(text=f"Всего книг в каталоге: {len(books)}")</w:t>
+      </w:r>
+    </w:p>
+    <w:p>
+      <w:pPr>
+        <w:spacing w:before="40" w:after="120"/>
+        <w:ind w:firstLine="0"/>
+        <w:jc w:val="center"/>
+      </w:pPr>
+      <w:r>
+        <w:rPr>
+          <w:rFonts w:ascii="Times New Roman" w:hAnsi="Times New Roman" w:cs="Times New Roman"/>
+          <w:rFonts w:ascii="Times New Roman" w:hAnsi="Times New Roman"/>
+          <w:b w:val="0"/>
+          <w:i/>
+          <w:sz w:val="24"/>
+        </w:rPr>
+        <w:t>Рис. 6. Функция add_book() с полной валидацией</w:t>
+      </w:r>
+    </w:p>
+    <w:p>
+      <w:pPr>
+        <w:spacing w:before="120" w:after="40" w:line="360" w:lineRule="auto"/>
+        <w:ind w:firstLine="709"/>
+        <w:jc w:val="left"/>
+      </w:pPr>
+      <w:r>
+        <w:rPr>
+          <w:rFonts w:ascii="Times New Roman" w:hAnsi="Times New Roman" w:cs="Times New Roman"/>
+          <w:rFonts w:ascii="Times New Roman" w:hAnsi="Times New Roman"/>
+          <w:b/>
+          <w:i/>
+          <w:sz w:val="28"/>
+        </w:rPr>
+        <w:t>Вспомогательные функции</w:t>
+      </w:r>
+    </w:p>
+    <w:p>
+      <w:pPr>
+        <w:spacing w:before="0" w:after="0" w:line="360" w:lineRule="auto"/>
+        <w:ind w:firstLine="709"/>
+        <w:jc w:val="both"/>
+      </w:pPr>
+      <w:r>
+        <w:rPr>
+          <w:rFonts w:ascii="Times New Roman" w:hAnsi="Times New Roman" w:cs="Times New Roman"/>
+          <w:rFonts w:ascii="Times New Roman" w:hAnsi="Times New Roman"/>
+          <w:b w:val="0"/>
+          <w:i w:val="0"/>
+          <w:sz w:val="28"/>
+        </w:rPr>
+        <w:t>refresh_info() перестраивает справочный блок Text: сначала переводит его в режим редактирования (state="normal"), очищает содержимое, подсчитывает количество книг каждого жанра и выводит список, после чего блокирует поле (state="disabled"). show_all() и clear_search() используют аналогичный подход к управлению Listbox через delete(0, END) и insert(END, ...):</w:t>
       </w:r>
     </w:p>
     <w:p>
@@ -4924,7 +4692,7 @@
           <w:rFonts w:ascii="Courier New" w:hAnsi="Courier New"/>
           <w:sz w:val="20"/>
         </w:rPr>
-        <w:t xml:space="preserve">    status_label.config(text=f"Всего книг в каталоге: {len(books)}")</w:t>
+        <w:t>def refresh_info():</w:t>
       </w:r>
     </w:p>
     <w:p>
@@ -4946,7 +4714,7 @@
           <w:rFonts w:ascii="Courier New" w:hAnsi="Courier New"/>
           <w:sz w:val="20"/>
         </w:rPr>
-        <w:t xml:space="preserve"> </w:t>
+        <w:t xml:space="preserve">    """Обновление справочного блока жанров."""</w:t>
       </w:r>
     </w:p>
     <w:p>
@@ -4968,7 +4736,7 @@
           <w:rFonts w:ascii="Courier New" w:hAnsi="Courier New"/>
           <w:sz w:val="20"/>
         </w:rPr>
-        <w:t xml:space="preserve"> </w:t>
+        <w:t xml:space="preserve">    info_text.config(state="normal")</w:t>
       </w:r>
     </w:p>
     <w:p>
@@ -4990,7 +4758,7 @@
           <w:rFonts w:ascii="Courier New" w:hAnsi="Courier New"/>
           <w:sz w:val="20"/>
         </w:rPr>
-        <w:t>def clear_search():</w:t>
+        <w:t xml:space="preserve">    info_text.delete("1.0", tk.END)</w:t>
       </w:r>
     </w:p>
     <w:p>
@@ -5012,7 +4780,7 @@
           <w:rFonts w:ascii="Courier New" w:hAnsi="Courier New"/>
           <w:sz w:val="20"/>
         </w:rPr>
-        <w:t xml:space="preserve">    """Очищает поле поиска и список результатов."""</w:t>
+        <w:t xml:space="preserve">    genre_counts = {}</w:t>
       </w:r>
     </w:p>
     <w:p>
@@ -5034,7 +4802,7 @@
           <w:rFonts w:ascii="Courier New" w:hAnsi="Courier New"/>
           <w:sz w:val="20"/>
         </w:rPr>
-        <w:t xml:space="preserve">    search_entry.delete(0, tk.END)</w:t>
+        <w:t xml:space="preserve">    for b in books:</w:t>
       </w:r>
     </w:p>
     <w:p>
@@ -5056,7 +4824,7 @@
           <w:rFonts w:ascii="Courier New" w:hAnsi="Courier New"/>
           <w:sz w:val="20"/>
         </w:rPr>
-        <w:t xml:space="preserve">    result_list.delete(0, tk.END)</w:t>
+        <w:t xml:space="preserve">        genre_counts[b["genre"]] = genre_counts.get(b["genre"], 0) + 1</w:t>
       </w:r>
     </w:p>
     <w:p>
@@ -5078,7 +4846,7 @@
           <w:rFonts w:ascii="Courier New" w:hAnsi="Courier New"/>
           <w:sz w:val="20"/>
         </w:rPr>
-        <w:t xml:space="preserve">    status_label.config(text=f"Всего книг в каталоге: {len(books)}")</w:t>
+        <w:t xml:space="preserve">    for g, cnt in sorted(genre_counts.items()):</w:t>
       </w:r>
     </w:p>
     <w:p>
@@ -5100,7 +4868,7 @@
           <w:rFonts w:ascii="Courier New" w:hAnsi="Courier New"/>
           <w:sz w:val="20"/>
         </w:rPr>
-        <w:t xml:space="preserve"> </w:t>
+        <w:t xml:space="preserve">        info_text.insert(tk.END, f"• {g}: {cnt} кн.</w:t>
       </w:r>
     </w:p>
     <w:p>
@@ -5122,7 +4890,7 @@
           <w:rFonts w:ascii="Courier New" w:hAnsi="Courier New"/>
           <w:sz w:val="20"/>
         </w:rPr>
-        <w:t xml:space="preserve"> </w:t>
+        <w:t>")</w:t>
       </w:r>
     </w:p>
     <w:p>
@@ -5144,7 +4912,7 @@
           <w:rFonts w:ascii="Courier New" w:hAnsi="Courier New"/>
           <w:sz w:val="20"/>
         </w:rPr>
-        <w:t>def add_book():</w:t>
+        <w:t xml:space="preserve">    info_text.config(state="disabled")</w:t>
       </w:r>
     </w:p>
     <w:p>
@@ -5166,7 +4934,7 @@
           <w:rFonts w:ascii="Courier New" w:hAnsi="Courier New"/>
           <w:sz w:val="20"/>
         </w:rPr>
-        <w:t xml:space="preserve">    """Добавляет новую книгу в каталог после валидации полей."""</w:t>
+        <w:t xml:space="preserve"> </w:t>
       </w:r>
     </w:p>
     <w:p>
@@ -5188,7 +4956,7 @@
           <w:rFonts w:ascii="Courier New" w:hAnsi="Courier New"/>
           <w:sz w:val="20"/>
         </w:rPr>
-        <w:t xml:space="preserve">    title  = title_entry.get().strip()</w:t>
+        <w:t>def show_all():</w:t>
       </w:r>
     </w:p>
     <w:p>
@@ -5210,7 +4978,7 @@
           <w:rFonts w:ascii="Courier New" w:hAnsi="Courier New"/>
           <w:sz w:val="20"/>
         </w:rPr>
-        <w:t xml:space="preserve">    author = author_entry.get().strip()</w:t>
+        <w:t xml:space="preserve">    """Вывод полного каталога в список результатов."""</w:t>
       </w:r>
     </w:p>
     <w:p>
@@ -5232,7 +5000,7 @@
           <w:rFonts w:ascii="Courier New" w:hAnsi="Courier New"/>
           <w:sz w:val="20"/>
         </w:rPr>
-        <w:t xml:space="preserve">    genre  = genre_var.get().strip()</w:t>
+        <w:t xml:space="preserve">    result_list.delete(0, tk.END)</w:t>
       </w:r>
     </w:p>
     <w:p>
@@ -5254,7 +5022,7 @@
           <w:rFonts w:ascii="Courier New" w:hAnsi="Courier New"/>
           <w:sz w:val="20"/>
         </w:rPr>
-        <w:t xml:space="preserve">    year_s = year_entry.get().strip()</w:t>
+        <w:t xml:space="preserve">    for b in books:</w:t>
       </w:r>
     </w:p>
     <w:p>
@@ -5276,7 +5044,7 @@
           <w:rFonts w:ascii="Courier New" w:hAnsi="Courier New"/>
           <w:sz w:val="20"/>
         </w:rPr>
-        <w:t xml:space="preserve">    price_s = price_entry.get().strip()</w:t>
+        <w:t xml:space="preserve">        result_list.insert(tk.END,</w:t>
       </w:r>
     </w:p>
     <w:p>
@@ -5298,7 +5066,7 @@
           <w:rFonts w:ascii="Courier New" w:hAnsi="Courier New"/>
           <w:sz w:val="20"/>
         </w:rPr>
-        <w:t xml:space="preserve"> </w:t>
+        <w:t xml:space="preserve">            f"{b['title']}  |  {b['author']}  |  "</w:t>
       </w:r>
     </w:p>
     <w:p>
@@ -5320,7 +5088,7 @@
           <w:rFonts w:ascii="Courier New" w:hAnsi="Courier New"/>
           <w:sz w:val="20"/>
         </w:rPr>
-        <w:t xml:space="preserve">    # Валидация обязательных строковых полей</w:t>
+        <w:t xml:space="preserve">            f"{b['genre']}  |  {b['year']} г.  |  {b['price']:.0f} руб.")</w:t>
       </w:r>
     </w:p>
     <w:p>
@@ -5342,7 +5110,7 @@
           <w:rFonts w:ascii="Courier New" w:hAnsi="Courier New"/>
           <w:sz w:val="20"/>
         </w:rPr>
-        <w:t xml:space="preserve">    if not title or not author or not genre:</w:t>
+        <w:t xml:space="preserve">    status_label.config(text=f"Всего книг в каталоге: {len(books)}")</w:t>
       </w:r>
     </w:p>
     <w:p>
@@ -5364,7 +5132,7 @@
           <w:rFonts w:ascii="Courier New" w:hAnsi="Courier New"/>
           <w:sz w:val="20"/>
         </w:rPr>
-        <w:t xml:space="preserve">        messagebox.showerror("Ошибка", "Заполните все обязательные поля:\nНазвание, Автор, Жанр.")</w:t>
+        <w:t xml:space="preserve"> </w:t>
       </w:r>
     </w:p>
     <w:p>
@@ -5386,7 +5154,7 @@
           <w:rFonts w:ascii="Courier New" w:hAnsi="Courier New"/>
           <w:sz w:val="20"/>
         </w:rPr>
-        <w:t xml:space="preserve">        return</w:t>
+        <w:t>def clear_search():</w:t>
       </w:r>
     </w:p>
     <w:p>
@@ -5408,7 +5176,7 @@
           <w:rFonts w:ascii="Courier New" w:hAnsi="Courier New"/>
           <w:sz w:val="20"/>
         </w:rPr>
-        <w:t xml:space="preserve"> </w:t>
+        <w:t xml:space="preserve">    """Очистка поля поиска и списка результатов."""</w:t>
       </w:r>
     </w:p>
     <w:p>
@@ -5430,7 +5198,7 @@
           <w:rFonts w:ascii="Courier New" w:hAnsi="Courier New"/>
           <w:sz w:val="20"/>
         </w:rPr>
-        <w:t xml:space="preserve">    # Валидация года</w:t>
+        <w:t xml:space="preserve">    search_entry.delete(0, tk.END)</w:t>
       </w:r>
     </w:p>
     <w:p>
@@ -5452,7 +5220,7 @@
           <w:rFonts w:ascii="Courier New" w:hAnsi="Courier New"/>
           <w:sz w:val="20"/>
         </w:rPr>
-        <w:t xml:space="preserve">    try:</w:t>
+        <w:t xml:space="preserve">    result_list.delete(0, tk.END)</w:t>
       </w:r>
     </w:p>
     <w:p>
@@ -5474,7 +5242,500 @@
           <w:rFonts w:ascii="Courier New" w:hAnsi="Courier New"/>
           <w:sz w:val="20"/>
         </w:rPr>
-        <w:t xml:space="preserve">        year = int(year_s)</w:t>
+        <w:t xml:space="preserve">    status_label.config(text=f"Всего книг в каталоге: {len(books)}")</w:t>
+      </w:r>
+    </w:p>
+    <w:p>
+      <w:pPr>
+        <w:spacing w:before="40" w:after="120"/>
+        <w:ind w:firstLine="0"/>
+        <w:jc w:val="center"/>
+      </w:pPr>
+      <w:r>
+        <w:rPr>
+          <w:rFonts w:ascii="Times New Roman" w:hAnsi="Times New Roman" w:cs="Times New Roman"/>
+          <w:rFonts w:ascii="Times New Roman" w:hAnsi="Times New Roman"/>
+          <w:b w:val="0"/>
+          <w:i/>
+          <w:sz w:val="24"/>
+        </w:rPr>
+        <w:t>Рис. 7. Вспомогательные функции refresh_info, show_all, clear_search</w:t>
+      </w:r>
+    </w:p>
+    <w:p>
+      <w:pPr>
+        <w:spacing w:before="160" w:after="80" w:line="360" w:lineRule="auto"/>
+        <w:ind w:firstLine="0"/>
+        <w:jc w:val="left"/>
+      </w:pPr>
+      <w:r>
+        <w:rPr>
+          <w:rFonts w:ascii="Times New Roman" w:hAnsi="Times New Roman" w:cs="Times New Roman"/>
+          <w:rFonts w:ascii="Times New Roman" w:hAnsi="Times New Roman"/>
+          <w:b/>
+          <w:i w:val="0"/>
+          <w:sz w:val="28"/>
+        </w:rPr>
+        <w:t>Тестирование</w:t>
+      </w:r>
+    </w:p>
+    <w:p>
+      <w:pPr>
+        <w:spacing w:before="0" w:after="0" w:line="360" w:lineRule="auto"/>
+        <w:ind w:firstLine="709"/>
+        <w:jc w:val="both"/>
+      </w:pPr>
+      <w:r>
+        <w:rPr>
+          <w:rFonts w:ascii="Times New Roman" w:hAnsi="Times New Roman" w:cs="Times New Roman"/>
+          <w:rFonts w:ascii="Times New Roman" w:hAnsi="Times New Roman"/>
+          <w:b w:val="0"/>
+          <w:i w:val="0"/>
+          <w:sz w:val="28"/>
+        </w:rPr>
+        <w:t>Тестирование приложения проводилось вручную путём последовательной проверки всех реализованных функций. Для каждого тестового сценария фиксировались входные данные, ожидаемый результат и фактический результат.</w:t>
+      </w:r>
+    </w:p>
+    <w:p>
+      <w:pPr>
+        <w:spacing w:before="120" w:after="40" w:line="360" w:lineRule="auto"/>
+        <w:ind w:firstLine="709"/>
+        <w:jc w:val="left"/>
+      </w:pPr>
+      <w:r>
+        <w:rPr>
+          <w:rFonts w:ascii="Times New Roman" w:hAnsi="Times New Roman" w:cs="Times New Roman"/>
+          <w:rFonts w:ascii="Times New Roman" w:hAnsi="Times New Roman"/>
+          <w:b/>
+          <w:i/>
+          <w:sz w:val="28"/>
+        </w:rPr>
+        <w:t>Запуск и отображение каталога</w:t>
+      </w:r>
+    </w:p>
+    <w:p>
+      <w:pPr>
+        <w:spacing w:before="0" w:after="0" w:line="360" w:lineRule="auto"/>
+        <w:ind w:firstLine="709"/>
+        <w:jc w:val="both"/>
+      </w:pPr>
+      <w:r>
+        <w:rPr>
+          <w:rFonts w:ascii="Times New Roman" w:hAnsi="Times New Roman" w:cs="Times New Roman"/>
+          <w:rFonts w:ascii="Times New Roman" w:hAnsi="Times New Roman"/>
+          <w:b w:val="0"/>
+          <w:i w:val="0"/>
+          <w:sz w:val="28"/>
+        </w:rPr>
+        <w:t>При запуске приложения автоматически вызывается функция show_all(), которая заполняет Listbox всеми 10 книгами каталога. В правой панели отображается справочный блок с жанрами. В строке статуса показывается «Всего книг в каталоге: 10».</w:t>
+      </w:r>
+    </w:p>
+    <w:p>
+      <w:pPr>
+        <w:spacing w:before="40" w:after="120"/>
+        <w:ind w:firstLine="0"/>
+        <w:jc w:val="center"/>
+      </w:pPr>
+      <w:r>
+        <w:rPr>
+          <w:rFonts w:ascii="Times New Roman" w:hAnsi="Times New Roman" w:cs="Times New Roman"/>
+          <w:rFonts w:ascii="Times New Roman" w:hAnsi="Times New Roman"/>
+          <w:b w:val="0"/>
+          <w:i/>
+          <w:sz w:val="24"/>
+        </w:rPr>
+        <w:t>Рис. 8. Главное окно приложения при запуске (полный каталог)</w:t>
+      </w:r>
+    </w:p>
+    <w:p>
+      <w:pPr>
+        <w:spacing w:before="120" w:after="40" w:line="360" w:lineRule="auto"/>
+        <w:ind w:firstLine="709"/>
+        <w:jc w:val="left"/>
+      </w:pPr>
+      <w:r>
+        <w:rPr>
+          <w:rFonts w:ascii="Times New Roman" w:hAnsi="Times New Roman" w:cs="Times New Roman"/>
+          <w:rFonts w:ascii="Times New Roman" w:hAnsi="Times New Roman"/>
+          <w:b/>
+          <w:i/>
+          <w:sz w:val="28"/>
+        </w:rPr>
+        <w:t>Поиск по названию и автору</w:t>
+      </w:r>
+    </w:p>
+    <w:p>
+      <w:pPr>
+        <w:spacing w:before="0" w:after="0" w:line="360" w:lineRule="auto"/>
+        <w:ind w:firstLine="709"/>
+        <w:jc w:val="both"/>
+      </w:pPr>
+      <w:r>
+        <w:rPr>
+          <w:rFonts w:ascii="Times New Roman" w:hAnsi="Times New Roman" w:cs="Times New Roman"/>
+          <w:rFonts w:ascii="Times New Roman" w:hAnsi="Times New Roman"/>
+          <w:b w:val="0"/>
+          <w:i w:val="0"/>
+          <w:sz w:val="28"/>
+        </w:rPr>
+        <w:t>Проверен поиск по частичному совпадению. При вводе «мастер» с режимом «По названию» найдена 1 книга: «Мастер и Маргарита». При переключении на «По автору» и вводе «булгаков» найдены 2 книги: «Мастер и Маргарита» и «Собачье сердце». Строка статуса обновлена: «Найдено: 2 книг(и)».</w:t>
+      </w:r>
+    </w:p>
+    <w:p>
+      <w:pPr>
+        <w:spacing w:before="40" w:after="120"/>
+        <w:ind w:firstLine="0"/>
+        <w:jc w:val="center"/>
+      </w:pPr>
+      <w:r>
+        <w:rPr>
+          <w:rFonts w:ascii="Times New Roman" w:hAnsi="Times New Roman" w:cs="Times New Roman"/>
+          <w:rFonts w:ascii="Times New Roman" w:hAnsi="Times New Roman"/>
+          <w:b w:val="0"/>
+          <w:i/>
+          <w:sz w:val="24"/>
+        </w:rPr>
+        <w:t>Рис. 9. Результат поиска по автору «булгаков»</w:t>
+      </w:r>
+    </w:p>
+    <w:p>
+      <w:pPr>
+        <w:spacing w:before="120" w:after="40" w:line="360" w:lineRule="auto"/>
+        <w:ind w:firstLine="709"/>
+        <w:jc w:val="left"/>
+      </w:pPr>
+      <w:r>
+        <w:rPr>
+          <w:rFonts w:ascii="Times New Roman" w:hAnsi="Times New Roman" w:cs="Times New Roman"/>
+          <w:rFonts w:ascii="Times New Roman" w:hAnsi="Times New Roman"/>
+          <w:b/>
+          <w:i/>
+          <w:sz w:val="28"/>
+        </w:rPr>
+        <w:t>Поиск по жанру и отображение всех книг</w:t>
+      </w:r>
+    </w:p>
+    <w:p>
+      <w:pPr>
+        <w:spacing w:before="0" w:after="0" w:line="360" w:lineRule="auto"/>
+        <w:ind w:firstLine="709"/>
+        <w:jc w:val="both"/>
+      </w:pPr>
+      <w:r>
+        <w:rPr>
+          <w:rFonts w:ascii="Times New Roman" w:hAnsi="Times New Roman" w:cs="Times New Roman"/>
+          <w:rFonts w:ascii="Times New Roman" w:hAnsi="Times New Roman"/>
+          <w:b w:val="0"/>
+          <w:i w:val="0"/>
+          <w:sz w:val="28"/>
+        </w:rPr>
+        <w:t>Поиск по жанру «роман-эпопея» вернул 2 книги: «Война и мир» и «Тихий Дон». Нажатие кнопки «Показать все книги» сбросило фильтр и вывело полный каталог из 10 записей. Кнопка «✖ Очистить» очистила поле поиска и список результатов.</w:t>
+      </w:r>
+    </w:p>
+    <w:p>
+      <w:pPr>
+        <w:spacing w:before="40" w:after="120"/>
+        <w:ind w:firstLine="0"/>
+        <w:jc w:val="center"/>
+      </w:pPr>
+      <w:r>
+        <w:rPr>
+          <w:rFonts w:ascii="Times New Roman" w:hAnsi="Times New Roman" w:cs="Times New Roman"/>
+          <w:rFonts w:ascii="Times New Roman" w:hAnsi="Times New Roman"/>
+          <w:b w:val="0"/>
+          <w:i/>
+          <w:sz w:val="24"/>
+        </w:rPr>
+        <w:t>Рис. 10. Поиск по жанру и отображение полного каталога</w:t>
+      </w:r>
+    </w:p>
+    <w:p>
+      <w:pPr>
+        <w:spacing w:before="120" w:after="40" w:line="360" w:lineRule="auto"/>
+        <w:ind w:firstLine="709"/>
+        <w:jc w:val="left"/>
+      </w:pPr>
+      <w:r>
+        <w:rPr>
+          <w:rFonts w:ascii="Times New Roman" w:hAnsi="Times New Roman" w:cs="Times New Roman"/>
+          <w:rFonts w:ascii="Times New Roman" w:hAnsi="Times New Roman"/>
+          <w:b/>
+          <w:i/>
+          <w:sz w:val="28"/>
+        </w:rPr>
+        <w:t>Добавление новой книги</w:t>
+      </w:r>
+    </w:p>
+    <w:p>
+      <w:pPr>
+        <w:spacing w:before="0" w:after="0" w:line="360" w:lineRule="auto"/>
+        <w:ind w:firstLine="709"/>
+        <w:jc w:val="both"/>
+      </w:pPr>
+      <w:r>
+        <w:rPr>
+          <w:rFonts w:ascii="Times New Roman" w:hAnsi="Times New Roman" w:cs="Times New Roman"/>
+          <w:rFonts w:ascii="Times New Roman" w:hAnsi="Times New Roman"/>
+          <w:b w:val="0"/>
+          <w:i w:val="0"/>
+          <w:sz w:val="28"/>
+        </w:rPr>
+        <w:t>Заполнена форма добавления: Название — «Идиот», Автор — «Достоевский Ф.М.», Жанр — «Роман», Год — 1869, Цена — 340. После нажатия «Добавить в каталог» появилось диалоговое окно с подтверждением «Книга «Идиот» добавлена в каталог». Поля формы очищены. Строка статуса обновлена: «Всего книг: 11».</w:t>
+      </w:r>
+    </w:p>
+    <w:p>
+      <w:pPr>
+        <w:spacing w:before="40" w:after="120"/>
+        <w:ind w:firstLine="0"/>
+        <w:jc w:val="center"/>
+      </w:pPr>
+      <w:r>
+        <w:rPr>
+          <w:rFonts w:ascii="Times New Roman" w:hAnsi="Times New Roman" w:cs="Times New Roman"/>
+          <w:rFonts w:ascii="Times New Roman" w:hAnsi="Times New Roman"/>
+          <w:b w:val="0"/>
+          <w:i/>
+          <w:sz w:val="24"/>
+        </w:rPr>
+        <w:t>Рис. 11. Добавление новой книги «Идиот»</w:t>
+      </w:r>
+    </w:p>
+    <w:p>
+      <w:pPr>
+        <w:spacing w:before="120" w:after="40" w:line="360" w:lineRule="auto"/>
+        <w:ind w:firstLine="709"/>
+        <w:jc w:val="left"/>
+      </w:pPr>
+      <w:r>
+        <w:rPr>
+          <w:rFonts w:ascii="Times New Roman" w:hAnsi="Times New Roman" w:cs="Times New Roman"/>
+          <w:rFonts w:ascii="Times New Roman" w:hAnsi="Times New Roman"/>
+          <w:b/>
+          <w:i/>
+          <w:sz w:val="28"/>
+        </w:rPr>
+        <w:t>Обработка ошибочного ввода</w:t>
+      </w:r>
+    </w:p>
+    <w:p>
+      <w:pPr>
+        <w:spacing w:before="0" w:after="0" w:line="360" w:lineRule="auto"/>
+        <w:ind w:firstLine="709"/>
+        <w:jc w:val="both"/>
+      </w:pPr>
+      <w:r>
+        <w:rPr>
+          <w:rFonts w:ascii="Times New Roman" w:hAnsi="Times New Roman" w:cs="Times New Roman"/>
+          <w:rFonts w:ascii="Times New Roman" w:hAnsi="Times New Roman"/>
+          <w:b w:val="0"/>
+          <w:i w:val="0"/>
+          <w:sz w:val="28"/>
+        </w:rPr>
+        <w:t>Проверены следующие некорректные сценарии:</w:t>
+      </w:r>
+    </w:p>
+    <w:p>
+      <w:pPr>
+        <w:pStyle w:val="ListBullet"/>
+        <w:spacing w:line="360" w:lineRule="auto"/>
+        <w:jc w:val="both"/>
+      </w:pPr>
+      <w:r>
+        <w:rPr>
+          <w:rFonts w:ascii="Times New Roman" w:hAnsi="Times New Roman" w:cs="Times New Roman"/>
+          <w:rFonts w:ascii="Times New Roman" w:hAnsi="Times New Roman"/>
+          <w:b w:val="0"/>
+          <w:i w:val="0"/>
+          <w:sz w:val="28"/>
+        </w:rPr>
+        <w:t>пустое поле «Название» → messagebox.showerror «Заполните все обязательные поля»;</w:t>
+      </w:r>
+    </w:p>
+    <w:p>
+      <w:pPr>
+        <w:pStyle w:val="ListBullet"/>
+        <w:spacing w:line="360" w:lineRule="auto"/>
+        <w:jc w:val="both"/>
+      </w:pPr>
+      <w:r>
+        <w:rPr>
+          <w:rFonts w:ascii="Times New Roman" w:hAnsi="Times New Roman" w:cs="Times New Roman"/>
+          <w:rFonts w:ascii="Times New Roman" w:hAnsi="Times New Roman"/>
+          <w:b w:val="0"/>
+          <w:i w:val="0"/>
+          <w:sz w:val="28"/>
+        </w:rPr>
+        <w:t>год «19аб» (не число) → ошибка «Год издания: целое число в диапазоне 1000–2100»;</w:t>
+      </w:r>
+    </w:p>
+    <w:p>
+      <w:pPr>
+        <w:pStyle w:val="ListBullet"/>
+        <w:spacing w:line="360" w:lineRule="auto"/>
+        <w:jc w:val="both"/>
+      </w:pPr>
+      <w:r>
+        <w:rPr>
+          <w:rFonts w:ascii="Times New Roman" w:hAnsi="Times New Roman" w:cs="Times New Roman"/>
+          <w:rFonts w:ascii="Times New Roman" w:hAnsi="Times New Roman"/>
+          <w:b w:val="0"/>
+          <w:i w:val="0"/>
+          <w:sz w:val="28"/>
+        </w:rPr>
+        <w:t>цена «-500» (отрицательная) → ошибка «Цена должна быть положительным числом»;</w:t>
+      </w:r>
+    </w:p>
+    <w:p>
+      <w:pPr>
+        <w:pStyle w:val="ListBullet"/>
+        <w:spacing w:line="360" w:lineRule="auto"/>
+        <w:jc w:val="both"/>
+      </w:pPr>
+      <w:r>
+        <w:rPr>
+          <w:rFonts w:ascii="Times New Roman" w:hAnsi="Times New Roman" w:cs="Times New Roman"/>
+          <w:rFonts w:ascii="Times New Roman" w:hAnsi="Times New Roman"/>
+          <w:b w:val="0"/>
+          <w:i w:val="0"/>
+          <w:sz w:val="28"/>
+        </w:rPr>
+        <w:t>пустой поисковый запрос → messagebox.showwarning «Введите поисковый запрос».</w:t>
+      </w:r>
+    </w:p>
+    <w:p>
+      <w:pPr>
+        <w:spacing w:before="40" w:after="120"/>
+        <w:ind w:firstLine="0"/>
+        <w:jc w:val="center"/>
+      </w:pPr>
+      <w:r>
+        <w:rPr>
+          <w:rFonts w:ascii="Times New Roman" w:hAnsi="Times New Roman" w:cs="Times New Roman"/>
+          <w:rFonts w:ascii="Times New Roman" w:hAnsi="Times New Roman"/>
+          <w:b w:val="0"/>
+          <w:i/>
+          <w:sz w:val="24"/>
+        </w:rPr>
+        <w:t>Рис. 12. Диалоговые окна обработки ошибок валидации</w:t>
+      </w:r>
+    </w:p>
+    <w:p>
+      <w:pPr>
+        <w:spacing w:before="0" w:after="0" w:line="360" w:lineRule="auto"/>
+        <w:ind w:firstLine="709"/>
+        <w:jc w:val="both"/>
+      </w:pPr>
+      <w:r>
+        <w:rPr>
+          <w:rFonts w:ascii="Times New Roman" w:hAnsi="Times New Roman" w:cs="Times New Roman"/>
+          <w:rFonts w:ascii="Times New Roman" w:hAnsi="Times New Roman"/>
+          <w:b w:val="0"/>
+          <w:i w:val="0"/>
+          <w:sz w:val="28"/>
+        </w:rPr>
+        <w:t>Все проверки пройдены успешно: некорректный ввод не приводит к исключениям, пользователь получает информативные сообщения об ошибках, приложение остаётся работоспособным и готовым к дальнейшей работе.</w:t>
+      </w:r>
+    </w:p>
+    <w:p>
+      <w:pPr>
+        <w:spacing w:before="160" w:after="80" w:line="360" w:lineRule="auto"/>
+        <w:ind w:firstLine="0"/>
+        <w:jc w:val="left"/>
+      </w:pPr>
+      <w:r>
+        <w:rPr>
+          <w:rFonts w:ascii="Times New Roman" w:hAnsi="Times New Roman" w:cs="Times New Roman"/>
+          <w:rFonts w:ascii="Times New Roman" w:hAnsi="Times New Roman"/>
+          <w:b/>
+          <w:i w:val="0"/>
+          <w:sz w:val="28"/>
+        </w:rPr>
+        <w:t>Вывод</w:t>
+      </w:r>
+    </w:p>
+    <w:p>
+      <w:pPr>
+        <w:spacing w:before="0" w:after="0" w:line="360" w:lineRule="auto"/>
+        <w:ind w:firstLine="709"/>
+        <w:jc w:val="both"/>
+      </w:pPr>
+      <w:r>
+        <w:rPr>
+          <w:rFonts w:ascii="Times New Roman" w:hAnsi="Times New Roman" w:cs="Times New Roman"/>
+          <w:rFonts w:ascii="Times New Roman" w:hAnsi="Times New Roman"/>
+          <w:b w:val="0"/>
+          <w:i w:val="0"/>
+          <w:sz w:val="28"/>
+        </w:rPr>
+        <w:t>В ходе выполнения лабораторной работы изучены принципы разработки GUI-приложений на языке Python с использованием стандартной библиотеки Tkinter. Освоена архитектура событийно-ориентированного программирования: главный цикл mainloop(), привязка обработчиков через command и bind(), работа с переменными StringVar. Изучены виджеты Label, Entry, Button, Radiobutton, Listbox, Scrollbar, Text, ttk.Combobox и оба менеджера геометрии — pack() и grid().</w:t>
+      </w:r>
+    </w:p>
+    <w:p>
+      <w:pPr>
+        <w:spacing w:before="0" w:after="0" w:line="360" w:lineRule="auto"/>
+        <w:ind w:firstLine="709"/>
+        <w:jc w:val="both"/>
+      </w:pPr>
+      <w:r>
+        <w:rPr>
+          <w:rFonts w:ascii="Times New Roman" w:hAnsi="Times New Roman" w:cs="Times New Roman"/>
+          <w:rFonts w:ascii="Times New Roman" w:hAnsi="Times New Roman"/>
+          <w:b w:val="0"/>
+          <w:i w:val="0"/>
+          <w:sz w:val="28"/>
+        </w:rPr>
+        <w:t>Разработано полнофункциональное двухпанельное приложение для управления каталогом книжного магазина: реализованы поиск по трём критериям с фильтрацией, отображение полного каталога, форма добавления книги с трёхуровневой валидацией (строковые поля, диапазон года, положительность цены) и динамическим обновлением справочного блока. Тестирование подтвердило корректную обработку всех штатных и ошибочных сценариев — пользователь получает понятные сообщения без аварийного завершения программы.</w:t>
+      </w:r>
+    </w:p>
+    <w:p>
+      <w:pPr>
+        <w:spacing w:before="0" w:after="0" w:line="360" w:lineRule="auto"/>
+        <w:ind w:firstLine="709"/>
+        <w:jc w:val="both"/>
+      </w:pPr>
+      <w:r>
+        <w:rPr>
+          <w:rFonts w:ascii="Times New Roman" w:hAnsi="Times New Roman" w:cs="Times New Roman"/>
+          <w:rFonts w:ascii="Times New Roman" w:hAnsi="Times New Roman"/>
+          <w:b w:val="0"/>
+          <w:i w:val="0"/>
+          <w:sz w:val="28"/>
+        </w:rPr>
+        <w:t>Полученные навыки применимы при разработке любых desktop-приложений с графическим интерфейсом: инструментов автоматизации, конфигураторов, клиентских приложений для локальных баз данных. Tkinter обеспечивает кроссплатформенность (Windows, macOS, Linux) без дополнительных зависимостей, что делает её оптимальным выбором для учебных проектов и небольших прикладных утилит.</w:t>
+      </w:r>
+    </w:p>
+    <w:p>
+      <w:pPr>
+        <w:spacing w:before="160" w:after="80" w:line="360" w:lineRule="auto"/>
+        <w:ind w:firstLine="0"/>
+        <w:jc w:val="left"/>
+      </w:pPr>
+      <w:r>
+        <w:rPr>
+          <w:rFonts w:ascii="Times New Roman" w:hAnsi="Times New Roman" w:cs="Times New Roman"/>
+          <w:rFonts w:ascii="Times New Roman" w:hAnsi="Times New Roman"/>
+          <w:b/>
+          <w:i w:val="0"/>
+          <w:sz w:val="28"/>
+        </w:rPr>
+        <w:t>Приложение 1</w:t>
+      </w:r>
+    </w:p>
+    <w:p>
+      <w:pPr>
+        <w:spacing w:before="0" w:after="0" w:line="360" w:lineRule="auto"/>
+        <w:ind w:firstLine="709"/>
+        <w:jc w:val="both"/>
+      </w:pPr>
+      <w:r>
+        <w:rPr>
+          <w:rFonts w:ascii="Times New Roman" w:hAnsi="Times New Roman" w:cs="Times New Roman"/>
+          <w:rFonts w:ascii="Times New Roman" w:hAnsi="Times New Roman"/>
+          <w:b w:val="0"/>
+          <w:i w:val="0"/>
+          <w:sz w:val="28"/>
+        </w:rPr>
+        <w:t>Полный исходный код приложения с графическим интерфейсом (lab9/main.py):</w:t>
       </w:r>
     </w:p>
     <w:p>
@@ -5496,7 +5757,7 @@
           <w:rFonts w:ascii="Courier New" w:hAnsi="Courier New"/>
           <w:sz w:val="20"/>
         </w:rPr>
-        <w:t xml:space="preserve">        if year &lt; 1000 or year &gt; 2100:</w:t>
+        <w:t>import tkinter as tk</w:t>
       </w:r>
     </w:p>
     <w:p>
@@ -5518,7 +5779,7 @@
           <w:rFonts w:ascii="Courier New" w:hAnsi="Courier New"/>
           <w:sz w:val="20"/>
         </w:rPr>
-        <w:t xml:space="preserve">            raise ValueError</w:t>
+        <w:t>from tkinter import messagebox, ttk</w:t>
       </w:r>
     </w:p>
     <w:p>
@@ -5540,7 +5801,7 @@
           <w:rFonts w:ascii="Courier New" w:hAnsi="Courier New"/>
           <w:sz w:val="20"/>
         </w:rPr>
-        <w:t xml:space="preserve">    except ValueError:</w:t>
+        <w:t xml:space="preserve"> </w:t>
       </w:r>
     </w:p>
     <w:p>
@@ -5562,7 +5823,7 @@
           <w:rFonts w:ascii="Courier New" w:hAnsi="Courier New"/>
           <w:sz w:val="20"/>
         </w:rPr>
-        <w:t xml:space="preserve">        messagebox.showerror("Ошибка", "Год издания должен быть целым числом\nв диапазоне 1000–2100.")</w:t>
+        <w:t>books = [</w:t>
       </w:r>
     </w:p>
     <w:p>
@@ -5584,7 +5845,7 @@
           <w:rFonts w:ascii="Courier New" w:hAnsi="Courier New"/>
           <w:sz w:val="20"/>
         </w:rPr>
-        <w:t xml:space="preserve">        return</w:t>
+        <w:t xml:space="preserve">    {"title": "Мастер и Маргарита",      "author": "Булгаков М.А.",    "genre": "Роман",          "year": 1967, "price": 450.0},</w:t>
       </w:r>
     </w:p>
     <w:p>
@@ -5606,7 +5867,7 @@
           <w:rFonts w:ascii="Courier New" w:hAnsi="Courier New"/>
           <w:sz w:val="20"/>
         </w:rPr>
-        <w:t xml:space="preserve"> </w:t>
+        <w:t xml:space="preserve">    {"title": "Преступление и наказание", "author": "Достоевский Ф.М.", "genre": "Роман",          "year": 1866, "price": 380.0},</w:t>
       </w:r>
     </w:p>
     <w:p>
@@ -5628,7 +5889,7 @@
           <w:rFonts w:ascii="Courier New" w:hAnsi="Courier New"/>
           <w:sz w:val="20"/>
         </w:rPr>
-        <w:t xml:space="preserve">    # Валидация цены</w:t>
+        <w:t xml:space="preserve">    {"title": "Война и мир",              "author": "Толстой Л.Н.",     "genre": "Роман-эпопея",   "year": 1869, "price": 620.0},</w:t>
       </w:r>
     </w:p>
     <w:p>
@@ -5650,7 +5911,7 @@
           <w:rFonts w:ascii="Courier New" w:hAnsi="Courier New"/>
           <w:sz w:val="20"/>
         </w:rPr>
-        <w:t xml:space="preserve">    try:</w:t>
+        <w:t xml:space="preserve">    {"title": "Евгений Онегин",           "author": "Пушкин А.С.",      "genre": "Роман в стихах", "year": 1833, "price": 290.0},</w:t>
       </w:r>
     </w:p>
     <w:p>
@@ -5672,7 +5933,7 @@
           <w:rFonts w:ascii="Courier New" w:hAnsi="Courier New"/>
           <w:sz w:val="20"/>
         </w:rPr>
-        <w:t xml:space="preserve">        price = float(price_s)</w:t>
+        <w:t xml:space="preserve">    {"title": "Тихий Дон",               "author": "Шолохов М.А.",     "genre": "Роман-эпопея",   "year": 1940, "price": 510.0},</w:t>
       </w:r>
     </w:p>
     <w:p>
@@ -5694,7 +5955,7 @@
           <w:rFonts w:ascii="Courier New" w:hAnsi="Courier New"/>
           <w:sz w:val="20"/>
         </w:rPr>
-        <w:t xml:space="preserve">        if price &lt;= 0:</w:t>
+        <w:t xml:space="preserve">    {"title": "Отцы и дети",             "author": "Тургенев И.С.",    "genre": "Роман",          "year": 1862, "price": 320.0},</w:t>
       </w:r>
     </w:p>
     <w:p>
@@ -5716,7 +5977,7 @@
           <w:rFonts w:ascii="Courier New" w:hAnsi="Courier New"/>
           <w:sz w:val="20"/>
         </w:rPr>
-        <w:t xml:space="preserve">            raise ValueError</w:t>
+        <w:t xml:space="preserve">    {"title": "Обломов",                  "author": "Гончаров И.А.",    "genre": "Роман",          "year": 1859, "price": 355.0},</w:t>
       </w:r>
     </w:p>
     <w:p>
@@ -5738,7 +5999,7 @@
           <w:rFonts w:ascii="Courier New" w:hAnsi="Courier New"/>
           <w:sz w:val="20"/>
         </w:rPr>
-        <w:t xml:space="preserve">    except ValueError:</w:t>
+        <w:t xml:space="preserve">    {"title": "Собачье сердце",           "author": "Булгаков М.А.",    "genre": "Повесть",        "year": 1925, "price": 275.0},</w:t>
       </w:r>
     </w:p>
     <w:p>
@@ -5760,7 +6021,7 @@
           <w:rFonts w:ascii="Courier New" w:hAnsi="Courier New"/>
           <w:sz w:val="20"/>
         </w:rPr>
-        <w:t xml:space="preserve">        messagebox.showerror("Ошибка", "Цена должна быть положительным числом.")</w:t>
+        <w:t xml:space="preserve">    {"title": "Капитанская дочка",        "author": "Пушкин А.С.",      "genre": "Роман",          "year": 1836, "price": 310.0},</w:t>
       </w:r>
     </w:p>
     <w:p>
@@ -5782,7 +6043,7 @@
           <w:rFonts w:ascii="Courier New" w:hAnsi="Courier New"/>
           <w:sz w:val="20"/>
         </w:rPr>
-        <w:t xml:space="preserve">        return</w:t>
+        <w:t xml:space="preserve">    {"title": "Анна Каренина",            "author": "Толстой Л.Н.",     "genre": "Роман",          "year": 1878, "price": 490.0},</w:t>
       </w:r>
     </w:p>
     <w:p>
@@ -5804,7 +6065,7 @@
           <w:rFonts w:ascii="Courier New" w:hAnsi="Courier New"/>
           <w:sz w:val="20"/>
         </w:rPr>
-        <w:t xml:space="preserve"> </w:t>
+        <w:t>]</w:t>
       </w:r>
     </w:p>
     <w:p>
@@ -5826,7 +6087,7 @@
           <w:rFonts w:ascii="Courier New" w:hAnsi="Courier New"/>
           <w:sz w:val="20"/>
         </w:rPr>
-        <w:t xml:space="preserve">    books.append({"title": title, "author": author, "genre": genre, "year": year, "price": price})</w:t>
+        <w:t>GENRES = sorted(set(b["genre"] for b in books))</w:t>
       </w:r>
     </w:p>
     <w:p>
@@ -5848,7 +6109,7 @@
           <w:rFonts w:ascii="Courier New" w:hAnsi="Courier New"/>
           <w:sz w:val="20"/>
         </w:rPr>
-        <w:t xml:space="preserve">    messagebox.showinfo("Успешно", f"Книга «{title}» добавлена в каталог.")</w:t>
+        <w:t xml:space="preserve"> </w:t>
       </w:r>
     </w:p>
     <w:p>
@@ -5870,7 +6131,7 @@
           <w:rFonts w:ascii="Courier New" w:hAnsi="Courier New"/>
           <w:sz w:val="20"/>
         </w:rPr>
-        <w:t xml:space="preserve"> </w:t>
+        <w:t>def search_books():</w:t>
       </w:r>
     </w:p>
     <w:p>
@@ -5892,7 +6153,7 @@
           <w:rFonts w:ascii="Courier New" w:hAnsi="Courier New"/>
           <w:sz w:val="20"/>
         </w:rPr>
-        <w:t xml:space="preserve">    # Очищаем поля формы</w:t>
+        <w:t xml:space="preserve">    query = search_entry.get().strip().lower()</w:t>
       </w:r>
     </w:p>
     <w:p>
@@ -5914,7 +6175,7 @@
           <w:rFonts w:ascii="Courier New" w:hAnsi="Courier New"/>
           <w:sz w:val="20"/>
         </w:rPr>
-        <w:t xml:space="preserve">    for widget in (title_entry, author_entry, year_entry, price_entry):</w:t>
+        <w:t xml:space="preserve">    mode  = search_mode.get()</w:t>
       </w:r>
     </w:p>
     <w:p>
@@ -5936,7 +6197,7 @@
           <w:rFonts w:ascii="Courier New" w:hAnsi="Courier New"/>
           <w:sz w:val="20"/>
         </w:rPr>
-        <w:t xml:space="preserve">        widget.delete(0, tk.END)</w:t>
+        <w:t xml:space="preserve">    result_list.delete(0, tk.END)</w:t>
       </w:r>
     </w:p>
     <w:p>
@@ -5958,7 +6219,7 @@
           <w:rFonts w:ascii="Courier New" w:hAnsi="Courier New"/>
           <w:sz w:val="20"/>
         </w:rPr>
-        <w:t xml:space="preserve"> </w:t>
+        <w:t xml:space="preserve">    if not query:</w:t>
       </w:r>
     </w:p>
     <w:p>
@@ -5980,7 +6241,7 @@
           <w:rFonts w:ascii="Courier New" w:hAnsi="Courier New"/>
           <w:sz w:val="20"/>
         </w:rPr>
-        <w:t xml:space="preserve">    # Обновляем выпадающий список жанров</w:t>
+        <w:t xml:space="preserve">        messagebox.showwarning("Внимание", "Введите поисковый запрос.")</w:t>
       </w:r>
     </w:p>
     <w:p>
@@ -6002,7 +6263,7 @@
           <w:rFonts w:ascii="Courier New" w:hAnsi="Courier New"/>
           <w:sz w:val="20"/>
         </w:rPr>
-        <w:t xml:space="preserve">    all_genres = sorted(set(b["genre"] for b in books))</w:t>
+        <w:t xml:space="preserve">        return</w:t>
       </w:r>
     </w:p>
     <w:p>
@@ -6024,7 +6285,7 @@
           <w:rFonts w:ascii="Courier New" w:hAnsi="Courier New"/>
           <w:sz w:val="20"/>
         </w:rPr>
-        <w:t xml:space="preserve">    genre_combo["values"] = all_genres</w:t>
+        <w:t xml:space="preserve">    found = []</w:t>
       </w:r>
     </w:p>
     <w:p>
@@ -6046,7 +6307,7 @@
           <w:rFonts w:ascii="Courier New" w:hAnsi="Courier New"/>
           <w:sz w:val="20"/>
         </w:rPr>
-        <w:t xml:space="preserve"> </w:t>
+        <w:t xml:space="preserve">    for b in books:</w:t>
       </w:r>
     </w:p>
     <w:p>
@@ -6068,7 +6329,7 @@
           <w:rFonts w:ascii="Courier New" w:hAnsi="Courier New"/>
           <w:sz w:val="20"/>
         </w:rPr>
-        <w:t xml:space="preserve">    # Обновляем справочную информацию</w:t>
+        <w:t xml:space="preserve">        if mode == "title"  and query in b["title"].lower():  found.append(b)</w:t>
       </w:r>
     </w:p>
     <w:p>
@@ -6090,7 +6351,7 @@
           <w:rFonts w:ascii="Courier New" w:hAnsi="Courier New"/>
           <w:sz w:val="20"/>
         </w:rPr>
-        <w:t xml:space="preserve">    refresh_info()</w:t>
+        <w:t xml:space="preserve">        elif mode == "author" and query in b["author"].lower(): found.append(b)</w:t>
       </w:r>
     </w:p>
     <w:p>
@@ -6112,7 +6373,7 @@
           <w:rFonts w:ascii="Courier New" w:hAnsi="Courier New"/>
           <w:sz w:val="20"/>
         </w:rPr>
-        <w:t xml:space="preserve">    status_label.config(text=f"Всего книг в каталоге: {len(books)}")</w:t>
+        <w:t xml:space="preserve">        elif mode == "genre"  and query in b["genre"].lower():  found.append(b)</w:t>
       </w:r>
     </w:p>
     <w:p>
@@ -6134,7 +6395,7 @@
           <w:rFonts w:ascii="Courier New" w:hAnsi="Courier New"/>
           <w:sz w:val="20"/>
         </w:rPr>
-        <w:t xml:space="preserve"> </w:t>
+        <w:t xml:space="preserve">    if not found:</w:t>
       </w:r>
     </w:p>
     <w:p>
@@ -6156,7 +6417,7 @@
           <w:rFonts w:ascii="Courier New" w:hAnsi="Courier New"/>
           <w:sz w:val="20"/>
         </w:rPr>
-        <w:t xml:space="preserve"> </w:t>
+        <w:t xml:space="preserve">        result_list.insert(tk.END, "— Книги по запросу не найдены —")</w:t>
       </w:r>
     </w:p>
     <w:p>
@@ -6178,7 +6439,7 @@
           <w:rFonts w:ascii="Courier New" w:hAnsi="Courier New"/>
           <w:sz w:val="20"/>
         </w:rPr>
-        <w:t>def refresh_info():</w:t>
+        <w:t xml:space="preserve">    else:</w:t>
       </w:r>
     </w:p>
     <w:p>
@@ -6200,7 +6461,7 @@
           <w:rFonts w:ascii="Courier New" w:hAnsi="Courier New"/>
           <w:sz w:val="20"/>
         </w:rPr>
-        <w:t xml:space="preserve">    """Обновляет блок справочной информации о жанрах."""</w:t>
+        <w:t xml:space="preserve">        for b in found:</w:t>
       </w:r>
     </w:p>
     <w:p>
@@ -6222,7 +6483,7 @@
           <w:rFonts w:ascii="Courier New" w:hAnsi="Courier New"/>
           <w:sz w:val="20"/>
         </w:rPr>
-        <w:t xml:space="preserve">    info_text.config(state="normal")</w:t>
+        <w:t xml:space="preserve">            result_list.insert(tk.END,</w:t>
       </w:r>
     </w:p>
     <w:p>
@@ -6244,7 +6505,7 @@
           <w:rFonts w:ascii="Courier New" w:hAnsi="Courier New"/>
           <w:sz w:val="20"/>
         </w:rPr>
-        <w:t xml:space="preserve">    info_text.delete("1.0", tk.END)</w:t>
+        <w:t xml:space="preserve">                f"{b['title']}  |  {b['author']}  |  {b['genre']}  |  {b['year']} г.  |  {b['price']:.0f} руб.")</w:t>
       </w:r>
     </w:p>
     <w:p>
@@ -6266,7 +6527,7 @@
           <w:rFonts w:ascii="Courier New" w:hAnsi="Courier New"/>
           <w:sz w:val="20"/>
         </w:rPr>
-        <w:t xml:space="preserve">    genre_counts = {}</w:t>
+        <w:t xml:space="preserve">    status_label.config(text=f"Найдено: {len(found)} книг(и)")</w:t>
       </w:r>
     </w:p>
     <w:p>
@@ -6288,7 +6549,7 @@
           <w:rFonts w:ascii="Courier New" w:hAnsi="Courier New"/>
           <w:sz w:val="20"/>
         </w:rPr>
-        <w:t xml:space="preserve">    for b in books:</w:t>
+        <w:t xml:space="preserve"> </w:t>
       </w:r>
     </w:p>
     <w:p>
@@ -6310,7 +6571,7 @@
           <w:rFonts w:ascii="Courier New" w:hAnsi="Courier New"/>
           <w:sz w:val="20"/>
         </w:rPr>
-        <w:t xml:space="preserve">        genre_counts[b["genre"]] = genre_counts.get(b["genre"], 0) + 1</w:t>
+        <w:t>def show_all():</w:t>
       </w:r>
     </w:p>
     <w:p>
@@ -6332,7 +6593,7 @@
           <w:rFonts w:ascii="Courier New" w:hAnsi="Courier New"/>
           <w:sz w:val="20"/>
         </w:rPr>
-        <w:t xml:space="preserve">    for g, cnt in sorted(genre_counts.items()):</w:t>
+        <w:t xml:space="preserve">    result_list.delete(0, tk.END)</w:t>
       </w:r>
     </w:p>
     <w:p>
@@ -6354,7 +6615,7 @@
           <w:rFonts w:ascii="Courier New" w:hAnsi="Courier New"/>
           <w:sz w:val="20"/>
         </w:rPr>
-        <w:t xml:space="preserve">        info_text.insert(tk.END, f"• {g}: {cnt} кн.\n")</w:t>
+        <w:t xml:space="preserve">    for b in books:</w:t>
       </w:r>
     </w:p>
     <w:p>
@@ -6376,7 +6637,7 @@
           <w:rFonts w:ascii="Courier New" w:hAnsi="Courier New"/>
           <w:sz w:val="20"/>
         </w:rPr>
-        <w:t xml:space="preserve">    info_text.config(state="disabled")</w:t>
+        <w:t xml:space="preserve">        result_list.insert(tk.END,</w:t>
       </w:r>
     </w:p>
     <w:p>
@@ -6398,7 +6659,7 @@
           <w:rFonts w:ascii="Courier New" w:hAnsi="Courier New"/>
           <w:sz w:val="20"/>
         </w:rPr>
-        <w:t xml:space="preserve"> </w:t>
+        <w:t xml:space="preserve">            f"{b['title']}  |  {b['author']}  |  {b['genre']}  |  {b['year']} г.  |  {b['price']:.0f} руб.")</w:t>
       </w:r>
     </w:p>
     <w:p>
@@ -6420,7 +6681,7 @@
           <w:rFonts w:ascii="Courier New" w:hAnsi="Courier New"/>
           <w:sz w:val="20"/>
         </w:rPr>
-        <w:t xml:space="preserve"> </w:t>
+        <w:t xml:space="preserve">    status_label.config(text=f"Всего книг в каталоге: {len(books)}")</w:t>
       </w:r>
     </w:p>
     <w:p>
@@ -6442,7 +6703,7 @@
           <w:rFonts w:ascii="Courier New" w:hAnsi="Courier New"/>
           <w:sz w:val="20"/>
         </w:rPr>
-        <w:t># ====================================================================</w:t>
+        <w:t xml:space="preserve"> </w:t>
       </w:r>
     </w:p>
     <w:p>
@@ -6464,7 +6725,7 @@
           <w:rFonts w:ascii="Courier New" w:hAnsi="Courier New"/>
           <w:sz w:val="20"/>
         </w:rPr>
-        <w:t># ПОСТРОЕНИЕ ИНТЕРФЕЙСА</w:t>
+        <w:t>def clear_search():</w:t>
       </w:r>
     </w:p>
     <w:p>
@@ -6486,7 +6747,7 @@
           <w:rFonts w:ascii="Courier New" w:hAnsi="Courier New"/>
           <w:sz w:val="20"/>
         </w:rPr>
-        <w:t># ====================================================================</w:t>
+        <w:t xml:space="preserve">    search_entry.delete(0, tk.END)</w:t>
       </w:r>
     </w:p>
     <w:p>
@@ -6508,7 +6769,7 @@
           <w:rFonts w:ascii="Courier New" w:hAnsi="Courier New"/>
           <w:sz w:val="20"/>
         </w:rPr>
-        <w:t xml:space="preserve"> </w:t>
+        <w:t xml:space="preserve">    result_list.delete(0, tk.END)</w:t>
       </w:r>
     </w:p>
     <w:p>
@@ -6530,7 +6791,7 @@
           <w:rFonts w:ascii="Courier New" w:hAnsi="Courier New"/>
           <w:sz w:val="20"/>
         </w:rPr>
-        <w:t>root = tk.Tk()</w:t>
+        <w:t xml:space="preserve">    status_label.config(text=f"Всего книг в каталоге: {len(books)}")</w:t>
       </w:r>
     </w:p>
     <w:p>
@@ -6552,7 +6813,7 @@
           <w:rFonts w:ascii="Courier New" w:hAnsi="Courier New"/>
           <w:sz w:val="20"/>
         </w:rPr>
-        <w:t>root.title("Книжный магазин — Каталог")</w:t>
+        <w:t xml:space="preserve"> </w:t>
       </w:r>
     </w:p>
     <w:p>
@@ -6574,7 +6835,7 @@
           <w:rFonts w:ascii="Courier New" w:hAnsi="Courier New"/>
           <w:sz w:val="20"/>
         </w:rPr>
-        <w:t>root.geometry("1000x580")</w:t>
+        <w:t>def add_book():</w:t>
       </w:r>
     </w:p>
     <w:p>
@@ -6596,7 +6857,7 @@
           <w:rFonts w:ascii="Courier New" w:hAnsi="Courier New"/>
           <w:sz w:val="20"/>
         </w:rPr>
-        <w:t>root.resizable(False, False)</w:t>
+        <w:t xml:space="preserve">    title, author, genre = title_entry.get().strip(), author_entry.get().strip(), genre_var.get().strip()</w:t>
       </w:r>
     </w:p>
     <w:p>
@@ -6618,7 +6879,7 @@
           <w:rFonts w:ascii="Courier New" w:hAnsi="Courier New"/>
           <w:sz w:val="20"/>
         </w:rPr>
-        <w:t xml:space="preserve"> </w:t>
+        <w:t xml:space="preserve">    year_s, price_s = year_entry.get().strip(), price_entry.get().strip()</w:t>
       </w:r>
     </w:p>
     <w:p>
@@ -6640,7 +6901,7 @@
           <w:rFonts w:ascii="Courier New" w:hAnsi="Courier New"/>
           <w:sz w:val="20"/>
         </w:rPr>
-        <w:t>BG       = "#f0f4f8"</w:t>
+        <w:t xml:space="preserve">    if not title or not author or not genre:</w:t>
       </w:r>
     </w:p>
     <w:p>
@@ -6662,7 +6923,7 @@
           <w:rFonts w:ascii="Courier New" w:hAnsi="Courier New"/>
           <w:sz w:val="20"/>
         </w:rPr>
-        <w:t>ACCENT   = "#4a90d9"</w:t>
+        <w:t xml:space="preserve">        messagebox.showerror("Ошибка", "Заполните все обязательные поля."); return</w:t>
       </w:r>
     </w:p>
     <w:p>
@@ -6684,7 +6945,7 @@
           <w:rFonts w:ascii="Courier New" w:hAnsi="Courier New"/>
           <w:sz w:val="20"/>
         </w:rPr>
-        <w:t>BTN_FG   = "white"</w:t>
+        <w:t xml:space="preserve">    try:</w:t>
       </w:r>
     </w:p>
     <w:p>
@@ -6706,7 +6967,7 @@
           <w:rFonts w:ascii="Courier New" w:hAnsi="Courier New"/>
           <w:sz w:val="20"/>
         </w:rPr>
-        <w:t>FONT_MAIN  = ("Arial", 11)</w:t>
+        <w:t xml:space="preserve">        year = int(year_s)</w:t>
       </w:r>
     </w:p>
     <w:p>
@@ -6728,7 +6989,7 @@
           <w:rFonts w:ascii="Courier New" w:hAnsi="Courier New"/>
           <w:sz w:val="20"/>
         </w:rPr>
-        <w:t>FONT_BOLD  = ("Arial", 12, "bold")</w:t>
+        <w:t xml:space="preserve">        if year &lt; 1000 or year &gt; 2100: raise ValueError</w:t>
       </w:r>
     </w:p>
     <w:p>
@@ -6750,7 +7011,7 @@
           <w:rFonts w:ascii="Courier New" w:hAnsi="Courier New"/>
           <w:sz w:val="20"/>
         </w:rPr>
-        <w:t>FONT_TITLE = ("Arial", 14, "bold")</w:t>
+        <w:t xml:space="preserve">    except ValueError:</w:t>
       </w:r>
     </w:p>
     <w:p>
@@ -6772,7 +7033,7 @@
           <w:rFonts w:ascii="Courier New" w:hAnsi="Courier New"/>
           <w:sz w:val="20"/>
         </w:rPr>
-        <w:t xml:space="preserve"> </w:t>
+        <w:t xml:space="preserve">        messagebox.showerror("Ошибка", "Год: целое число 1000–2100."); return</w:t>
       </w:r>
     </w:p>
     <w:p>
@@ -6794,7 +7055,7 @@
           <w:rFonts w:ascii="Courier New" w:hAnsi="Courier New"/>
           <w:sz w:val="20"/>
         </w:rPr>
-        <w:t>root.configure(bg=BG)</w:t>
+        <w:t xml:space="preserve">    try:</w:t>
       </w:r>
     </w:p>
     <w:p>
@@ -6816,7 +7077,7 @@
           <w:rFonts w:ascii="Courier New" w:hAnsi="Courier New"/>
           <w:sz w:val="20"/>
         </w:rPr>
-        <w:t>root.columnconfigure(0, weight=3)</w:t>
+        <w:t xml:space="preserve">        price = float(price_s)</w:t>
       </w:r>
     </w:p>
     <w:p>
@@ -6838,7 +7099,7 @@
           <w:rFonts w:ascii="Courier New" w:hAnsi="Courier New"/>
           <w:sz w:val="20"/>
         </w:rPr>
-        <w:t>root.columnconfigure(1, weight=1)</w:t>
+        <w:t xml:space="preserve">        if price &lt;= 0: raise ValueError</w:t>
       </w:r>
     </w:p>
     <w:p>
@@ -6860,7 +7121,7 @@
           <w:rFonts w:ascii="Courier New" w:hAnsi="Courier New"/>
           <w:sz w:val="20"/>
         </w:rPr>
-        <w:t>root.rowconfigure(0, weight=1)</w:t>
+        <w:t xml:space="preserve">    except ValueError:</w:t>
       </w:r>
     </w:p>
     <w:p>
@@ -6882,7 +7143,7 @@
           <w:rFonts w:ascii="Courier New" w:hAnsi="Courier New"/>
           <w:sz w:val="20"/>
         </w:rPr>
-        <w:t xml:space="preserve"> </w:t>
+        <w:t xml:space="preserve">        messagebox.showerror("Ошибка", "Цена — положительное число."); return</w:t>
       </w:r>
     </w:p>
     <w:p>
@@ -6904,7 +7165,7 @@
           <w:rFonts w:ascii="Courier New" w:hAnsi="Courier New"/>
           <w:sz w:val="20"/>
         </w:rPr>
-        <w:t># ── ЛЕВАЯ ПАНЕЛЬ (поиск и результаты) ──────────────────────────────</w:t>
+        <w:t xml:space="preserve">    books.append({"title": title, "author": author, "genre": genre, "year": year, "price": price})</w:t>
       </w:r>
     </w:p>
     <w:p>
@@ -6926,7 +7187,7 @@
           <w:rFonts w:ascii="Courier New" w:hAnsi="Courier New"/>
           <w:sz w:val="20"/>
         </w:rPr>
-        <w:t>left = tk.Frame(root, bg=BG)</w:t>
+        <w:t xml:space="preserve">    messagebox.showinfo("Успешно", f"Книга «{title}» добавлена в каталог.")</w:t>
       </w:r>
     </w:p>
     <w:p>
@@ -6948,7 +7209,7 @@
           <w:rFonts w:ascii="Courier New" w:hAnsi="Courier New"/>
           <w:sz w:val="20"/>
         </w:rPr>
-        <w:t>left.grid(row=0, column=0, sticky="nsew", padx=15, pady=15)</w:t>
+        <w:t xml:space="preserve">    for w in (title_entry, author_entry, year_entry, price_entry): w.delete(0, tk.END)</w:t>
       </w:r>
     </w:p>
     <w:p>
@@ -6970,7 +7231,7 @@
           <w:rFonts w:ascii="Courier New" w:hAnsi="Courier New"/>
           <w:sz w:val="20"/>
         </w:rPr>
-        <w:t xml:space="preserve"> </w:t>
+        <w:t xml:space="preserve">    genre_combo["values"] = sorted(set(b["genre"] for b in books))</w:t>
       </w:r>
     </w:p>
     <w:p>
@@ -6992,7 +7253,7 @@
           <w:rFonts w:ascii="Courier New" w:hAnsi="Courier New"/>
           <w:sz w:val="20"/>
         </w:rPr>
-        <w:t>tk.Label(left, text="Книжный магазин — Каталог книг",</w:t>
+        <w:t xml:space="preserve">    refresh_info()</w:t>
       </w:r>
     </w:p>
     <w:p>
@@ -7014,7 +7275,7 @@
           <w:rFonts w:ascii="Courier New" w:hAnsi="Courier New"/>
           <w:sz w:val="20"/>
         </w:rPr>
-        <w:t xml:space="preserve">         font=FONT_TITLE, bg=BG, fg=ACCENT).pack(pady=(0, 8))</w:t>
+        <w:t xml:space="preserve">    status_label.config(text=f"Всего книг в каталоге: {len(books)}")</w:t>
       </w:r>
     </w:p>
     <w:p>
@@ -7058,7 +7319,7 @@
           <w:rFonts w:ascii="Courier New" w:hAnsi="Courier New"/>
           <w:sz w:val="20"/>
         </w:rPr>
-        <w:t># Строка поиска</w:t>
+        <w:t>def refresh_info():</w:t>
       </w:r>
     </w:p>
     <w:p>
@@ -7080,7 +7341,7 @@
           <w:rFonts w:ascii="Courier New" w:hAnsi="Courier New"/>
           <w:sz w:val="20"/>
         </w:rPr>
-        <w:t>sf = tk.Frame(left, bg=BG)</w:t>
+        <w:t xml:space="preserve">    info_text.config(state="normal"); info_text.delete("1.0", tk.END)</w:t>
       </w:r>
     </w:p>
     <w:p>
@@ -7102,7 +7363,7 @@
           <w:rFonts w:ascii="Courier New" w:hAnsi="Courier New"/>
           <w:sz w:val="20"/>
         </w:rPr>
-        <w:t>sf.pack(fill="x")</w:t>
+        <w:t xml:space="preserve">    genre_counts = {}</w:t>
       </w:r>
     </w:p>
     <w:p>
@@ -7124,7 +7385,7 @@
           <w:rFonts w:ascii="Courier New" w:hAnsi="Courier New"/>
           <w:sz w:val="20"/>
         </w:rPr>
-        <w:t>tk.Label(sf, text="Поиск:", font=FONT_BOLD, bg=BG).pack(side="left")</w:t>
+        <w:t xml:space="preserve">    for b in books: genre_counts[b["genre"]] = genre_counts.get(b["genre"], 0) + 1</w:t>
       </w:r>
     </w:p>
     <w:p>
@@ -7146,7 +7407,7 @@
           <w:rFonts w:ascii="Courier New" w:hAnsi="Courier New"/>
           <w:sz w:val="20"/>
         </w:rPr>
-        <w:t>search_entry = tk.Entry(sf, font=FONT_MAIN, width=30)</w:t>
+        <w:t xml:space="preserve">    for g, cnt in sorted(genre_counts.items()): info_text.insert(tk.END, f"• {g}: {cnt} кн.\n")</w:t>
       </w:r>
     </w:p>
     <w:p>
@@ -7168,7 +7429,7 @@
           <w:rFonts w:ascii="Courier New" w:hAnsi="Courier New"/>
           <w:sz w:val="20"/>
         </w:rPr>
-        <w:t>search_entry.pack(side="left", padx=6)</w:t>
+        <w:t xml:space="preserve">    info_text.config(state="disabled")</w:t>
       </w:r>
     </w:p>
     <w:p>
@@ -7190,7 +7451,7 @@
           <w:rFonts w:ascii="Courier New" w:hAnsi="Courier New"/>
           <w:sz w:val="20"/>
         </w:rPr>
-        <w:t># Нажатие Enter — тоже запускает поиск</w:t>
+        <w:t xml:space="preserve"> </w:t>
       </w:r>
     </w:p>
     <w:p>
@@ -7212,7 +7473,7 @@
           <w:rFonts w:ascii="Courier New" w:hAnsi="Courier New"/>
           <w:sz w:val="20"/>
         </w:rPr>
-        <w:t>search_entry.bind("&lt;Return&gt;", lambda e: search_books())</w:t>
+        <w:t>root = tk.Tk()</w:t>
       </w:r>
     </w:p>
     <w:p>
@@ -7234,7 +7495,7 @@
           <w:rFonts w:ascii="Courier New" w:hAnsi="Courier New"/>
           <w:sz w:val="20"/>
         </w:rPr>
-        <w:t>tk.Button(sf, text="Найти", command=search_books,</w:t>
+        <w:t>root.title("Книжный магазин — Каталог")</w:t>
       </w:r>
     </w:p>
     <w:p>
@@ -7256,7 +7517,7 @@
           <w:rFonts w:ascii="Courier New" w:hAnsi="Courier New"/>
           <w:sz w:val="20"/>
         </w:rPr>
-        <w:t xml:space="preserve">          bg=ACCENT, fg=BTN_FG, font=FONT_MAIN, relief="flat", padx=10).pack(side="left", padx=3)</w:t>
+        <w:t>root.geometry("1000x580")</w:t>
       </w:r>
     </w:p>
     <w:p>
@@ -7278,7 +7539,7 @@
           <w:rFonts w:ascii="Courier New" w:hAnsi="Courier New"/>
           <w:sz w:val="20"/>
         </w:rPr>
-        <w:t>tk.Button(sf, text="✖ Очистить", command=clear_search,</w:t>
+        <w:t>root.resizable(False, False)</w:t>
       </w:r>
     </w:p>
     <w:p>
@@ -7300,7 +7561,7 @@
           <w:rFonts w:ascii="Courier New" w:hAnsi="Courier New"/>
           <w:sz w:val="20"/>
         </w:rPr>
-        <w:t xml:space="preserve">          bg="#e57373", fg=BTN_FG, font=FONT_MAIN, relief="flat", padx=6).pack(side="left", padx=3)</w:t>
+        <w:t>BG, ACCENT, BTN_FG = "#f0f4f8", "#4a90d9", "white"</w:t>
       </w:r>
     </w:p>
     <w:p>
@@ -7322,7 +7583,7 @@
           <w:rFonts w:ascii="Courier New" w:hAnsi="Courier New"/>
           <w:sz w:val="20"/>
         </w:rPr>
-        <w:t xml:space="preserve"> </w:t>
+        <w:t>FONT_MAIN, FONT_BOLD, FONT_TITLE = ("Arial",11), ("Arial",12,"bold"), ("Arial",14,"bold")</w:t>
       </w:r>
     </w:p>
     <w:p>
@@ -7344,7 +7605,7 @@
           <w:rFonts w:ascii="Courier New" w:hAnsi="Courier New"/>
           <w:sz w:val="20"/>
         </w:rPr>
-        <w:t># Радиокнопки режима поиска</w:t>
+        <w:t>root.configure(bg=BG)</w:t>
       </w:r>
     </w:p>
     <w:p>
@@ -7366,7 +7627,7 @@
           <w:rFonts w:ascii="Courier New" w:hAnsi="Courier New"/>
           <w:sz w:val="20"/>
         </w:rPr>
-        <w:t>mf = tk.Frame(left, bg=BG)</w:t>
+        <w:t>root.columnconfigure(0, weight=3); root.columnconfigure(1, weight=1); root.rowconfigure(0, weight=1)</w:t>
       </w:r>
     </w:p>
     <w:p>
@@ -7388,7 +7649,7 @@
           <w:rFonts w:ascii="Courier New" w:hAnsi="Courier New"/>
           <w:sz w:val="20"/>
         </w:rPr>
-        <w:t>mf.pack(fill="x", pady=5)</w:t>
+        <w:t xml:space="preserve"> </w:t>
       </w:r>
     </w:p>
     <w:p>
@@ -7410,7 +7671,7 @@
           <w:rFonts w:ascii="Courier New" w:hAnsi="Courier New"/>
           <w:sz w:val="20"/>
         </w:rPr>
-        <w:t>search_mode = tk.StringVar(value="title")</w:t>
+        <w:t>left = tk.Frame(root, bg=BG)</w:t>
       </w:r>
     </w:p>
     <w:p>
@@ -7432,7 +7693,7 @@
           <w:rFonts w:ascii="Courier New" w:hAnsi="Courier New"/>
           <w:sz w:val="20"/>
         </w:rPr>
-        <w:t>tk.Label(mf, text="Искать по:", font=FONT_MAIN, bg=BG).pack(side="left")</w:t>
+        <w:t>left.grid(row=0, column=0, sticky="nsew", padx=15, pady=15)</w:t>
       </w:r>
     </w:p>
     <w:p>
@@ -7454,7 +7715,7 @@
           <w:rFonts w:ascii="Courier New" w:hAnsi="Courier New"/>
           <w:sz w:val="20"/>
         </w:rPr>
-        <w:t>for val, lbl in [("title", "Названию"), ("author", "Автору"), ("genre", "Жанру")]:</w:t>
+        <w:t>tk.Label(left, text="Книжный магазин — Каталог книг", font=FONT_TITLE, bg=BG, fg=ACCENT).pack(pady=(0,8))</w:t>
       </w:r>
     </w:p>
     <w:p>
@@ -7476,7 +7737,7 @@
           <w:rFonts w:ascii="Courier New" w:hAnsi="Courier New"/>
           <w:sz w:val="20"/>
         </w:rPr>
-        <w:t xml:space="preserve">    tk.Radiobutton(mf, text=lbl, variable=search_mode, value=val,</w:t>
+        <w:t>sf = tk.Frame(left, bg=BG); sf.pack(fill="x")</w:t>
       </w:r>
     </w:p>
     <w:p>
@@ -7498,7 +7759,7 @@
           <w:rFonts w:ascii="Courier New" w:hAnsi="Courier New"/>
           <w:sz w:val="20"/>
         </w:rPr>
-        <w:t xml:space="preserve">                   bg=BG, font=FONT_MAIN).pack(side="left", padx=8)</w:t>
+        <w:t>tk.Label(sf, text="Поиск:", font=FONT_BOLD, bg=BG).pack(side="left")</w:t>
       </w:r>
     </w:p>
     <w:p>
@@ -7520,7 +7781,7 @@
           <w:rFonts w:ascii="Courier New" w:hAnsi="Courier New"/>
           <w:sz w:val="20"/>
         </w:rPr>
-        <w:t xml:space="preserve"> </w:t>
+        <w:t>search_entry = tk.Entry(sf, font=FONT_MAIN, width=30); search_entry.pack(side="left", padx=6)</w:t>
       </w:r>
     </w:p>
     <w:p>
@@ -7542,7 +7803,7 @@
           <w:rFonts w:ascii="Courier New" w:hAnsi="Courier New"/>
           <w:sz w:val="20"/>
         </w:rPr>
-        <w:t>tk.Button(left, text="Показать все книги", command=show_all,</w:t>
+        <w:t>search_entry.bind("&lt;Return&gt;", lambda e: search_books())</w:t>
       </w:r>
     </w:p>
     <w:p>
@@ -7564,7 +7825,7 @@
           <w:rFonts w:ascii="Courier New" w:hAnsi="Courier New"/>
           <w:sz w:val="20"/>
         </w:rPr>
-        <w:t xml:space="preserve">          bg="#66bb6a", fg=BTN_FG, font=FONT_MAIN, relief="flat", padx=8).pack(pady=(0, 6))</w:t>
+        <w:t>tk.Button(sf, text="Найти", command=search_books, bg=ACCENT, fg=BTN_FG, font=FONT_MAIN, relief="flat", padx=10).pack(side="left", padx=3)</w:t>
       </w:r>
     </w:p>
     <w:p>
@@ -7586,7 +7847,7 @@
           <w:rFonts w:ascii="Courier New" w:hAnsi="Courier New"/>
           <w:sz w:val="20"/>
         </w:rPr>
-        <w:t xml:space="preserve"> </w:t>
+        <w:t>tk.Button(sf, text="✖ Очистить", command=clear_search, bg="#e57373", fg=BTN_FG, font=FONT_MAIN, relief="flat", padx=6).pack(side="left", padx=3)</w:t>
       </w:r>
     </w:p>
     <w:p>
@@ -7608,7 +7869,7 @@
           <w:rFonts w:ascii="Courier New" w:hAnsi="Courier New"/>
           <w:sz w:val="20"/>
         </w:rPr>
-        <w:t># Список результатов со скроллом</w:t>
+        <w:t>mf = tk.Frame(left, bg=BG); mf.pack(fill="x", pady=5)</w:t>
       </w:r>
     </w:p>
     <w:p>
@@ -7630,7 +7891,7 @@
           <w:rFonts w:ascii="Courier New" w:hAnsi="Courier New"/>
           <w:sz w:val="20"/>
         </w:rPr>
-        <w:t>lf = tk.Frame(left, bg=BG)</w:t>
+        <w:t>search_mode = tk.StringVar(value="title")</w:t>
       </w:r>
     </w:p>
     <w:p>
@@ -7652,7 +7913,7 @@
           <w:rFonts w:ascii="Courier New" w:hAnsi="Courier New"/>
           <w:sz w:val="20"/>
         </w:rPr>
-        <w:t>lf.pack(fill="both", expand=True)</w:t>
+        <w:t>tk.Label(mf, text="Искать по:", font=FONT_MAIN, bg=BG).pack(side="left")</w:t>
       </w:r>
     </w:p>
     <w:p>
@@ -7674,7 +7935,7 @@
           <w:rFonts w:ascii="Courier New" w:hAnsi="Courier New"/>
           <w:sz w:val="20"/>
         </w:rPr>
-        <w:t>sb = tk.Scrollbar(lf)</w:t>
+        <w:t>for val, lbl in [("title","Названию"),("author","Автору"),("genre","Жанру")]:</w:t>
       </w:r>
     </w:p>
     <w:p>
@@ -7696,7 +7957,7 @@
           <w:rFonts w:ascii="Courier New" w:hAnsi="Courier New"/>
           <w:sz w:val="20"/>
         </w:rPr>
-        <w:t>sb.pack(side="right", fill="y")</w:t>
+        <w:t xml:space="preserve">    tk.Radiobutton(mf, text=lbl, variable=search_mode, value=val, bg=BG, font=FONT_MAIN).pack(side="left", padx=8)</w:t>
       </w:r>
     </w:p>
     <w:p>
@@ -7718,7 +7979,7 @@
           <w:rFonts w:ascii="Courier New" w:hAnsi="Courier New"/>
           <w:sz w:val="20"/>
         </w:rPr>
-        <w:t>result_list = tk.Listbox(lf, font=FONT_MAIN, yscrollcommand=sb.set,</w:t>
+        <w:t>tk.Button(left, text="Показать все книги", command=show_all, bg="#66bb6a", fg=BTN_FG, font=FONT_MAIN, relief="flat", padx=8).pack(pady=(0,6))</w:t>
       </w:r>
     </w:p>
     <w:p>
@@ -7740,7 +8001,7 @@
           <w:rFonts w:ascii="Courier New" w:hAnsi="Courier New"/>
           <w:sz w:val="20"/>
         </w:rPr>
-        <w:t xml:space="preserve">                          height=16, selectbackground=ACCENT, activestyle="none")</w:t>
+        <w:t>lf = tk.Frame(left, bg=BG); lf.pack(fill="both", expand=True)</w:t>
       </w:r>
     </w:p>
     <w:p>
@@ -7762,7 +8023,7 @@
           <w:rFonts w:ascii="Courier New" w:hAnsi="Courier New"/>
           <w:sz w:val="20"/>
         </w:rPr>
-        <w:t>result_list.pack(fill="both", expand=True)</w:t>
+        <w:t>sb = tk.Scrollbar(lf); sb.pack(side="right", fill="y")</w:t>
       </w:r>
     </w:p>
     <w:p>
@@ -7784,7 +8045,7 @@
           <w:rFonts w:ascii="Courier New" w:hAnsi="Courier New"/>
           <w:sz w:val="20"/>
         </w:rPr>
-        <w:t>sb.config(command=result_list.yview)</w:t>
+        <w:t>result_list = tk.Listbox(lf, font=FONT_MAIN, yscrollcommand=sb.set, height=16, selectbackground=ACCENT, activestyle="none")</w:t>
       </w:r>
     </w:p>
     <w:p>
@@ -7806,7 +8067,7 @@
           <w:rFonts w:ascii="Courier New" w:hAnsi="Courier New"/>
           <w:sz w:val="20"/>
         </w:rPr>
-        <w:t xml:space="preserve"> </w:t>
+        <w:t>result_list.pack(fill="both", expand=True); sb.config(command=result_list.yview)</w:t>
       </w:r>
     </w:p>
     <w:p>
@@ -7828,7 +8089,7 @@
           <w:rFonts w:ascii="Courier New" w:hAnsi="Courier New"/>
           <w:sz w:val="20"/>
         </w:rPr>
-        <w:t>status_label = tk.Label(left, text=f"Всего книг в каталоге: {len(books)}",</w:t>
+        <w:t>status_label = tk.Label(left, text=f"Всего книг в каталоге: {len(books)}", font=("Arial",10,"italic"), bg=BG, fg="#555")</w:t>
       </w:r>
     </w:p>
     <w:p>
@@ -7850,7 +8111,7 @@
           <w:rFonts w:ascii="Courier New" w:hAnsi="Courier New"/>
           <w:sz w:val="20"/>
         </w:rPr>
-        <w:t xml:space="preserve">                         font=("Arial", 10, "italic"), bg=BG, fg="#555")</w:t>
+        <w:t>status_label.pack(pady=(4,0))</w:t>
       </w:r>
     </w:p>
     <w:p>
@@ -7872,7 +8133,7 @@
           <w:rFonts w:ascii="Courier New" w:hAnsi="Courier New"/>
           <w:sz w:val="20"/>
         </w:rPr>
-        <w:t>status_label.pack(pady=(4, 0))</w:t>
+        <w:t xml:space="preserve"> </w:t>
       </w:r>
     </w:p>
     <w:p>
@@ -7894,7 +8155,7 @@
           <w:rFonts w:ascii="Courier New" w:hAnsi="Courier New"/>
           <w:sz w:val="20"/>
         </w:rPr>
-        <w:t xml:space="preserve"> </w:t>
+        <w:t>right = tk.Frame(root, bg=BG, relief="groove", bd=1)</w:t>
       </w:r>
     </w:p>
     <w:p>
@@ -7916,7 +8177,7 @@
           <w:rFonts w:ascii="Courier New" w:hAnsi="Courier New"/>
           <w:sz w:val="20"/>
         </w:rPr>
-        <w:t># ── ПРАВАЯ ПАНЕЛЬ (добавление книги + справка) ──────────────────────</w:t>
+        <w:t>right.grid(row=0, column=1, sticky="nsew", padx=(0,15), pady=15)</w:t>
       </w:r>
     </w:p>
     <w:p>
@@ -7938,7 +8199,7 @@
           <w:rFonts w:ascii="Courier New" w:hAnsi="Courier New"/>
           <w:sz w:val="20"/>
         </w:rPr>
-        <w:t>right = tk.Frame(root, bg=BG, relief="groove", bd=1)</w:t>
+        <w:t>tk.Label(right, text="Добавить книгу", font=FONT_BOLD, bg=BG, fg=ACCENT).pack(pady=(10,5))</w:t>
       </w:r>
     </w:p>
     <w:p>
@@ -7960,7 +8221,7 @@
           <w:rFonts w:ascii="Courier New" w:hAnsi="Courier New"/>
           <w:sz w:val="20"/>
         </w:rPr>
-        <w:t>right.grid(row=0, column=1, sticky="nsew", padx=(0, 15), pady=15)</w:t>
+        <w:t>for label_txt, var_name in [("Название *","title_entry"),("Автор *","author_entry"),("Год *","year_entry"),("Цена (руб.) *","price_entry")]:</w:t>
       </w:r>
     </w:p>
     <w:p>
@@ -7982,7 +8243,7 @@
           <w:rFonts w:ascii="Courier New" w:hAnsi="Courier New"/>
           <w:sz w:val="20"/>
         </w:rPr>
-        <w:t xml:space="preserve"> </w:t>
+        <w:t xml:space="preserve">    tk.Label(right, text=label_txt, font=FONT_MAIN, bg=BG, anchor="w").pack(fill="x", padx=12, pady=(3,0))</w:t>
       </w:r>
     </w:p>
     <w:p>
@@ -8004,7 +8265,7 @@
           <w:rFonts w:ascii="Courier New" w:hAnsi="Courier New"/>
           <w:sz w:val="20"/>
         </w:rPr>
-        <w:t>tk.Label(right, text="Добавить книгу", font=FONT_BOLD, bg=BG, fg=ACCENT).pack(pady=(10, 5))</w:t>
+        <w:t xml:space="preserve">    e = tk.Entry(right, font=FONT_MAIN); e.pack(fill="x", padx=12, pady=(0,3)); globals()[var_name] = e</w:t>
       </w:r>
     </w:p>
     <w:p>
@@ -8026,7 +8287,7 @@
           <w:rFonts w:ascii="Courier New" w:hAnsi="Courier New"/>
           <w:sz w:val="20"/>
         </w:rPr>
-        <w:t xml:space="preserve"> </w:t>
+        <w:t>tk.Label(right, text="Жанр *", font=FONT_MAIN, bg=BG, anchor="w").pack(fill="x", padx=12, pady=(3,0))</w:t>
       </w:r>
     </w:p>
     <w:p>
@@ -8048,7 +8309,7 @@
           <w:rFonts w:ascii="Courier New" w:hAnsi="Courier New"/>
           <w:sz w:val="20"/>
         </w:rPr>
-        <w:t># Поля формы добавления</w:t>
+        <w:t>genre_var = tk.StringVar(value=GENRES[0] if GENRES else "")</w:t>
       </w:r>
     </w:p>
     <w:p>
@@ -8070,7 +8331,7 @@
           <w:rFonts w:ascii="Courier New" w:hAnsi="Courier New"/>
           <w:sz w:val="20"/>
         </w:rPr>
-        <w:t>for label_txt, var_name in [("Название *", "title_entry"),</w:t>
+        <w:t>genre_combo = ttk.Combobox(right, textvariable=genre_var, values=GENRES, font=FONT_MAIN, state="normal")</w:t>
       </w:r>
     </w:p>
     <w:p>
@@ -8092,7 +8353,7 @@
           <w:rFonts w:ascii="Courier New" w:hAnsi="Courier New"/>
           <w:sz w:val="20"/>
         </w:rPr>
-        <w:t xml:space="preserve">                              ("Автор *",   "author_entry"),</w:t>
+        <w:t>genre_combo.pack(fill="x", padx=12, pady=(0,8))</w:t>
       </w:r>
     </w:p>
     <w:p>
@@ -8114,7 +8375,7 @@
           <w:rFonts w:ascii="Courier New" w:hAnsi="Courier New"/>
           <w:sz w:val="20"/>
         </w:rPr>
-        <w:t xml:space="preserve">                              ("Год *",     "year_entry"),</w:t>
+        <w:t>tk.Button(right, text="Добавить в каталог", command=add_book, bg=ACCENT, fg=BTN_FG, font=FONT_BOLD, relief="flat", pady=5).pack(fill="x", padx=12, pady=4)</w:t>
       </w:r>
     </w:p>
     <w:p>
@@ -8136,7 +8397,7 @@
           <w:rFonts w:ascii="Courier New" w:hAnsi="Courier New"/>
           <w:sz w:val="20"/>
         </w:rPr>
-        <w:t xml:space="preserve">                              ("Цена (руб.) *", "price_entry")]:</w:t>
+        <w:t>tk.Label(right, text="─"*28, bg=BG, fg="#ccc").pack(pady=4)</w:t>
       </w:r>
     </w:p>
     <w:p>
@@ -8158,7 +8419,7 @@
           <w:rFonts w:ascii="Courier New" w:hAnsi="Courier New"/>
           <w:sz w:val="20"/>
         </w:rPr>
-        <w:t xml:space="preserve">    tk.Label(right, text=label_txt, font=FONT_MAIN, bg=BG, anchor="w").pack(fill="x", padx=12, pady=(3, 0))</w:t>
+        <w:t>tk.Label(right, text="Жанры в каталоге:", font=FONT_BOLD, bg=BG).pack(padx=12, anchor="w")</w:t>
       </w:r>
     </w:p>
     <w:p>
@@ -8180,7 +8441,7 @@
           <w:rFonts w:ascii="Courier New" w:hAnsi="Courier New"/>
           <w:sz w:val="20"/>
         </w:rPr>
-        <w:t xml:space="preserve">    e = tk.Entry(right, font=FONT_MAIN)</w:t>
+        <w:t>info_text = tk.Text(right, font=("Arial",10), height=8, wrap="word", bg="#e8f0fe", relief="flat", state="normal")</w:t>
       </w:r>
     </w:p>
     <w:p>
@@ -8202,7 +8463,7 @@
           <w:rFonts w:ascii="Courier New" w:hAnsi="Courier New"/>
           <w:sz w:val="20"/>
         </w:rPr>
-        <w:t xml:space="preserve">    e.pack(fill="x", padx=12, pady=(0, 3))</w:t>
+        <w:t>info_text.pack(fill="x", padx=12, pady=5)</w:t>
       </w:r>
     </w:p>
     <w:p>
@@ -8224,7 +8485,7 @@
           <w:rFonts w:ascii="Courier New" w:hAnsi="Courier New"/>
           <w:sz w:val="20"/>
         </w:rPr>
-        <w:t xml:space="preserve">    globals()[var_name] = e</w:t>
+        <w:t>refresh_info()</w:t>
       </w:r>
     </w:p>
     <w:p>
@@ -8268,7 +8529,7 @@
           <w:rFonts w:ascii="Courier New" w:hAnsi="Courier New"/>
           <w:sz w:val="20"/>
         </w:rPr>
-        <w:t>tk.Label(right, text="Жанр *", font=FONT_MAIN, bg=BG, anchor="w").pack(fill="x", padx=12, pady=(3, 0))</w:t>
+        <w:t>show_all()</w:t>
       </w:r>
     </w:p>
     <w:p>
@@ -8290,491 +8551,7 @@
           <w:rFonts w:ascii="Courier New" w:hAnsi="Courier New"/>
           <w:sz w:val="20"/>
         </w:rPr>
-        <w:t>genre_var = tk.StringVar(value=GENRES[0] if GENRES else "")</w:t>
-      </w:r>
-    </w:p>
-    <w:p>
-      <w:pPr>
-        <w:spacing w:before="0" w:after="0" w:line="240" w:lineRule="auto"/>
-        <w:ind w:firstLine="0" w:left="0"/>
-        <w:jc w:val="left"/>
-        <w:pBdr>
-          <w:top w:val="single" w:sz="4" w:space="1" w:color="CCCCCC"/>
-          <w:left w:val="single" w:sz="4" w:space="1" w:color="CCCCCC"/>
-          <w:bottom w:val="single" w:sz="4" w:space="1" w:color="CCCCCC"/>
-          <w:right w:val="single" w:sz="4" w:space="1" w:color="CCCCCC"/>
-        </w:pBdr>
-        <w:shd w:val="clear" w:color="auto" w:fill="F5F5F5"/>
-      </w:pPr>
-      <w:r>
-        <w:rPr>
-          <w:rFonts w:ascii="Courier New" w:hAnsi="Courier New" w:cs="Courier New"/>
-          <w:rFonts w:ascii="Courier New" w:hAnsi="Courier New"/>
-          <w:sz w:val="20"/>
-        </w:rPr>
-        <w:t>genre_combo = ttk.Combobox(right, textvariable=genre_var, values=GENRES,</w:t>
-      </w:r>
-    </w:p>
-    <w:p>
-      <w:pPr>
-        <w:spacing w:before="0" w:after="0" w:line="240" w:lineRule="auto"/>
-        <w:ind w:firstLine="0" w:left="0"/>
-        <w:jc w:val="left"/>
-        <w:pBdr>
-          <w:top w:val="single" w:sz="4" w:space="1" w:color="CCCCCC"/>
-          <w:left w:val="single" w:sz="4" w:space="1" w:color="CCCCCC"/>
-          <w:bottom w:val="single" w:sz="4" w:space="1" w:color="CCCCCC"/>
-          <w:right w:val="single" w:sz="4" w:space="1" w:color="CCCCCC"/>
-        </w:pBdr>
-        <w:shd w:val="clear" w:color="auto" w:fill="F5F5F5"/>
-      </w:pPr>
-      <w:r>
-        <w:rPr>
-          <w:rFonts w:ascii="Courier New" w:hAnsi="Courier New" w:cs="Courier New"/>
-          <w:rFonts w:ascii="Courier New" w:hAnsi="Courier New"/>
-          <w:sz w:val="20"/>
-        </w:rPr>
-        <w:t xml:space="preserve">                            font=FONT_MAIN, state="normal")</w:t>
-      </w:r>
-    </w:p>
-    <w:p>
-      <w:pPr>
-        <w:spacing w:before="0" w:after="0" w:line="240" w:lineRule="auto"/>
-        <w:ind w:firstLine="0" w:left="0"/>
-        <w:jc w:val="left"/>
-        <w:pBdr>
-          <w:top w:val="single" w:sz="4" w:space="1" w:color="CCCCCC"/>
-          <w:left w:val="single" w:sz="4" w:space="1" w:color="CCCCCC"/>
-          <w:bottom w:val="single" w:sz="4" w:space="1" w:color="CCCCCC"/>
-          <w:right w:val="single" w:sz="4" w:space="1" w:color="CCCCCC"/>
-        </w:pBdr>
-        <w:shd w:val="clear" w:color="auto" w:fill="F5F5F5"/>
-      </w:pPr>
-      <w:r>
-        <w:rPr>
-          <w:rFonts w:ascii="Courier New" w:hAnsi="Courier New" w:cs="Courier New"/>
-          <w:rFonts w:ascii="Courier New" w:hAnsi="Courier New"/>
-          <w:sz w:val="20"/>
-        </w:rPr>
-        <w:t>genre_combo.pack(fill="x", padx=12, pady=(0, 8))</w:t>
-      </w:r>
-    </w:p>
-    <w:p>
-      <w:pPr>
-        <w:spacing w:before="0" w:after="0" w:line="240" w:lineRule="auto"/>
-        <w:ind w:firstLine="0" w:left="0"/>
-        <w:jc w:val="left"/>
-        <w:pBdr>
-          <w:top w:val="single" w:sz="4" w:space="1" w:color="CCCCCC"/>
-          <w:left w:val="single" w:sz="4" w:space="1" w:color="CCCCCC"/>
-          <w:bottom w:val="single" w:sz="4" w:space="1" w:color="CCCCCC"/>
-          <w:right w:val="single" w:sz="4" w:space="1" w:color="CCCCCC"/>
-        </w:pBdr>
-        <w:shd w:val="clear" w:color="auto" w:fill="F5F5F5"/>
-      </w:pPr>
-      <w:r>
-        <w:rPr>
-          <w:rFonts w:ascii="Courier New" w:hAnsi="Courier New" w:cs="Courier New"/>
-          <w:rFonts w:ascii="Courier New" w:hAnsi="Courier New"/>
-          <w:sz w:val="20"/>
-        </w:rPr>
-        <w:t xml:space="preserve"> </w:t>
-      </w:r>
-    </w:p>
-    <w:p>
-      <w:pPr>
-        <w:spacing w:before="0" w:after="0" w:line="240" w:lineRule="auto"/>
-        <w:ind w:firstLine="0" w:left="0"/>
-        <w:jc w:val="left"/>
-        <w:pBdr>
-          <w:top w:val="single" w:sz="4" w:space="1" w:color="CCCCCC"/>
-          <w:left w:val="single" w:sz="4" w:space="1" w:color="CCCCCC"/>
-          <w:bottom w:val="single" w:sz="4" w:space="1" w:color="CCCCCC"/>
-          <w:right w:val="single" w:sz="4" w:space="1" w:color="CCCCCC"/>
-        </w:pBdr>
-        <w:shd w:val="clear" w:color="auto" w:fill="F5F5F5"/>
-      </w:pPr>
-      <w:r>
-        <w:rPr>
-          <w:rFonts w:ascii="Courier New" w:hAnsi="Courier New" w:cs="Courier New"/>
-          <w:rFonts w:ascii="Courier New" w:hAnsi="Courier New"/>
-          <w:sz w:val="20"/>
-        </w:rPr>
-        <w:t>tk.Button(right, text="Добавить в каталог", command=add_book,</w:t>
-      </w:r>
-    </w:p>
-    <w:p>
-      <w:pPr>
-        <w:spacing w:before="0" w:after="0" w:line="240" w:lineRule="auto"/>
-        <w:ind w:firstLine="0" w:left="0"/>
-        <w:jc w:val="left"/>
-        <w:pBdr>
-          <w:top w:val="single" w:sz="4" w:space="1" w:color="CCCCCC"/>
-          <w:left w:val="single" w:sz="4" w:space="1" w:color="CCCCCC"/>
-          <w:bottom w:val="single" w:sz="4" w:space="1" w:color="CCCCCC"/>
-          <w:right w:val="single" w:sz="4" w:space="1" w:color="CCCCCC"/>
-        </w:pBdr>
-        <w:shd w:val="clear" w:color="auto" w:fill="F5F5F5"/>
-      </w:pPr>
-      <w:r>
-        <w:rPr>
-          <w:rFonts w:ascii="Courier New" w:hAnsi="Courier New" w:cs="Courier New"/>
-          <w:rFonts w:ascii="Courier New" w:hAnsi="Courier New"/>
-          <w:sz w:val="20"/>
-        </w:rPr>
-        <w:t xml:space="preserve">          bg=ACCENT, fg=BTN_FG, font=FONT_BOLD, relief="flat", pady=5).pack(fill="x", padx=12, pady=4)</w:t>
-      </w:r>
-    </w:p>
-    <w:p>
-      <w:pPr>
-        <w:spacing w:before="0" w:after="0" w:line="240" w:lineRule="auto"/>
-        <w:ind w:firstLine="0" w:left="0"/>
-        <w:jc w:val="left"/>
-        <w:pBdr>
-          <w:top w:val="single" w:sz="4" w:space="1" w:color="CCCCCC"/>
-          <w:left w:val="single" w:sz="4" w:space="1" w:color="CCCCCC"/>
-          <w:bottom w:val="single" w:sz="4" w:space="1" w:color="CCCCCC"/>
-          <w:right w:val="single" w:sz="4" w:space="1" w:color="CCCCCC"/>
-        </w:pBdr>
-        <w:shd w:val="clear" w:color="auto" w:fill="F5F5F5"/>
-      </w:pPr>
-      <w:r>
-        <w:rPr>
-          <w:rFonts w:ascii="Courier New" w:hAnsi="Courier New" w:cs="Courier New"/>
-          <w:rFonts w:ascii="Courier New" w:hAnsi="Courier New"/>
-          <w:sz w:val="20"/>
-        </w:rPr>
-        <w:t xml:space="preserve"> </w:t>
-      </w:r>
-    </w:p>
-    <w:p>
-      <w:pPr>
-        <w:spacing w:before="0" w:after="0" w:line="240" w:lineRule="auto"/>
-        <w:ind w:firstLine="0" w:left="0"/>
-        <w:jc w:val="left"/>
-        <w:pBdr>
-          <w:top w:val="single" w:sz="4" w:space="1" w:color="CCCCCC"/>
-          <w:left w:val="single" w:sz="4" w:space="1" w:color="CCCCCC"/>
-          <w:bottom w:val="single" w:sz="4" w:space="1" w:color="CCCCCC"/>
-          <w:right w:val="single" w:sz="4" w:space="1" w:color="CCCCCC"/>
-        </w:pBdr>
-        <w:shd w:val="clear" w:color="auto" w:fill="F5F5F5"/>
-      </w:pPr>
-      <w:r>
-        <w:rPr>
-          <w:rFonts w:ascii="Courier New" w:hAnsi="Courier New" w:cs="Courier New"/>
-          <w:rFonts w:ascii="Courier New" w:hAnsi="Courier New"/>
-          <w:sz w:val="20"/>
-        </w:rPr>
-        <w:t># Справочный блок — жанры</w:t>
-      </w:r>
-    </w:p>
-    <w:p>
-      <w:pPr>
-        <w:spacing w:before="0" w:after="0" w:line="240" w:lineRule="auto"/>
-        <w:ind w:firstLine="0" w:left="0"/>
-        <w:jc w:val="left"/>
-        <w:pBdr>
-          <w:top w:val="single" w:sz="4" w:space="1" w:color="CCCCCC"/>
-          <w:left w:val="single" w:sz="4" w:space="1" w:color="CCCCCC"/>
-          <w:bottom w:val="single" w:sz="4" w:space="1" w:color="CCCCCC"/>
-          <w:right w:val="single" w:sz="4" w:space="1" w:color="CCCCCC"/>
-        </w:pBdr>
-        <w:shd w:val="clear" w:color="auto" w:fill="F5F5F5"/>
-      </w:pPr>
-      <w:r>
-        <w:rPr>
-          <w:rFonts w:ascii="Courier New" w:hAnsi="Courier New" w:cs="Courier New"/>
-          <w:rFonts w:ascii="Courier New" w:hAnsi="Courier New"/>
-          <w:sz w:val="20"/>
-        </w:rPr>
-        <w:t>tk.Label(right, text="─" * 28, bg=BG, fg="#ccc").pack(pady=4)</w:t>
-      </w:r>
-    </w:p>
-    <w:p>
-      <w:pPr>
-        <w:spacing w:before="0" w:after="0" w:line="240" w:lineRule="auto"/>
-        <w:ind w:firstLine="0" w:left="0"/>
-        <w:jc w:val="left"/>
-        <w:pBdr>
-          <w:top w:val="single" w:sz="4" w:space="1" w:color="CCCCCC"/>
-          <w:left w:val="single" w:sz="4" w:space="1" w:color="CCCCCC"/>
-          <w:bottom w:val="single" w:sz="4" w:space="1" w:color="CCCCCC"/>
-          <w:right w:val="single" w:sz="4" w:space="1" w:color="CCCCCC"/>
-        </w:pBdr>
-        <w:shd w:val="clear" w:color="auto" w:fill="F5F5F5"/>
-      </w:pPr>
-      <w:r>
-        <w:rPr>
-          <w:rFonts w:ascii="Courier New" w:hAnsi="Courier New" w:cs="Courier New"/>
-          <w:rFonts w:ascii="Courier New" w:hAnsi="Courier New"/>
-          <w:sz w:val="20"/>
-        </w:rPr>
-        <w:t>tk.Label(right, text="Жанры в каталоге:", font=FONT_BOLD, bg=BG).pack(padx=12, anchor="w")</w:t>
-      </w:r>
-    </w:p>
-    <w:p>
-      <w:pPr>
-        <w:spacing w:before="0" w:after="0" w:line="240" w:lineRule="auto"/>
-        <w:ind w:firstLine="0" w:left="0"/>
-        <w:jc w:val="left"/>
-        <w:pBdr>
-          <w:top w:val="single" w:sz="4" w:space="1" w:color="CCCCCC"/>
-          <w:left w:val="single" w:sz="4" w:space="1" w:color="CCCCCC"/>
-          <w:bottom w:val="single" w:sz="4" w:space="1" w:color="CCCCCC"/>
-          <w:right w:val="single" w:sz="4" w:space="1" w:color="CCCCCC"/>
-        </w:pBdr>
-        <w:shd w:val="clear" w:color="auto" w:fill="F5F5F5"/>
-      </w:pPr>
-      <w:r>
-        <w:rPr>
-          <w:rFonts w:ascii="Courier New" w:hAnsi="Courier New" w:cs="Courier New"/>
-          <w:rFonts w:ascii="Courier New" w:hAnsi="Courier New"/>
-          <w:sz w:val="20"/>
-        </w:rPr>
-        <w:t>info_text = tk.Text(right, font=("Arial", 10), height=8,</w:t>
-      </w:r>
-    </w:p>
-    <w:p>
-      <w:pPr>
-        <w:spacing w:before="0" w:after="0" w:line="240" w:lineRule="auto"/>
-        <w:ind w:firstLine="0" w:left="0"/>
-        <w:jc w:val="left"/>
-        <w:pBdr>
-          <w:top w:val="single" w:sz="4" w:space="1" w:color="CCCCCC"/>
-          <w:left w:val="single" w:sz="4" w:space="1" w:color="CCCCCC"/>
-          <w:bottom w:val="single" w:sz="4" w:space="1" w:color="CCCCCC"/>
-          <w:right w:val="single" w:sz="4" w:space="1" w:color="CCCCCC"/>
-        </w:pBdr>
-        <w:shd w:val="clear" w:color="auto" w:fill="F5F5F5"/>
-      </w:pPr>
-      <w:r>
-        <w:rPr>
-          <w:rFonts w:ascii="Courier New" w:hAnsi="Courier New" w:cs="Courier New"/>
-          <w:rFonts w:ascii="Courier New" w:hAnsi="Courier New"/>
-          <w:sz w:val="20"/>
-        </w:rPr>
-        <w:t xml:space="preserve">                     wrap="word", bg="#e8f0fe", relief="flat", state="normal")</w:t>
-      </w:r>
-    </w:p>
-    <w:p>
-      <w:pPr>
-        <w:spacing w:before="0" w:after="0" w:line="240" w:lineRule="auto"/>
-        <w:ind w:firstLine="0" w:left="0"/>
-        <w:jc w:val="left"/>
-        <w:pBdr>
-          <w:top w:val="single" w:sz="4" w:space="1" w:color="CCCCCC"/>
-          <w:left w:val="single" w:sz="4" w:space="1" w:color="CCCCCC"/>
-          <w:bottom w:val="single" w:sz="4" w:space="1" w:color="CCCCCC"/>
-          <w:right w:val="single" w:sz="4" w:space="1" w:color="CCCCCC"/>
-        </w:pBdr>
-        <w:shd w:val="clear" w:color="auto" w:fill="F5F5F5"/>
-      </w:pPr>
-      <w:r>
-        <w:rPr>
-          <w:rFonts w:ascii="Courier New" w:hAnsi="Courier New" w:cs="Courier New"/>
-          <w:rFonts w:ascii="Courier New" w:hAnsi="Courier New"/>
-          <w:sz w:val="20"/>
-        </w:rPr>
-        <w:t>info_text.pack(fill="x", padx=12, pady=5)</w:t>
-      </w:r>
-    </w:p>
-    <w:p>
-      <w:pPr>
-        <w:spacing w:before="0" w:after="0" w:line="240" w:lineRule="auto"/>
-        <w:ind w:firstLine="0" w:left="0"/>
-        <w:jc w:val="left"/>
-        <w:pBdr>
-          <w:top w:val="single" w:sz="4" w:space="1" w:color="CCCCCC"/>
-          <w:left w:val="single" w:sz="4" w:space="1" w:color="CCCCCC"/>
-          <w:bottom w:val="single" w:sz="4" w:space="1" w:color="CCCCCC"/>
-          <w:right w:val="single" w:sz="4" w:space="1" w:color="CCCCCC"/>
-        </w:pBdr>
-        <w:shd w:val="clear" w:color="auto" w:fill="F5F5F5"/>
-      </w:pPr>
-      <w:r>
-        <w:rPr>
-          <w:rFonts w:ascii="Courier New" w:hAnsi="Courier New" w:cs="Courier New"/>
-          <w:rFonts w:ascii="Courier New" w:hAnsi="Courier New"/>
-          <w:sz w:val="20"/>
-        </w:rPr>
-        <w:t>refresh_info()</w:t>
-      </w:r>
-    </w:p>
-    <w:p>
-      <w:pPr>
-        <w:spacing w:before="0" w:after="0" w:line="240" w:lineRule="auto"/>
-        <w:ind w:firstLine="0" w:left="0"/>
-        <w:jc w:val="left"/>
-        <w:pBdr>
-          <w:top w:val="single" w:sz="4" w:space="1" w:color="CCCCCC"/>
-          <w:left w:val="single" w:sz="4" w:space="1" w:color="CCCCCC"/>
-          <w:bottom w:val="single" w:sz="4" w:space="1" w:color="CCCCCC"/>
-          <w:right w:val="single" w:sz="4" w:space="1" w:color="CCCCCC"/>
-        </w:pBdr>
-        <w:shd w:val="clear" w:color="auto" w:fill="F5F5F5"/>
-      </w:pPr>
-      <w:r>
-        <w:rPr>
-          <w:rFonts w:ascii="Courier New" w:hAnsi="Courier New" w:cs="Courier New"/>
-          <w:rFonts w:ascii="Courier New" w:hAnsi="Courier New"/>
-          <w:sz w:val="20"/>
-        </w:rPr>
-        <w:t xml:space="preserve"> </w:t>
-      </w:r>
-    </w:p>
-    <w:p>
-      <w:pPr>
-        <w:spacing w:before="0" w:after="0" w:line="240" w:lineRule="auto"/>
-        <w:ind w:firstLine="0" w:left="0"/>
-        <w:jc w:val="left"/>
-        <w:pBdr>
-          <w:top w:val="single" w:sz="4" w:space="1" w:color="CCCCCC"/>
-          <w:left w:val="single" w:sz="4" w:space="1" w:color="CCCCCC"/>
-          <w:bottom w:val="single" w:sz="4" w:space="1" w:color="CCCCCC"/>
-          <w:right w:val="single" w:sz="4" w:space="1" w:color="CCCCCC"/>
-        </w:pBdr>
-        <w:shd w:val="clear" w:color="auto" w:fill="F5F5F5"/>
-      </w:pPr>
-      <w:r>
-        <w:rPr>
-          <w:rFonts w:ascii="Courier New" w:hAnsi="Courier New" w:cs="Courier New"/>
-          <w:rFonts w:ascii="Courier New" w:hAnsi="Courier New"/>
-          <w:sz w:val="20"/>
-        </w:rPr>
-        <w:t xml:space="preserve"> </w:t>
-      </w:r>
-    </w:p>
-    <w:p>
-      <w:pPr>
-        <w:spacing w:before="0" w:after="0" w:line="240" w:lineRule="auto"/>
-        <w:ind w:firstLine="0" w:left="0"/>
-        <w:jc w:val="left"/>
-        <w:pBdr>
-          <w:top w:val="single" w:sz="4" w:space="1" w:color="CCCCCC"/>
-          <w:left w:val="single" w:sz="4" w:space="1" w:color="CCCCCC"/>
-          <w:bottom w:val="single" w:sz="4" w:space="1" w:color="CCCCCC"/>
-          <w:right w:val="single" w:sz="4" w:space="1" w:color="CCCCCC"/>
-        </w:pBdr>
-        <w:shd w:val="clear" w:color="auto" w:fill="F5F5F5"/>
-      </w:pPr>
-      <w:r>
-        <w:rPr>
-          <w:rFonts w:ascii="Courier New" w:hAnsi="Courier New" w:cs="Courier New"/>
-          <w:rFonts w:ascii="Courier New" w:hAnsi="Courier New"/>
-          <w:sz w:val="20"/>
-        </w:rPr>
-        <w:t># ====================================================================</w:t>
-      </w:r>
-    </w:p>
-    <w:p>
-      <w:pPr>
-        <w:spacing w:before="0" w:after="0" w:line="240" w:lineRule="auto"/>
-        <w:ind w:firstLine="0" w:left="0"/>
-        <w:jc w:val="left"/>
-        <w:pBdr>
-          <w:top w:val="single" w:sz="4" w:space="1" w:color="CCCCCC"/>
-          <w:left w:val="single" w:sz="4" w:space="1" w:color="CCCCCC"/>
-          <w:bottom w:val="single" w:sz="4" w:space="1" w:color="CCCCCC"/>
-          <w:right w:val="single" w:sz="4" w:space="1" w:color="CCCCCC"/>
-        </w:pBdr>
-        <w:shd w:val="clear" w:color="auto" w:fill="F5F5F5"/>
-      </w:pPr>
-      <w:r>
-        <w:rPr>
-          <w:rFonts w:ascii="Courier New" w:hAnsi="Courier New" w:cs="Courier New"/>
-          <w:rFonts w:ascii="Courier New" w:hAnsi="Courier New"/>
-          <w:sz w:val="20"/>
-        </w:rPr>
-        <w:t># ЗАПУСК ПРИЛОЖЕНИЯ</w:t>
-      </w:r>
-    </w:p>
-    <w:p>
-      <w:pPr>
-        <w:spacing w:before="0" w:after="0" w:line="240" w:lineRule="auto"/>
-        <w:ind w:firstLine="0" w:left="0"/>
-        <w:jc w:val="left"/>
-        <w:pBdr>
-          <w:top w:val="single" w:sz="4" w:space="1" w:color="CCCCCC"/>
-          <w:left w:val="single" w:sz="4" w:space="1" w:color="CCCCCC"/>
-          <w:bottom w:val="single" w:sz="4" w:space="1" w:color="CCCCCC"/>
-          <w:right w:val="single" w:sz="4" w:space="1" w:color="CCCCCC"/>
-        </w:pBdr>
-        <w:shd w:val="clear" w:color="auto" w:fill="F5F5F5"/>
-      </w:pPr>
-      <w:r>
-        <w:rPr>
-          <w:rFonts w:ascii="Courier New" w:hAnsi="Courier New" w:cs="Courier New"/>
-          <w:rFonts w:ascii="Courier New" w:hAnsi="Courier New"/>
-          <w:sz w:val="20"/>
-        </w:rPr>
-        <w:t># ====================================================================</w:t>
-      </w:r>
-    </w:p>
-    <w:p>
-      <w:pPr>
-        <w:spacing w:before="0" w:after="0" w:line="240" w:lineRule="auto"/>
-        <w:ind w:firstLine="0" w:left="0"/>
-        <w:jc w:val="left"/>
-        <w:pBdr>
-          <w:top w:val="single" w:sz="4" w:space="1" w:color="CCCCCC"/>
-          <w:left w:val="single" w:sz="4" w:space="1" w:color="CCCCCC"/>
-          <w:bottom w:val="single" w:sz="4" w:space="1" w:color="CCCCCC"/>
-          <w:right w:val="single" w:sz="4" w:space="1" w:color="CCCCCC"/>
-        </w:pBdr>
-        <w:shd w:val="clear" w:color="auto" w:fill="F5F5F5"/>
-      </w:pPr>
-      <w:r>
-        <w:rPr>
-          <w:rFonts w:ascii="Courier New" w:hAnsi="Courier New" w:cs="Courier New"/>
-          <w:rFonts w:ascii="Courier New" w:hAnsi="Courier New"/>
-          <w:sz w:val="20"/>
-        </w:rPr>
-        <w:t>show_all()</w:t>
-      </w:r>
-    </w:p>
-    <w:p>
-      <w:pPr>
-        <w:spacing w:before="0" w:after="0" w:line="240" w:lineRule="auto"/>
-        <w:ind w:firstLine="0" w:left="0"/>
-        <w:jc w:val="left"/>
-        <w:pBdr>
-          <w:top w:val="single" w:sz="4" w:space="1" w:color="CCCCCC"/>
-          <w:left w:val="single" w:sz="4" w:space="1" w:color="CCCCCC"/>
-          <w:bottom w:val="single" w:sz="4" w:space="1" w:color="CCCCCC"/>
-          <w:right w:val="single" w:sz="4" w:space="1" w:color="CCCCCC"/>
-        </w:pBdr>
-        <w:shd w:val="clear" w:color="auto" w:fill="F5F5F5"/>
-      </w:pPr>
-      <w:r>
-        <w:rPr>
-          <w:rFonts w:ascii="Courier New" w:hAnsi="Courier New" w:cs="Courier New"/>
-          <w:rFonts w:ascii="Courier New" w:hAnsi="Courier New"/>
-          <w:sz w:val="20"/>
-        </w:rPr>
         <w:t>root.mainloop()</w:t>
-      </w:r>
-    </w:p>
-    <w:p>
-      <w:pPr>
-        <w:spacing w:before="0" w:after="0" w:line="240" w:lineRule="auto"/>
-        <w:ind w:firstLine="0" w:left="0"/>
-        <w:jc w:val="left"/>
-        <w:pBdr>
-          <w:top w:val="single" w:sz="4" w:space="1" w:color="CCCCCC"/>
-          <w:left w:val="single" w:sz="4" w:space="1" w:color="CCCCCC"/>
-          <w:bottom w:val="single" w:sz="4" w:space="1" w:color="CCCCCC"/>
-          <w:right w:val="single" w:sz="4" w:space="1" w:color="CCCCCC"/>
-        </w:pBdr>
-        <w:shd w:val="clear" w:color="auto" w:fill="F5F5F5"/>
-      </w:pPr>
-      <w:r>
-        <w:rPr>
-          <w:rFonts w:ascii="Courier New" w:hAnsi="Courier New" w:cs="Courier New"/>
-          <w:rFonts w:ascii="Courier New" w:hAnsi="Courier New"/>
-          <w:sz w:val="20"/>
-        </w:rPr>
-        <w:t xml:space="preserve"> </w:t>
       </w:r>
     </w:p>
     <w:sectPr>
